--- a/front page.docx
+++ b/front page.docx
@@ -117,7 +117,7 @@
         <w:keepLines w:val="0"/>
         <w:widowControl/>
         <w:suppressLineNumbers w:val="0"/>
-        <w:jc w:val="both"/>
+        <w:jc w:val="center"/>
         <w:rPr>
           <w:rFonts w:hint="default" w:ascii="Times New Roman" w:hAnsi="Times New Roman" w:cs="Times New Roman"/>
           <w:b/>
@@ -149,17 +149,9 @@
           <w:sz w:val="24"/>
         </w:rPr>
         <w:drawing>
-          <wp:anchor distT="0" distB="0" distL="114300" distR="114300" simplePos="0" relativeHeight="251659264" behindDoc="0" locked="0" layoutInCell="1" allowOverlap="1">
-            <wp:simplePos x="0" y="0"/>
-            <wp:positionH relativeFrom="column">
-              <wp:posOffset>1936115</wp:posOffset>
-            </wp:positionH>
-            <wp:positionV relativeFrom="paragraph">
-              <wp:posOffset>40005</wp:posOffset>
-            </wp:positionV>
+          <wp:inline distT="0" distB="0" distL="114300" distR="114300">
             <wp:extent cx="1401445" cy="1490345"/>
             <wp:effectExtent l="0" t="0" r="8255" b="14605"/>
-            <wp:wrapNone/>
             <wp:docPr id="7" name="Picture 2" descr="IMG_256"/>
             <wp:cNvGraphicFramePr>
               <a:graphicFrameLocks xmlns:a="http://schemas.openxmlformats.org/drawingml/2006/main" noChangeAspect="1"/>
@@ -195,7 +187,7 @@
                 </pic:pic>
               </a:graphicData>
             </a:graphic>
-          </wp:anchor>
+          </wp:inline>
         </w:drawing>
       </w:r>
     </w:p>
@@ -206,125 +198,6 @@
         <w:widowControl/>
         <w:suppressLineNumbers w:val="0"/>
         <w:jc w:val="center"/>
-        <w:rPr>
-          <w:rFonts w:hint="default" w:ascii="Times New Roman" w:hAnsi="Times New Roman" w:cs="Times New Roman"/>
-          <w:b/>
-          <w:bCs/>
-          <w:sz w:val="28"/>
-          <w:szCs w:val="28"/>
-          <w:lang w:val="en-US"/>
-        </w:rPr>
-      </w:pPr>
-    </w:p>
-    <w:p>
-      <w:pPr>
-        <w:keepNext w:val="0"/>
-        <w:keepLines w:val="0"/>
-        <w:widowControl/>
-        <w:suppressLineNumbers w:val="0"/>
-        <w:jc w:val="center"/>
-        <w:rPr>
-          <w:rFonts w:hint="default" w:ascii="Times New Roman" w:hAnsi="Times New Roman" w:cs="Times New Roman"/>
-          <w:b/>
-          <w:bCs/>
-          <w:sz w:val="28"/>
-          <w:szCs w:val="28"/>
-          <w:lang w:val="en-US"/>
-        </w:rPr>
-      </w:pPr>
-    </w:p>
-    <w:p>
-      <w:pPr>
-        <w:keepNext w:val="0"/>
-        <w:keepLines w:val="0"/>
-        <w:widowControl/>
-        <w:suppressLineNumbers w:val="0"/>
-        <w:jc w:val="center"/>
-        <w:rPr>
-          <w:rFonts w:hint="default" w:ascii="Times New Roman" w:hAnsi="Times New Roman" w:cs="Times New Roman"/>
-          <w:b/>
-          <w:bCs/>
-          <w:sz w:val="28"/>
-          <w:szCs w:val="28"/>
-          <w:lang w:val="en-US"/>
-        </w:rPr>
-      </w:pPr>
-    </w:p>
-    <w:p>
-      <w:pPr>
-        <w:keepNext w:val="0"/>
-        <w:keepLines w:val="0"/>
-        <w:widowControl/>
-        <w:suppressLineNumbers w:val="0"/>
-        <w:jc w:val="center"/>
-        <w:rPr>
-          <w:rFonts w:hint="default" w:ascii="Times New Roman" w:hAnsi="Times New Roman" w:cs="Times New Roman"/>
-          <w:b/>
-          <w:bCs/>
-          <w:sz w:val="28"/>
-          <w:szCs w:val="28"/>
-          <w:lang w:val="en-US"/>
-        </w:rPr>
-      </w:pPr>
-    </w:p>
-    <w:p>
-      <w:pPr>
-        <w:keepNext w:val="0"/>
-        <w:keepLines w:val="0"/>
-        <w:widowControl/>
-        <w:suppressLineNumbers w:val="0"/>
-        <w:jc w:val="both"/>
-        <w:rPr>
-          <w:rFonts w:hint="default" w:ascii="Times New Roman" w:hAnsi="Times New Roman" w:cs="Times New Roman"/>
-          <w:b/>
-          <w:bCs/>
-          <w:sz w:val="28"/>
-          <w:szCs w:val="28"/>
-          <w:lang w:val="en-US"/>
-        </w:rPr>
-      </w:pPr>
-    </w:p>
-    <w:p>
-      <w:pPr>
-        <w:keepNext w:val="0"/>
-        <w:keepLines w:val="0"/>
-        <w:widowControl/>
-        <w:suppressLineNumbers w:val="0"/>
-        <w:jc w:val="both"/>
-        <w:rPr>
-          <w:rFonts w:hint="default" w:ascii="Times New Roman" w:hAnsi="Times New Roman" w:cs="Times New Roman"/>
-          <w:b/>
-          <w:bCs/>
-          <w:sz w:val="28"/>
-          <w:szCs w:val="28"/>
-          <w:lang w:val="en-US"/>
-        </w:rPr>
-      </w:pPr>
-    </w:p>
-    <w:p>
-      <w:pPr>
-        <w:keepNext w:val="0"/>
-        <w:keepLines w:val="0"/>
-        <w:widowControl/>
-        <w:suppressLineNumbers w:val="0"/>
-        <w:jc w:val="both"/>
-        <w:rPr>
-          <w:rFonts w:hint="default" w:ascii="Times New Roman" w:hAnsi="Times New Roman" w:cs="Times New Roman"/>
-          <w:b/>
-          <w:bCs/>
-          <w:sz w:val="28"/>
-          <w:szCs w:val="28"/>
-          <w:lang w:val="en-US"/>
-        </w:rPr>
-      </w:pPr>
-    </w:p>
-    <w:p>
-      <w:pPr>
-        <w:keepNext w:val="0"/>
-        <w:keepLines w:val="0"/>
-        <w:widowControl/>
-        <w:suppressLineNumbers w:val="0"/>
-        <w:jc w:val="both"/>
         <w:rPr>
           <w:rFonts w:hint="default" w:ascii="Times New Roman" w:hAnsi="Times New Roman" w:cs="Times New Roman"/>
           <w:b/>
@@ -394,33 +267,42 @@
           <w:u w:val="none"/>
           <w:lang w:val="en-US"/>
         </w:rPr>
-        <w:t>(  )</w:t>
-      </w:r>
-    </w:p>
-    <w:p>
-      <w:pPr>
-        <w:keepNext w:val="0"/>
-        <w:keepLines w:val="0"/>
-        <w:widowControl/>
-        <w:suppressLineNumbers w:val="0"/>
-        <w:jc w:val="center"/>
-        <w:rPr>
-          <w:rFonts w:hint="default" w:ascii="Times New Roman" w:hAnsi="Times New Roman" w:cs="Times New Roman"/>
-          <w:b/>
-          <w:bCs/>
-          <w:sz w:val="28"/>
-          <w:szCs w:val="28"/>
-          <w:lang w:val="en-US"/>
-        </w:rPr>
-      </w:pPr>
-    </w:p>
-    <w:p>
-      <w:pPr>
-        <w:keepNext w:val="0"/>
-        <w:keepLines w:val="0"/>
-        <w:widowControl/>
-        <w:suppressLineNumbers w:val="0"/>
-        <w:jc w:val="both"/>
+        <w:t>( Theory of Computation</w:t>
+      </w:r>
+      <w:bookmarkStart w:id="0" w:name="_GoBack"/>
+      <w:bookmarkEnd w:id="0"/>
+      <w:r>
+        <w:rPr>
+          <w:rFonts w:hint="default" w:ascii="Times New Roman" w:hAnsi="Times New Roman" w:cs="Times New Roman"/>
+          <w:b w:val="0"/>
+          <w:bCs w:val="0"/>
+          <w:sz w:val="32"/>
+          <w:szCs w:val="32"/>
+          <w:u w:val="none"/>
+          <w:lang w:val="en-US"/>
+        </w:rPr>
+        <w:t xml:space="preserve"> )</w:t>
+      </w:r>
+    </w:p>
+    <w:p>
+      <w:pPr>
+        <w:keepNext w:val="0"/>
+        <w:keepLines w:val="0"/>
+        <w:pageBreakBefore w:val="0"/>
+        <w:widowControl/>
+        <w:suppressLineNumbers w:val="0"/>
+        <w:kinsoku/>
+        <w:wordWrap/>
+        <w:overflowPunct/>
+        <w:topLinePunct w:val="0"/>
+        <w:autoSpaceDE/>
+        <w:autoSpaceDN/>
+        <w:bidi w:val="0"/>
+        <w:adjustRightInd/>
+        <w:snapToGrid/>
+        <w:spacing w:before="361" w:beforeLines="100" w:line="240" w:lineRule="auto"/>
+        <w:jc w:val="center"/>
+        <w:textAlignment w:val="auto"/>
         <w:rPr>
           <w:rFonts w:hint="default" w:ascii="Times New Roman" w:hAnsi="Times New Roman" w:cs="Times New Roman"/>
           <w:b/>
@@ -437,18 +319,10 @@
         <mc:AlternateContent>
           <mc:Choice Requires="wpg">
             <w:drawing>
-              <wp:anchor distT="0" distB="0" distL="114300" distR="114300" simplePos="0" relativeHeight="251660288" behindDoc="0" locked="0" layoutInCell="1" allowOverlap="1">
-                <wp:simplePos x="0" y="0"/>
-                <wp:positionH relativeFrom="column">
-                  <wp:posOffset>2252980</wp:posOffset>
-                </wp:positionH>
-                <wp:positionV relativeFrom="paragraph">
-                  <wp:posOffset>118745</wp:posOffset>
-                </wp:positionV>
-                <wp:extent cx="767715" cy="1605280"/>
-                <wp:effectExtent l="15875" t="15875" r="16510" b="17145"/>
-                <wp:wrapNone/>
-                <wp:docPr id="8" name="Group 8"/>
+              <wp:inline distT="0" distB="0" distL="114300" distR="114300">
+                <wp:extent cx="767715" cy="1493520"/>
+                <wp:effectExtent l="15875" t="15875" r="16510" b="33655"/>
+                <wp:docPr id="2" name="Group 2"/>
                 <wp:cNvGraphicFramePr/>
                 <a:graphic xmlns:a="http://schemas.openxmlformats.org/drawingml/2006/main">
                   <a:graphicData uri="http://schemas.microsoft.com/office/word/2010/wordprocessingGroup">
@@ -457,7 +331,7 @@
                       <wpg:grpSpPr>
                         <a:xfrm rot="0">
                           <a:off x="3395345" y="5448935"/>
-                          <a:ext cx="767715" cy="1605280"/>
+                          <a:ext cx="767715" cy="1493520"/>
                           <a:chOff x="8641" y="3937"/>
                           <a:chExt cx="1209" cy="3390"/>
                         </a:xfrm>
@@ -567,12 +441,12 @@
                     </wpg:wgp>
                   </a:graphicData>
                 </a:graphic>
-              </wp:anchor>
+              </wp:inline>
             </w:drawing>
           </mc:Choice>
           <mc:Fallback>
             <w:pict>
-              <v:group id="_x0000_s1026" o:spid="_x0000_s1026" o:spt="203" style="position:absolute;left:0pt;margin-left:177.4pt;margin-top:9.35pt;height:126.4pt;width:60.45pt;z-index:251660288;mso-width-relative:page;mso-height-relative:page;" coordorigin="8641,3937" coordsize="1209,3390" o:gfxdata="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">
+              <v:group id="_x0000_s1026" o:spid="_x0000_s1026" o:spt="203" style="height:117.6pt;width:60.45pt;" coordorigin="8641,3937" coordsize="1209,3390" o:gfxdata="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">
                 <o:lock v:ext="edit" aspectratio="f"/>
                 <v:line id="_x0000_s1026" o:spid="_x0000_s1026" o:spt="20" style="position:absolute;left:9227;top:3937;flip:x;height:3391;width:37;" filled="f" stroked="t" coordsize="21600,21600" o:gfxdata="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">
                   <v:fill on="f" focussize="0,0"/>
@@ -592,6 +466,8 @@
                   <v:imagedata o:title=""/>
                   <o:lock v:ext="edit" aspectratio="f"/>
                 </v:line>
+                <w10:wrap type="none"/>
+                <w10:anchorlock/>
               </v:group>
             </w:pict>
           </mc:Fallback>
@@ -604,85 +480,602 @@
         <w:keepLines w:val="0"/>
         <w:widowControl/>
         <w:suppressLineNumbers w:val="0"/>
+        <w:jc w:val="center"/>
+        <w:rPr>
+          <w:rFonts w:hint="default" w:ascii="Times New Roman" w:hAnsi="Times New Roman" w:cs="Times New Roman"/>
+          <w:b/>
+          <w:bCs/>
+          <w:sz w:val="32"/>
+          <w:szCs w:val="32"/>
+          <w:u w:val="none"/>
+          <w:lang w:val="en-US"/>
+        </w:rPr>
+      </w:pPr>
+    </w:p>
+    <w:p>
+      <w:pPr>
+        <w:keepNext w:val="0"/>
+        <w:keepLines w:val="0"/>
+        <w:widowControl/>
+        <w:suppressLineNumbers w:val="0"/>
+        <w:spacing w:line="360" w:lineRule="auto"/>
+        <w:jc w:val="center"/>
+        <w:rPr>
+          <w:sz w:val="32"/>
+          <w:szCs w:val="32"/>
+          <w:u w:val="single"/>
+        </w:rPr>
+      </w:pPr>
+      <w:r>
+        <w:rPr>
+          <w:rFonts w:hint="default" w:ascii="Times New Roman" w:hAnsi="Times New Roman" w:eastAsia="SimSun" w:cs="Times New Roman"/>
+          <w:b/>
+          <w:bCs/>
+          <w:color w:val="000000"/>
+          <w:kern w:val="0"/>
+          <w:sz w:val="32"/>
+          <w:szCs w:val="32"/>
+          <w:u w:val="single"/>
+          <w:lang w:val="en-US" w:eastAsia="zh-CN" w:bidi="ar"/>
+        </w:rPr>
+        <w:t>Submitted To</w:t>
+      </w:r>
+    </w:p>
+    <w:p>
+      <w:pPr>
+        <w:keepNext w:val="0"/>
+        <w:keepLines w:val="0"/>
+        <w:widowControl/>
+        <w:suppressLineNumbers w:val="0"/>
+        <w:jc w:val="center"/>
+        <w:rPr>
+          <w:rFonts w:hint="default"/>
+          <w:sz w:val="32"/>
+          <w:szCs w:val="32"/>
+          <w:lang w:val="en-US"/>
+        </w:rPr>
+      </w:pPr>
+      <w:r>
+        <w:rPr>
+          <w:rFonts w:hint="default" w:ascii="Times New Roman" w:hAnsi="Times New Roman" w:eastAsia="SimSun" w:cs="Times New Roman"/>
+          <w:b/>
+          <w:bCs/>
+          <w:color w:val="000000"/>
+          <w:kern w:val="0"/>
+          <w:sz w:val="32"/>
+          <w:szCs w:val="32"/>
+          <w:lang w:val="en-US" w:eastAsia="zh-CN" w:bidi="ar"/>
+        </w:rPr>
+        <w:t>Mr. Tara Bahadur Thapa</w:t>
+      </w:r>
+    </w:p>
+    <w:p>
+      <w:pPr>
+        <w:keepNext w:val="0"/>
+        <w:keepLines w:val="0"/>
+        <w:widowControl/>
+        <w:suppressLineNumbers w:val="0"/>
+        <w:jc w:val="center"/>
+      </w:pPr>
+      <w:r>
+        <w:rPr>
+          <w:rFonts w:hint="default" w:ascii="Times New Roman" w:hAnsi="Times New Roman" w:eastAsia="SimSun" w:cs="Times New Roman"/>
+          <w:color w:val="000000"/>
+          <w:kern w:val="0"/>
+          <w:sz w:val="31"/>
+          <w:szCs w:val="31"/>
+          <w:lang w:val="en-US" w:eastAsia="zh-CN" w:bidi="ar"/>
+        </w:rPr>
+        <w:t>Department of Computer Science &amp; Information Technology</w:t>
+      </w:r>
+    </w:p>
+    <w:p>
+      <w:pPr>
+        <w:keepNext w:val="0"/>
+        <w:keepLines w:val="0"/>
+        <w:widowControl/>
+        <w:suppressLineNumbers w:val="0"/>
+        <w:jc w:val="center"/>
+        <w:rPr>
+          <w:rFonts w:hint="default" w:ascii="Times New Roman" w:hAnsi="Times New Roman" w:eastAsia="SimSun" w:cs="Times New Roman"/>
+          <w:color w:val="000000"/>
+          <w:kern w:val="0"/>
+          <w:sz w:val="31"/>
+          <w:szCs w:val="31"/>
+          <w:lang w:val="en-US" w:eastAsia="zh-CN" w:bidi="ar"/>
+        </w:rPr>
+      </w:pPr>
+      <w:r>
+        <w:rPr>
+          <w:rFonts w:hint="default" w:ascii="Times New Roman" w:hAnsi="Times New Roman" w:eastAsia="SimSun" w:cs="Times New Roman"/>
+          <w:color w:val="000000"/>
+          <w:kern w:val="0"/>
+          <w:sz w:val="31"/>
+          <w:szCs w:val="31"/>
+          <w:lang w:val="en-US" w:eastAsia="zh-CN" w:bidi="ar"/>
+        </w:rPr>
+        <w:t>Prithvi Narayan Campus, Pokhara</w:t>
+      </w:r>
+    </w:p>
+    <w:p>
+      <w:pPr>
+        <w:keepNext w:val="0"/>
+        <w:keepLines w:val="0"/>
+        <w:widowControl/>
+        <w:suppressLineNumbers w:val="0"/>
+        <w:spacing w:line="360" w:lineRule="auto"/>
         <w:jc w:val="both"/>
+        <w:rPr>
+          <w:rFonts w:hint="default" w:ascii="Times New Roman" w:hAnsi="Times New Roman" w:cs="Times New Roman"/>
+          <w:b/>
+          <w:bCs/>
+          <w:sz w:val="32"/>
+          <w:szCs w:val="32"/>
+          <w:u w:val="single"/>
+          <w:lang w:val="en-US"/>
+        </w:rPr>
+      </w:pPr>
+    </w:p>
+    <w:p>
+      <w:pPr>
+        <w:keepNext w:val="0"/>
+        <w:keepLines w:val="0"/>
+        <w:widowControl/>
+        <w:suppressLineNumbers w:val="0"/>
+        <w:spacing w:line="360" w:lineRule="auto"/>
+        <w:jc w:val="center"/>
+        <w:rPr>
+          <w:rFonts w:hint="default" w:ascii="Times New Roman" w:hAnsi="Times New Roman" w:cs="Times New Roman"/>
+          <w:b/>
+          <w:bCs/>
+          <w:sz w:val="32"/>
+          <w:szCs w:val="32"/>
+          <w:u w:val="single"/>
+          <w:lang w:val="en-US"/>
+        </w:rPr>
+      </w:pPr>
+      <w:r>
+        <w:rPr>
+          <w:rFonts w:hint="default" w:ascii="Times New Roman" w:hAnsi="Times New Roman" w:cs="Times New Roman"/>
+          <w:b/>
+          <w:bCs/>
+          <w:sz w:val="32"/>
+          <w:szCs w:val="32"/>
+          <w:u w:val="single"/>
+          <w:lang w:val="en-US"/>
+        </w:rPr>
+        <w:t>Submitted By</w:t>
+      </w:r>
+    </w:p>
+    <w:p>
+      <w:pPr>
+        <w:keepNext w:val="0"/>
+        <w:keepLines w:val="0"/>
+        <w:widowControl/>
+        <w:suppressLineNumbers w:val="0"/>
+        <w:jc w:val="center"/>
+        <w:rPr>
+          <w:rFonts w:hint="default" w:ascii="Times New Roman" w:hAnsi="Times New Roman" w:cs="Times New Roman"/>
+          <w:b/>
+          <w:bCs/>
+          <w:sz w:val="32"/>
+          <w:szCs w:val="32"/>
+          <w:u w:val="none"/>
+          <w:lang w:val="en-US"/>
+        </w:rPr>
+      </w:pPr>
+      <w:r>
+        <w:rPr>
+          <w:rFonts w:hint="default" w:ascii="Times New Roman" w:hAnsi="Times New Roman" w:cs="Times New Roman"/>
+          <w:b/>
+          <w:bCs/>
+          <w:sz w:val="32"/>
+          <w:szCs w:val="32"/>
+          <w:u w:val="none"/>
+          <w:lang w:val="en-US"/>
+        </w:rPr>
+        <w:t>Mahesh Kumar Udas</w:t>
+      </w:r>
+    </w:p>
+    <w:p>
+      <w:pPr>
+        <w:keepNext w:val="0"/>
+        <w:keepLines w:val="0"/>
+        <w:widowControl/>
+        <w:suppressLineNumbers w:val="0"/>
+        <w:jc w:val="center"/>
         <w:rPr>
           <w:rFonts w:hint="default" w:ascii="Times New Roman" w:hAnsi="Times New Roman" w:cs="Times New Roman"/>
           <w:b/>
           <w:bCs/>
           <w:sz w:val="28"/>
           <w:szCs w:val="28"/>
-          <w:lang w:val="en-US"/>
-        </w:rPr>
-      </w:pPr>
-    </w:p>
-    <w:p>
-      <w:pPr>
-        <w:keepNext w:val="0"/>
-        <w:keepLines w:val="0"/>
-        <w:widowControl/>
-        <w:suppressLineNumbers w:val="0"/>
-        <w:jc w:val="both"/>
+          <w:u w:val="none"/>
+          <w:lang w:val="en-US"/>
+        </w:rPr>
+      </w:pPr>
+      <w:r>
         <w:rPr>
           <w:rFonts w:hint="default" w:ascii="Times New Roman" w:hAnsi="Times New Roman" w:cs="Times New Roman"/>
           <w:b/>
           <w:bCs/>
           <w:sz w:val="28"/>
           <w:szCs w:val="28"/>
-          <w:lang w:val="en-US"/>
-        </w:rPr>
-      </w:pPr>
-    </w:p>
-    <w:p>
-      <w:pPr>
-        <w:keepNext w:val="0"/>
-        <w:keepLines w:val="0"/>
-        <w:widowControl/>
-        <w:suppressLineNumbers w:val="0"/>
-        <w:jc w:val="both"/>
+          <w:u w:val="none"/>
+          <w:lang w:val="en-US"/>
+        </w:rPr>
+        <w:t>Roll No. 21</w:t>
+      </w:r>
+    </w:p>
+    <w:p>
+      <w:pPr>
+        <w:keepNext w:val="0"/>
+        <w:keepLines w:val="0"/>
+        <w:widowControl/>
+        <w:suppressLineNumbers w:val="0"/>
+        <w:jc w:val="center"/>
         <w:rPr>
           <w:rFonts w:hint="default" w:ascii="Times New Roman" w:hAnsi="Times New Roman" w:cs="Times New Roman"/>
           <w:b/>
           <w:bCs/>
           <w:sz w:val="28"/>
           <w:szCs w:val="28"/>
-          <w:lang w:val="en-US"/>
-        </w:rPr>
-      </w:pPr>
-    </w:p>
-    <w:p>
-      <w:pPr>
-        <w:keepNext w:val="0"/>
-        <w:keepLines w:val="0"/>
-        <w:widowControl/>
-        <w:suppressLineNumbers w:val="0"/>
-        <w:jc w:val="both"/>
+          <w:u w:val="none"/>
+          <w:lang w:val="en-US"/>
+        </w:rPr>
+      </w:pPr>
+      <w:r>
         <w:rPr>
           <w:rFonts w:hint="default" w:ascii="Times New Roman" w:hAnsi="Times New Roman" w:cs="Times New Roman"/>
           <w:b/>
           <w:bCs/>
           <w:sz w:val="28"/>
           <w:szCs w:val="28"/>
-          <w:lang w:val="en-US"/>
-        </w:rPr>
-      </w:pPr>
-    </w:p>
-    <w:p>
-      <w:pPr>
-        <w:keepNext w:val="0"/>
-        <w:keepLines w:val="0"/>
-        <w:widowControl/>
-        <w:suppressLineNumbers w:val="0"/>
-        <w:jc w:val="both"/>
+          <w:u w:val="none"/>
+          <w:lang w:val="en-US"/>
+        </w:rPr>
+        <w:t>2080 Batch</w:t>
+      </w:r>
+    </w:p>
+    <w:p>
+      <w:pPr>
+        <w:keepNext w:val="0"/>
+        <w:keepLines w:val="0"/>
+        <w:widowControl/>
+        <w:suppressLineNumbers w:val="0"/>
+        <w:jc w:val="center"/>
         <w:rPr>
           <w:rFonts w:hint="default" w:ascii="Times New Roman" w:hAnsi="Times New Roman" w:cs="Times New Roman"/>
           <w:b/>
           <w:bCs/>
           <w:sz w:val="28"/>
           <w:szCs w:val="28"/>
-          <w:lang w:val="en-US"/>
-        </w:rPr>
-      </w:pPr>
-    </w:p>
+          <w:u w:val="none"/>
+          <w:lang w:val="en-US"/>
+        </w:rPr>
+      </w:pPr>
+    </w:p>
+    <w:tbl>
+      <w:tblPr>
+        <w:tblStyle w:val="5"/>
+        <w:tblW w:w="0" w:type="auto"/>
+        <w:tblInd w:w="0" w:type="dxa"/>
+        <w:tblBorders>
+          <w:top w:val="none" w:color="auto" w:sz="0" w:space="0"/>
+          <w:left w:val="none" w:color="auto" w:sz="0" w:space="0"/>
+          <w:bottom w:val="none" w:color="auto" w:sz="0" w:space="0"/>
+          <w:right w:val="none" w:color="auto" w:sz="0" w:space="0"/>
+          <w:insideH w:val="none" w:color="auto" w:sz="0" w:space="0"/>
+          <w:insideV w:val="none" w:color="auto" w:sz="0" w:space="0"/>
+        </w:tblBorders>
+        <w:tblLayout w:type="autofit"/>
+        <w:tblCellMar>
+          <w:top w:w="0" w:type="dxa"/>
+          <w:left w:w="108" w:type="dxa"/>
+          <w:bottom w:w="0" w:type="dxa"/>
+          <w:right w:w="108" w:type="dxa"/>
+        </w:tblCellMar>
+      </w:tblPr>
+      <w:tblGrid>
+        <w:gridCol w:w="4658"/>
+        <w:gridCol w:w="1388"/>
+        <w:gridCol w:w="4636"/>
+      </w:tblGrid>
+      <w:tr>
+        <w:tblPrEx>
+          <w:tblBorders>
+            <w:top w:val="none" w:color="auto" w:sz="0" w:space="0"/>
+            <w:left w:val="none" w:color="auto" w:sz="0" w:space="0"/>
+            <w:bottom w:val="none" w:color="auto" w:sz="0" w:space="0"/>
+            <w:right w:val="none" w:color="auto" w:sz="0" w:space="0"/>
+            <w:insideH w:val="none" w:color="auto" w:sz="0" w:space="0"/>
+            <w:insideV w:val="none" w:color="auto" w:sz="0" w:space="0"/>
+          </w:tblBorders>
+          <w:tblCellMar>
+            <w:top w:w="0" w:type="dxa"/>
+            <w:left w:w="108" w:type="dxa"/>
+            <w:bottom w:w="0" w:type="dxa"/>
+            <w:right w:w="108" w:type="dxa"/>
+          </w:tblCellMar>
+        </w:tblPrEx>
+        <w:trPr>
+          <w:trHeight w:val="696" w:hRule="atLeast"/>
+        </w:trPr>
+        <w:tc>
+          <w:tcPr>
+            <w:tcW w:w="4658" w:type="dxa"/>
+            <w:vAlign w:val="center"/>
+          </w:tcPr>
+          <w:p>
+            <w:pPr>
+              <w:keepNext w:val="0"/>
+              <w:keepLines w:val="0"/>
+              <w:widowControl/>
+              <w:suppressLineNumbers w:val="0"/>
+              <w:jc w:val="center"/>
+              <w:rPr>
+                <w:sz w:val="24"/>
+              </w:rPr>
+            </w:pPr>
+            <w:r>
+              <w:rPr>
+                <w:sz w:val="24"/>
+              </w:rPr>
+              <mc:AlternateContent>
+                <mc:Choice Requires="wps">
+                  <w:drawing>
+                    <wp:inline distT="0" distB="0" distL="114300" distR="114300">
+                      <wp:extent cx="1678940" cy="403860"/>
+                      <wp:effectExtent l="6350" t="6350" r="10160" b="8890"/>
+                      <wp:docPr id="4" name="Rectangles 4"/>
+                      <wp:cNvGraphicFramePr/>
+                      <a:graphic xmlns:a="http://schemas.openxmlformats.org/drawingml/2006/main">
+                        <a:graphicData uri="http://schemas.microsoft.com/office/word/2010/wordprocessingShape">
+                          <wps:wsp>
+                            <wps:cNvSpPr/>
+                            <wps:spPr>
+                              <a:xfrm>
+                                <a:off x="536575" y="8788400"/>
+                                <a:ext cx="1678940" cy="403860"/>
+                              </a:xfrm>
+                              <a:prstGeom prst="rect">
+                                <a:avLst/>
+                              </a:prstGeom>
+                              <a:solidFill>
+                                <a:schemeClr val="bg1"/>
+                              </a:solidFill>
+                              <a:ln>
+                                <a:solidFill>
+                                  <a:schemeClr val="tx1"/>
+                                </a:solidFill>
+                              </a:ln>
+                            </wps:spPr>
+                            <wps:style>
+                              <a:lnRef idx="2">
+                                <a:schemeClr val="accent1">
+                                  <a:lumMod val="75000"/>
+                                </a:schemeClr>
+                              </a:lnRef>
+                              <a:fillRef idx="1">
+                                <a:schemeClr val="accent1"/>
+                              </a:fillRef>
+                              <a:effectRef idx="0">
+                                <a:srgbClr val="FFFFFF"/>
+                              </a:effectRef>
+                              <a:fontRef idx="minor">
+                                <a:schemeClr val="lt1"/>
+                              </a:fontRef>
+                            </wps:style>
+                            <wps:bodyPr rot="0" spcFirstLastPara="0" vertOverflow="overflow" horzOverflow="overflow" vert="horz" wrap="square" lIns="91440" tIns="45720" rIns="91440" bIns="45720" numCol="1" spcCol="0" rtlCol="0" fromWordArt="0" anchor="ctr" anchorCtr="0" forceAA="0" compatLnSpc="1">
+                              <a:noAutofit/>
+                            </wps:bodyPr>
+                          </wps:wsp>
+                        </a:graphicData>
+                      </a:graphic>
+                    </wp:inline>
+                  </w:drawing>
+                </mc:Choice>
+                <mc:Fallback>
+                  <w:pict>
+                    <v:rect id="_x0000_s1026" o:spid="_x0000_s1026" o:spt="1" style="height:31.8pt;width:132.2pt;v-text-anchor:middle;" fillcolor="#FFFFFF [3212]" filled="t" stroked="t" coordsize="21600,21600" o:gfxdata="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">
+                      <v:fill on="t" focussize="0,0"/>
+                      <v:stroke weight="1pt" color="#000000 [3213]" miterlimit="8" joinstyle="miter"/>
+                      <v:imagedata o:title=""/>
+                      <o:lock v:ext="edit" aspectratio="f"/>
+                      <w10:wrap type="none"/>
+                      <w10:anchorlock/>
+                    </v:rect>
+                  </w:pict>
+                </mc:Fallback>
+              </mc:AlternateContent>
+            </w:r>
+          </w:p>
+          <w:p>
+            <w:pPr>
+              <w:keepNext w:val="0"/>
+              <w:keepLines w:val="0"/>
+              <w:widowControl/>
+              <w:suppressLineNumbers w:val="0"/>
+              <w:jc w:val="center"/>
+              <w:rPr>
+                <w:rFonts w:hint="default" w:ascii="Times New Roman" w:hAnsi="Times New Roman" w:cs="Times New Roman"/>
+                <w:b/>
+                <w:bCs/>
+                <w:sz w:val="28"/>
+                <w:szCs w:val="28"/>
+                <w:u w:val="none"/>
+                <w:vertAlign w:val="baseline"/>
+                <w:lang w:val="en-US"/>
+              </w:rPr>
+            </w:pPr>
+            <w:r>
+              <w:rPr>
+                <w:rFonts w:hint="default" w:ascii="Times New Roman" w:hAnsi="Times New Roman" w:cs="Times New Roman"/>
+                <w:b w:val="0"/>
+                <w:bCs w:val="0"/>
+                <w:sz w:val="24"/>
+                <w:szCs w:val="24"/>
+                <w:u w:val="single"/>
+                <w:lang w:val="en-US"/>
+              </w:rPr>
+              <w:t>Internal Examiner</w:t>
+            </w:r>
+          </w:p>
+        </w:tc>
+        <w:tc>
+          <w:tcPr>
+            <w:tcW w:w="1388" w:type="dxa"/>
+            <w:vAlign w:val="center"/>
+          </w:tcPr>
+          <w:p>
+            <w:pPr>
+              <w:keepNext w:val="0"/>
+              <w:keepLines w:val="0"/>
+              <w:widowControl/>
+              <w:suppressLineNumbers w:val="0"/>
+              <w:jc w:val="center"/>
+              <w:rPr>
+                <w:rFonts w:hint="default" w:ascii="Times New Roman" w:hAnsi="Times New Roman" w:cs="Times New Roman"/>
+                <w:b/>
+                <w:bCs/>
+                <w:sz w:val="28"/>
+                <w:szCs w:val="28"/>
+                <w:u w:val="none"/>
+                <w:vertAlign w:val="baseline"/>
+                <w:lang w:val="en-US"/>
+              </w:rPr>
+            </w:pPr>
+          </w:p>
+        </w:tc>
+        <w:tc>
+          <w:tcPr>
+            <w:tcW w:w="4636" w:type="dxa"/>
+            <w:vAlign w:val="center"/>
+          </w:tcPr>
+          <w:p>
+            <w:pPr>
+              <w:keepNext w:val="0"/>
+              <w:keepLines w:val="0"/>
+              <w:widowControl/>
+              <w:suppressLineNumbers w:val="0"/>
+              <w:jc w:val="center"/>
+              <w:rPr>
+                <w:rFonts w:hint="default" w:ascii="Times New Roman" w:hAnsi="Times New Roman" w:cs="Times New Roman"/>
+                <w:b w:val="0"/>
+                <w:bCs w:val="0"/>
+                <w:sz w:val="24"/>
+                <w:szCs w:val="24"/>
+                <w:u w:val="single"/>
+                <w:lang w:val="en-US"/>
+              </w:rPr>
+            </w:pPr>
+            <w:r>
+              <w:rPr>
+                <w:sz w:val="24"/>
+              </w:rPr>
+              <mc:AlternateContent>
+                <mc:Choice Requires="wps">
+                  <w:drawing>
+                    <wp:inline distT="0" distB="0" distL="114300" distR="114300">
+                      <wp:extent cx="1678940" cy="403860"/>
+                      <wp:effectExtent l="6350" t="6350" r="10160" b="8890"/>
+                      <wp:docPr id="6" name="Rectangles 6"/>
+                      <wp:cNvGraphicFramePr/>
+                      <a:graphic xmlns:a="http://schemas.openxmlformats.org/drawingml/2006/main">
+                        <a:graphicData uri="http://schemas.microsoft.com/office/word/2010/wordprocessingShape">
+                          <wps:wsp>
+                            <wps:cNvSpPr/>
+                            <wps:spPr>
+                              <a:xfrm>
+                                <a:off x="536575" y="8788400"/>
+                                <a:ext cx="1678940" cy="403860"/>
+                              </a:xfrm>
+                              <a:prstGeom prst="rect">
+                                <a:avLst/>
+                              </a:prstGeom>
+                              <a:solidFill>
+                                <a:schemeClr val="bg1"/>
+                              </a:solidFill>
+                              <a:ln>
+                                <a:solidFill>
+                                  <a:schemeClr val="tx1"/>
+                                </a:solidFill>
+                              </a:ln>
+                            </wps:spPr>
+                            <wps:style>
+                              <a:lnRef idx="2">
+                                <a:schemeClr val="accent1">
+                                  <a:lumMod val="75000"/>
+                                </a:schemeClr>
+                              </a:lnRef>
+                              <a:fillRef idx="1">
+                                <a:schemeClr val="accent1"/>
+                              </a:fillRef>
+                              <a:effectRef idx="0">
+                                <a:srgbClr val="FFFFFF"/>
+                              </a:effectRef>
+                              <a:fontRef idx="minor">
+                                <a:schemeClr val="lt1"/>
+                              </a:fontRef>
+                            </wps:style>
+                            <wps:bodyPr rot="0" spcFirstLastPara="0" vertOverflow="overflow" horzOverflow="overflow" vert="horz" wrap="square" lIns="91440" tIns="45720" rIns="91440" bIns="45720" numCol="1" spcCol="0" rtlCol="0" fromWordArt="0" anchor="ctr" anchorCtr="0" forceAA="0" compatLnSpc="1">
+                              <a:noAutofit/>
+                            </wps:bodyPr>
+                          </wps:wsp>
+                        </a:graphicData>
+                      </a:graphic>
+                    </wp:inline>
+                  </w:drawing>
+                </mc:Choice>
+                <mc:Fallback>
+                  <w:pict>
+                    <v:rect id="_x0000_s1026" o:spid="_x0000_s1026" o:spt="1" style="height:31.8pt;width:132.2pt;v-text-anchor:middle;" fillcolor="#FFFFFF [3212]" filled="t" stroked="t" coordsize="21600,21600" o:gfxdata="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">
+                      <v:fill on="t" focussize="0,0"/>
+                      <v:stroke weight="1pt" color="#000000 [3213]" miterlimit="8" joinstyle="miter"/>
+                      <v:imagedata o:title=""/>
+                      <o:lock v:ext="edit" aspectratio="f"/>
+                      <w10:wrap type="none"/>
+                      <w10:anchorlock/>
+                    </v:rect>
+                  </w:pict>
+                </mc:Fallback>
+              </mc:AlternateContent>
+            </w:r>
+          </w:p>
+          <w:p>
+            <w:pPr>
+              <w:keepNext w:val="0"/>
+              <w:keepLines w:val="0"/>
+              <w:widowControl/>
+              <w:suppressLineNumbers w:val="0"/>
+              <w:jc w:val="center"/>
+              <w:rPr>
+                <w:rFonts w:hint="default" w:ascii="Times New Roman" w:hAnsi="Times New Roman" w:cs="Times New Roman"/>
+                <w:b/>
+                <w:bCs/>
+                <w:sz w:val="28"/>
+                <w:szCs w:val="28"/>
+                <w:u w:val="none"/>
+                <w:vertAlign w:val="baseline"/>
+                <w:lang w:val="en-US"/>
+              </w:rPr>
+            </w:pPr>
+            <w:r>
+              <w:rPr>
+                <w:rFonts w:hint="default" w:ascii="Times New Roman" w:hAnsi="Times New Roman" w:cs="Times New Roman"/>
+                <w:b w:val="0"/>
+                <w:bCs w:val="0"/>
+                <w:sz w:val="24"/>
+                <w:szCs w:val="24"/>
+                <w:u w:val="single"/>
+                <w:lang w:val="en-US"/>
+              </w:rPr>
+              <w:t>External Examiner</w:t>
+            </w:r>
+          </w:p>
+        </w:tc>
+      </w:tr>
+    </w:tbl>
     <w:p>
       <w:pPr>
         <w:keepNext w:val="0"/>
@@ -694,10 +1087,36 @@
           <w:rFonts w:hint="default" w:ascii="Times New Roman" w:hAnsi="Times New Roman" w:cs="Times New Roman"/>
           <w:b/>
           <w:bCs/>
-          <w:sz w:val="28"/>
-          <w:szCs w:val="28"/>
-          <w:lang w:val="en-US"/>
-        </w:rPr>
+          <w:sz w:val="32"/>
+          <w:szCs w:val="32"/>
+          <w:u w:val="none"/>
+          <w:lang w:val="en-US"/>
+        </w:rPr>
+      </w:pPr>
+    </w:p>
+    <w:p>
+      <w:pPr>
+        <w:keepNext w:val="0"/>
+        <w:keepLines w:val="0"/>
+        <w:widowControl/>
+        <w:suppressLineNumbers w:val="0"/>
+        <w:jc w:val="center"/>
+        <w:rPr>
+          <w:rFonts w:hint="default" w:ascii="Times New Roman" w:hAnsi="Times New Roman" w:cs="Times New Roman"/>
+          <w:b/>
+          <w:bCs/>
+          <w:sz w:val="32"/>
+          <w:szCs w:val="32"/>
+          <w:u w:val="none"/>
+          <w:vertAlign w:val="baseline"/>
+          <w:lang w:val="en-US"/>
+        </w:rPr>
+        <w:sectPr>
+          <w:pgSz w:w="11906" w:h="16838"/>
+          <w:pgMar w:top="720" w:right="720" w:bottom="720" w:left="720" w:header="720" w:footer="720" w:gutter="0"/>
+          <w:cols w:space="720" w:num="1"/>
+          <w:docGrid w:linePitch="360" w:charSpace="0"/>
+        </w:sectPr>
       </w:pPr>
     </w:p>
     <w:p>
@@ -711,112 +1130,12 @@
           <w:rFonts w:hint="default" w:ascii="Times New Roman" w:hAnsi="Times New Roman" w:cs="Times New Roman"/>
           <w:b/>
           <w:bCs/>
-          <w:sz w:val="28"/>
-          <w:szCs w:val="28"/>
-          <w:lang w:val="en-US"/>
-        </w:rPr>
-      </w:pPr>
-    </w:p>
-    <w:p>
-      <w:pPr>
-        <w:keepNext w:val="0"/>
-        <w:keepLines w:val="0"/>
-        <w:widowControl/>
-        <w:suppressLineNumbers w:val="0"/>
-        <w:jc w:val="both"/>
-        <w:rPr>
-          <w:rFonts w:hint="default" w:ascii="Times New Roman" w:hAnsi="Times New Roman" w:cs="Times New Roman"/>
-          <w:b/>
-          <w:bCs/>
-          <w:sz w:val="28"/>
-          <w:szCs w:val="28"/>
-          <w:lang w:val="en-US"/>
-        </w:rPr>
-      </w:pPr>
-    </w:p>
-    <w:p>
-      <w:pPr>
-        <w:keepNext w:val="0"/>
-        <w:keepLines w:val="0"/>
-        <w:widowControl/>
-        <w:suppressLineNumbers w:val="0"/>
-        <w:spacing w:line="360" w:lineRule="auto"/>
-        <w:jc w:val="center"/>
-        <w:rPr>
-          <w:rFonts w:hint="default" w:ascii="Times New Roman" w:hAnsi="Times New Roman" w:cs="Times New Roman"/>
-          <w:b/>
-          <w:bCs/>
-          <w:sz w:val="32"/>
-          <w:szCs w:val="32"/>
-          <w:u w:val="single"/>
-          <w:lang w:val="en-US"/>
-        </w:rPr>
-      </w:pPr>
-    </w:p>
-    <w:p>
-      <w:pPr>
-        <w:keepNext w:val="0"/>
-        <w:keepLines w:val="0"/>
-        <w:widowControl/>
-        <w:suppressLineNumbers w:val="0"/>
-        <w:spacing w:line="360" w:lineRule="auto"/>
-        <w:jc w:val="center"/>
-        <w:rPr>
-          <w:rFonts w:hint="default" w:ascii="Times New Roman" w:hAnsi="Times New Roman" w:cs="Times New Roman"/>
-          <w:b/>
-          <w:bCs/>
-          <w:sz w:val="32"/>
-          <w:szCs w:val="32"/>
-          <w:u w:val="single"/>
-          <w:lang w:val="en-US"/>
-        </w:rPr>
-      </w:pPr>
-      <w:r>
-        <w:rPr>
-          <w:rFonts w:hint="default" w:ascii="Times New Roman" w:hAnsi="Times New Roman" w:cs="Times New Roman"/>
-          <w:b/>
-          <w:bCs/>
-          <w:sz w:val="32"/>
-          <w:szCs w:val="32"/>
-          <w:u w:val="single"/>
-          <w:lang w:val="en-US"/>
-        </w:rPr>
-        <w:t>Submitted  To</w:t>
-      </w:r>
-    </w:p>
-    <w:p>
-      <w:pPr>
-        <w:keepNext w:val="0"/>
-        <w:keepLines w:val="0"/>
-        <w:widowControl/>
-        <w:suppressLineNumbers w:val="0"/>
-        <w:jc w:val="center"/>
-        <w:rPr>
-          <w:rFonts w:hint="default" w:ascii="Times New Roman" w:hAnsi="Times New Roman" w:eastAsia="SimSun" w:cs="Times New Roman"/>
-          <w:b/>
-          <w:bCs/>
-          <w:color w:val="000000"/>
-          <w:kern w:val="0"/>
-          <w:sz w:val="32"/>
-          <w:szCs w:val="32"/>
-          <w:lang w:val="en-US" w:eastAsia="zh-CN" w:bidi="ar"/>
-        </w:rPr>
-      </w:pPr>
-      <w:r>
-        <w:rPr>
-          <w:rFonts w:hint="default" w:ascii="Times New Roman" w:hAnsi="Times New Roman" w:eastAsia="SimSun" w:cs="Times New Roman"/>
-          <w:b/>
-          <w:bCs/>
-          <w:color w:val="000000"/>
-          <w:kern w:val="0"/>
-          <w:sz w:val="32"/>
-          <w:szCs w:val="32"/>
-          <w:lang w:val="en-US" w:eastAsia="zh-CN" w:bidi="ar"/>
-        </w:rPr>
-        <w:t>Mr.</w:t>
-      </w:r>
-      <w:bookmarkStart w:id="0" w:name="_GoBack"/>
-      <w:bookmarkEnd w:id="0"/>
+          <w:sz w:val="24"/>
+          <w:szCs w:val="24"/>
+          <w:u w:val="none"/>
+          <w:lang w:val="en-US"/>
+        </w:rPr>
+      </w:pPr>
     </w:p>
     <w:p>
       <w:pPr>
@@ -845,16 +1164,9 @@
           <w:u w:val="none"/>
           <w:lang w:val="en-US"/>
         </w:rPr>
-        <w:t>Department of Computer Science &amp; Information Technology</w:t>
-      </w:r>
-    </w:p>
-    <w:p>
-      <w:pPr>
-        <w:keepNext w:val="0"/>
-        <w:keepLines w:val="0"/>
-        <w:widowControl/>
-        <w:suppressLineNumbers w:val="0"/>
-        <w:jc w:val="center"/>
+        <w:t>2</w:t>
+      </w:r>
+      <w:r>
         <w:rPr>
           <w:rFonts w:hint="default" w:ascii="Times New Roman" w:hAnsi="Times New Roman" w:cs="Times New Roman"/>
           <w:b w:val="0"/>
@@ -862,9 +1174,11 @@
           <w:sz w:val="32"/>
           <w:szCs w:val="32"/>
           <w:u w:val="none"/>
-          <w:lang w:val="en-US"/>
-        </w:rPr>
-      </w:pPr>
+          <w:vertAlign w:val="superscript"/>
+          <w:lang w:val="en-US"/>
+        </w:rPr>
+        <w:t>nd</w:t>
+      </w:r>
       <w:r>
         <w:rPr>
           <w:rFonts w:hint="default" w:ascii="Times New Roman" w:hAnsi="Times New Roman" w:cs="Times New Roman"/>
@@ -875,192 +1189,9 @@
           <w:u w:val="none"/>
           <w:lang w:val="en-US"/>
         </w:rPr>
-        <w:t>Prithvi Narayan Campus, Pokhara</w:t>
-      </w:r>
-    </w:p>
-    <w:p>
-      <w:pPr>
-        <w:keepNext w:val="0"/>
-        <w:keepLines w:val="0"/>
-        <w:widowControl/>
-        <w:suppressLineNumbers w:val="0"/>
-        <w:spacing w:line="360" w:lineRule="auto"/>
-        <w:jc w:val="both"/>
-        <w:rPr>
-          <w:rFonts w:hint="default" w:ascii="Times New Roman" w:hAnsi="Times New Roman" w:cs="Times New Roman"/>
-          <w:b/>
-          <w:bCs/>
-          <w:sz w:val="32"/>
-          <w:szCs w:val="32"/>
-          <w:u w:val="single"/>
-          <w:lang w:val="en-US"/>
-        </w:rPr>
-      </w:pPr>
-    </w:p>
-    <w:p>
-      <w:pPr>
-        <w:keepNext w:val="0"/>
-        <w:keepLines w:val="0"/>
-        <w:widowControl/>
-        <w:suppressLineNumbers w:val="0"/>
-        <w:spacing w:line="360" w:lineRule="auto"/>
-        <w:jc w:val="center"/>
-        <w:rPr>
-          <w:rFonts w:hint="default" w:ascii="Times New Roman" w:hAnsi="Times New Roman" w:cs="Times New Roman"/>
-          <w:b/>
-          <w:bCs/>
-          <w:sz w:val="32"/>
-          <w:szCs w:val="32"/>
-          <w:u w:val="single"/>
-          <w:lang w:val="en-US"/>
-        </w:rPr>
-      </w:pPr>
-      <w:r>
-        <w:rPr>
-          <w:rFonts w:hint="default" w:ascii="Times New Roman" w:hAnsi="Times New Roman" w:cs="Times New Roman"/>
-          <w:b/>
-          <w:bCs/>
-          <w:sz w:val="32"/>
-          <w:szCs w:val="32"/>
-          <w:u w:val="single"/>
-          <w:lang w:val="en-US"/>
-        </w:rPr>
-        <w:t xml:space="preserve">Submitted By </w:t>
-      </w:r>
-    </w:p>
-    <w:p>
-      <w:pPr>
-        <w:keepNext w:val="0"/>
-        <w:keepLines w:val="0"/>
-        <w:widowControl/>
-        <w:suppressLineNumbers w:val="0"/>
-        <w:jc w:val="center"/>
-        <w:rPr>
-          <w:rFonts w:hint="default" w:ascii="Times New Roman" w:hAnsi="Times New Roman" w:cs="Times New Roman"/>
-          <w:b/>
-          <w:bCs/>
-          <w:sz w:val="32"/>
-          <w:szCs w:val="32"/>
-          <w:u w:val="none"/>
-          <w:lang w:val="en-US"/>
-        </w:rPr>
-      </w:pPr>
-      <w:r>
-        <w:rPr>
-          <w:rFonts w:hint="default" w:ascii="Times New Roman" w:hAnsi="Times New Roman" w:cs="Times New Roman"/>
-          <w:b/>
-          <w:bCs/>
-          <w:sz w:val="32"/>
-          <w:szCs w:val="32"/>
-          <w:u w:val="none"/>
-          <w:lang w:val="en-US"/>
-        </w:rPr>
-        <w:t>Mahesh Kumar Udas</w:t>
-      </w:r>
-    </w:p>
-    <w:p>
-      <w:pPr>
-        <w:keepNext w:val="0"/>
-        <w:keepLines w:val="0"/>
-        <w:widowControl/>
-        <w:suppressLineNumbers w:val="0"/>
-        <w:jc w:val="center"/>
-        <w:rPr>
-          <w:rFonts w:hint="default" w:ascii="Times New Roman" w:hAnsi="Times New Roman" w:cs="Times New Roman"/>
-          <w:b/>
-          <w:bCs/>
-          <w:sz w:val="28"/>
-          <w:szCs w:val="28"/>
-          <w:u w:val="none"/>
-          <w:lang w:val="en-US"/>
-        </w:rPr>
-      </w:pPr>
-      <w:r>
-        <w:rPr>
-          <w:rFonts w:hint="default" w:ascii="Times New Roman" w:hAnsi="Times New Roman" w:cs="Times New Roman"/>
-          <w:b/>
-          <w:bCs/>
-          <w:sz w:val="28"/>
-          <w:szCs w:val="28"/>
-          <w:u w:val="none"/>
-          <w:lang w:val="en-US"/>
-        </w:rPr>
-        <w:t>Roll No. 21</w:t>
-      </w:r>
-    </w:p>
-    <w:p>
-      <w:pPr>
-        <w:keepNext w:val="0"/>
-        <w:keepLines w:val="0"/>
-        <w:widowControl/>
-        <w:suppressLineNumbers w:val="0"/>
-        <w:jc w:val="center"/>
-        <w:rPr>
-          <w:rFonts w:hint="default" w:ascii="Times New Roman" w:hAnsi="Times New Roman" w:cs="Times New Roman"/>
-          <w:b/>
-          <w:bCs/>
-          <w:sz w:val="32"/>
-          <w:szCs w:val="32"/>
-          <w:u w:val="none"/>
-          <w:lang w:val="en-US"/>
-        </w:rPr>
-      </w:pPr>
-      <w:r>
-        <w:rPr>
-          <w:rFonts w:hint="default" w:ascii="Times New Roman" w:hAnsi="Times New Roman" w:cs="Times New Roman"/>
-          <w:b/>
-          <w:bCs/>
-          <w:sz w:val="28"/>
-          <w:szCs w:val="28"/>
-          <w:u w:val="none"/>
-          <w:lang w:val="en-US"/>
-        </w:rPr>
-        <w:t>2080 Batch</w:t>
-      </w:r>
-    </w:p>
-    <w:p>
-      <w:pPr>
-        <w:keepNext w:val="0"/>
-        <w:keepLines w:val="0"/>
-        <w:widowControl/>
-        <w:suppressLineNumbers w:val="0"/>
-        <w:jc w:val="center"/>
-        <w:rPr>
-          <w:rFonts w:hint="default" w:ascii="Times New Roman" w:hAnsi="Times New Roman" w:cs="Times New Roman"/>
-          <w:b/>
-          <w:bCs/>
-          <w:sz w:val="32"/>
-          <w:szCs w:val="32"/>
-          <w:u w:val="none"/>
-          <w:lang w:val="en-US"/>
-        </w:rPr>
-      </w:pPr>
-    </w:p>
-    <w:p>
-      <w:pPr>
-        <w:keepNext w:val="0"/>
-        <w:keepLines w:val="0"/>
-        <w:widowControl/>
-        <w:suppressLineNumbers w:val="0"/>
-        <w:jc w:val="center"/>
-        <w:rPr>
-          <w:rFonts w:hint="default" w:ascii="Times New Roman" w:hAnsi="Times New Roman" w:cs="Times New Roman"/>
-          <w:b/>
-          <w:bCs/>
-          <w:sz w:val="32"/>
-          <w:szCs w:val="32"/>
-          <w:u w:val="none"/>
-          <w:lang w:val="en-US"/>
-        </w:rPr>
-      </w:pPr>
-    </w:p>
-    <w:p>
-      <w:pPr>
-        <w:keepNext w:val="0"/>
-        <w:keepLines w:val="0"/>
-        <w:widowControl/>
-        <w:suppressLineNumbers w:val="0"/>
-        <w:jc w:val="center"/>
+        <w:t xml:space="preserve"> Year / 4</w:t>
+      </w:r>
+      <w:r>
         <w:rPr>
           <w:rFonts w:hint="default" w:ascii="Times New Roman" w:hAnsi="Times New Roman" w:cs="Times New Roman"/>
           <w:b w:val="0"/>
@@ -1068,9 +1199,11 @@
           <w:sz w:val="32"/>
           <w:szCs w:val="32"/>
           <w:u w:val="none"/>
-          <w:lang w:val="en-US"/>
-        </w:rPr>
-      </w:pPr>
+          <w:vertAlign w:val="superscript"/>
+          <w:lang w:val="en-US"/>
+        </w:rPr>
+        <w:t>th</w:t>
+      </w:r>
       <w:r>
         <w:rPr>
           <w:rFonts w:hint="default" w:ascii="Times New Roman" w:hAnsi="Times New Roman" w:cs="Times New Roman"/>
@@ -1081,60 +1214,11 @@
           <w:u w:val="none"/>
           <w:lang w:val="en-US"/>
         </w:rPr>
-        <w:t>2</w:t>
-      </w:r>
-      <w:r>
-        <w:rPr>
-          <w:rFonts w:hint="default" w:ascii="Times New Roman" w:hAnsi="Times New Roman" w:cs="Times New Roman"/>
-          <w:b w:val="0"/>
-          <w:bCs w:val="0"/>
-          <w:sz w:val="32"/>
-          <w:szCs w:val="32"/>
-          <w:u w:val="none"/>
-          <w:vertAlign w:val="superscript"/>
-          <w:lang w:val="en-US"/>
-        </w:rPr>
-        <w:t>nd</w:t>
-      </w:r>
-      <w:r>
-        <w:rPr>
-          <w:rFonts w:hint="default" w:ascii="Times New Roman" w:hAnsi="Times New Roman" w:cs="Times New Roman"/>
-          <w:b w:val="0"/>
-          <w:bCs w:val="0"/>
-          <w:sz w:val="32"/>
-          <w:szCs w:val="32"/>
-          <w:u w:val="none"/>
-          <w:lang w:val="en-US"/>
-        </w:rPr>
-        <w:t xml:space="preserve"> Year / 3</w:t>
-      </w:r>
-      <w:r>
-        <w:rPr>
-          <w:rFonts w:hint="default" w:ascii="Times New Roman" w:hAnsi="Times New Roman" w:cs="Times New Roman"/>
-          <w:b w:val="0"/>
-          <w:bCs w:val="0"/>
-          <w:sz w:val="32"/>
-          <w:szCs w:val="32"/>
-          <w:u w:val="none"/>
-          <w:vertAlign w:val="superscript"/>
-          <w:lang w:val="en-US"/>
-        </w:rPr>
-        <w:t>rd</w:t>
-      </w:r>
-      <w:r>
-        <w:rPr>
-          <w:rFonts w:hint="default" w:ascii="Times New Roman" w:hAnsi="Times New Roman" w:cs="Times New Roman"/>
-          <w:b w:val="0"/>
-          <w:bCs w:val="0"/>
-          <w:sz w:val="32"/>
-          <w:szCs w:val="32"/>
-          <w:u w:val="none"/>
-          <w:lang w:val="en-US"/>
-        </w:rPr>
         <w:t xml:space="preserve"> Semester</w:t>
       </w:r>
     </w:p>
     <w:sectPr>
+      <w:type w:val="continuous"/>
       <w:pgSz w:w="11906" w:h="16838"/>
       <w:pgMar w:top="1152" w:right="1800" w:bottom="576" w:left="1800" w:header="720" w:footer="720" w:gutter="0"/>
       <w:cols w:space="720" w:num="1"/>
@@ -1303,7 +1387,7 @@
     <w:lsdException w:unhideWhenUsed="0" w:uiPriority="0" w:semiHidden="0" w:name="Table Web 2"/>
     <w:lsdException w:unhideWhenUsed="0" w:uiPriority="0" w:semiHidden="0" w:name="Table Web 3"/>
     <w:lsdException w:unhideWhenUsed="0" w:uiPriority="0" w:semiHidden="0" w:name="Balloon Text"/>
-    <w:lsdException w:unhideWhenUsed="0" w:uiPriority="0" w:semiHidden="0" w:name="Table Grid"/>
+    <w:lsdException w:qFormat="1" w:unhideWhenUsed="0" w:uiPriority="0" w:semiHidden="0" w:name="Table Grid"/>
     <w:lsdException w:unhideWhenUsed="0" w:uiPriority="0" w:semiHidden="0" w:name="Table Theme"/>
     <w:lsdException w:unhideWhenUsed="0" w:uiPriority="60" w:semiHidden="0" w:name="Light Shading"/>
     <w:lsdException w:unhideWhenUsed="0" w:uiPriority="61" w:semiHidden="0" w:name="Light List"/>
@@ -1457,6 +1541,26 @@
         <w:bottom w:w="0" w:type="dxa"/>
         <w:right w:w="108" w:type="dxa"/>
       </w:tblCellMar>
+    </w:tblPr>
+  </w:style>
+  <w:style w:type="table" w:styleId="5">
+    <w:name w:val="Table Grid"/>
+    <w:basedOn w:val="4"/>
+    <w:qFormat/>
+    <w:uiPriority w:val="0"/>
+    <w:pPr>
+      <w:widowControl w:val="0"/>
+      <w:jc w:val="both"/>
+    </w:pPr>
+    <w:tblPr>
+      <w:tblBorders>
+        <w:top w:val="single" w:color="auto" w:sz="4" w:space="0"/>
+        <w:left w:val="single" w:color="auto" w:sz="4" w:space="0"/>
+        <w:bottom w:val="single" w:color="auto" w:sz="4" w:space="0"/>
+        <w:right w:val="single" w:color="auto" w:sz="4" w:space="0"/>
+        <w:insideH w:val="single" w:color="auto" w:sz="4" w:space="0"/>
+        <w:insideV w:val="single" w:color="auto" w:sz="4" w:space="0"/>
+      </w:tblBorders>
     </w:tblPr>
   </w:style>
 </w:styles>
@@ -1719,7 +1823,9 @@
 
 <file path=customXml/item1.xml><?xml version="1.0" encoding="utf-8"?>
 <s:customData xmlns="http://www.wps.cn/officeDocument/2013/wpsCustomData" xmlns:s="http://www.wps.cn/officeDocument/2013/wpsCustomData">
-  <customSectProps/>
+  <customSectProps>
+    <customSectPr/>
+  </customSectProps>
   <customShpExts>
     <customShpInfo spid="_x0000_s1026" textRotate="1"/>
   </customShpExts>

--- a/front page.docx
+++ b/front page.docx
@@ -1,155 +1,138 @@
 
 <file path=word/document.xml><?xml version="1.0" encoding="utf-8"?>
-<w:document xmlns:wpc="http://schemas.microsoft.com/office/word/2010/wordprocessingCanvas" xmlns:mc="http://schemas.openxmlformats.org/markup-compatibility/2006" xmlns:o="urn:schemas-microsoft-com:office:office" xmlns:r="http://schemas.openxmlformats.org/officeDocument/2006/relationships" xmlns:m="http://schemas.openxmlformats.org/officeDocument/2006/math" xmlns:v="urn:schemas-microsoft-com:vml" xmlns:wp14="http://schemas.microsoft.com/office/word/2010/wordprocessingDrawing" xmlns:wp="http://schemas.openxmlformats.org/drawingml/2006/wordprocessingDrawing" xmlns:w="http://schemas.openxmlformats.org/wordprocessingml/2006/main" xmlns:w14="http://schemas.microsoft.com/office/word/2010/wordml" xmlns:w10="urn:schemas-microsoft-com:office:word" xmlns:w15="http://schemas.microsoft.com/office/word/2012/wordml" xmlns:wpg="http://schemas.microsoft.com/office/word/2010/wordprocessingGroup" xmlns:wpi="http://schemas.microsoft.com/office/word/2010/wordprocessingInk" xmlns:wne="http://schemas.microsoft.com/office/word/2006/wordml" xmlns:wps="http://schemas.microsoft.com/office/word/2010/wordprocessingShape" xmlns:wpsCustomData="http://www.wps.cn/officeDocument/2013/wpsCustomData" mc:Ignorable="w14 w15 wp14">
+<w:document xmlns:wpc="http://schemas.microsoft.com/office/word/2010/wordprocessingCanvas" xmlns:cx="http://schemas.microsoft.com/office/drawing/2014/chartex" xmlns:cx1="http://schemas.microsoft.com/office/drawing/2015/9/8/chartex" xmlns:cx2="http://schemas.microsoft.com/office/drawing/2015/10/21/chartex" xmlns:cx3="http://schemas.microsoft.com/office/drawing/2016/5/9/chartex" xmlns:cx4="http://schemas.microsoft.com/office/drawing/2016/5/10/chartex" xmlns:cx5="http://schemas.microsoft.com/office/drawing/2016/5/11/chartex" xmlns:cx6="http://schemas.microsoft.com/office/drawing/2016/5/12/chartex" xmlns:cx7="http://schemas.microsoft.com/office/drawing/2016/5/13/chartex" xmlns:cx8="http://schemas.microsoft.com/office/drawing/2016/5/14/chartex" xmlns:mc="http://schemas.openxmlformats.org/markup-compatibility/2006" xmlns:aink="http://schemas.microsoft.com/office/drawing/2016/ink" xmlns:am3d="http://schemas.microsoft.com/office/drawing/2017/model3d" xmlns:o="urn:schemas-microsoft-com:office:office" xmlns:oel="http://schemas.microsoft.com/office/2019/extlst" xmlns:r="http://schemas.openxmlformats.org/officeDocument/2006/relationships" xmlns:m="http://schemas.openxmlformats.org/officeDocument/2006/math" xmlns:v="urn:schemas-microsoft-com:vml" xmlns:wp14="http://schemas.microsoft.com/office/word/2010/wordprocessingDrawing" xmlns:wp="http://schemas.openxmlformats.org/drawingml/2006/wordprocessingDrawing" xmlns:w10="urn:schemas-microsoft-com:office:word" xmlns:w="http://schemas.openxmlformats.org/wordprocessingml/2006/main" xmlns:w14="http://schemas.microsoft.com/office/word/2010/wordml" xmlns:w15="http://schemas.microsoft.com/office/word/2012/wordml" xmlns:w16cex="http://schemas.microsoft.com/office/word/2018/wordml/cex" xmlns:w16cid="http://schemas.microsoft.com/office/word/2016/wordml/cid" xmlns:w16="http://schemas.microsoft.com/office/word/2018/wordml" xmlns:w16du="http://schemas.microsoft.com/office/word/2023/wordml/word16du" xmlns:w16sdtdh="http://schemas.microsoft.com/office/word/2020/wordml/sdtdatahash" xmlns:w16sdtfl="http://schemas.microsoft.com/office/word/2024/wordml/sdtformatlock" xmlns:w16se="http://schemas.microsoft.com/office/word/2015/wordml/symex" xmlns:wpg="http://schemas.microsoft.com/office/word/2010/wordprocessingGroup" xmlns:wpi="http://schemas.microsoft.com/office/word/2010/wordprocessingInk" xmlns:wne="http://schemas.microsoft.com/office/word/2006/wordml" xmlns:wps="http://schemas.microsoft.com/office/word/2010/wordprocessingShape" mc:Ignorable="w14 w15 w16se w16cid w16 w16cex w16sdtdh w16sdtfl w16du wp14">
   <w:body>
     <w:p>
       <w:pPr>
-        <w:bidi w:val="0"/>
-        <w:jc w:val="center"/>
-        <w:rPr>
-          <w:rFonts w:hint="default" w:ascii="Times New Roman" w:hAnsi="Times New Roman" w:cs="Times New Roman"/>
-          <w:b/>
-          <w:bCs/>
-          <w:i w:val="0"/>
-          <w:iCs w:val="0"/>
+        <w:jc w:val="center"/>
+        <w:rPr>
+          <w:rFonts w:ascii="Times New Roman" w:hAnsi="Times New Roman" w:cs="Times New Roman"/>
+          <w:b/>
+          <w:bCs/>
           <w:sz w:val="36"/>
           <w:szCs w:val="36"/>
-          <w:lang w:val="en-US"/>
-        </w:rPr>
-      </w:pPr>
-      <w:r>
-        <w:rPr>
-          <w:rFonts w:hint="default" w:ascii="Times New Roman" w:hAnsi="Times New Roman" w:cs="Times New Roman"/>
-          <w:b/>
-          <w:bCs/>
-          <w:i w:val="0"/>
-          <w:iCs w:val="0"/>
+        </w:rPr>
+      </w:pPr>
+      <w:r>
+        <w:rPr>
+          <w:rFonts w:ascii="Times New Roman" w:hAnsi="Times New Roman" w:cs="Times New Roman"/>
+          <w:b/>
+          <w:bCs/>
           <w:sz w:val="36"/>
           <w:szCs w:val="36"/>
-          <w:lang w:val="en-US"/>
         </w:rPr>
         <w:t>Tribhuvan University</w:t>
       </w:r>
     </w:p>
     <w:p>
       <w:pPr>
-        <w:bidi w:val="0"/>
         <w:spacing w:line="360" w:lineRule="auto"/>
         <w:jc w:val="center"/>
         <w:rPr>
-          <w:rFonts w:hint="default" w:ascii="Times New Roman" w:hAnsi="Times New Roman" w:cs="Times New Roman"/>
+          <w:rFonts w:ascii="Times New Roman" w:hAnsi="Times New Roman" w:cs="Times New Roman"/>
           <w:b/>
           <w:bCs/>
           <w:sz w:val="36"/>
           <w:szCs w:val="36"/>
-          <w:lang w:val="en-US"/>
-        </w:rPr>
-      </w:pPr>
-      <w:r>
-        <w:rPr>
-          <w:rFonts w:hint="default" w:ascii="Times New Roman" w:hAnsi="Times New Roman" w:cs="Times New Roman"/>
+        </w:rPr>
+      </w:pPr>
+      <w:r>
+        <w:rPr>
+          <w:rFonts w:ascii="Times New Roman" w:hAnsi="Times New Roman" w:cs="Times New Roman"/>
           <w:b/>
           <w:bCs/>
           <w:sz w:val="36"/>
           <w:szCs w:val="36"/>
-          <w:lang w:val="en-US"/>
         </w:rPr>
         <w:t>Institute Of Science and Technology</w:t>
       </w:r>
     </w:p>
     <w:p>
       <w:pPr>
-        <w:bidi w:val="0"/>
         <w:spacing w:line="360" w:lineRule="auto"/>
         <w:jc w:val="center"/>
         <w:rPr>
-          <w:rFonts w:hint="default" w:ascii="Times New Roman" w:hAnsi="Times New Roman" w:cs="Times New Roman"/>
+          <w:rFonts w:ascii="Times New Roman" w:hAnsi="Times New Roman" w:cs="Times New Roman"/>
           <w:b/>
           <w:bCs/>
           <w:sz w:val="28"/>
           <w:szCs w:val="28"/>
-          <w:lang w:val="en-US"/>
-        </w:rPr>
-      </w:pPr>
-      <w:r>
-        <w:rPr>
-          <w:rFonts w:hint="default" w:ascii="Times New Roman" w:hAnsi="Times New Roman" w:cs="Times New Roman"/>
+        </w:rPr>
+      </w:pPr>
+      <w:r>
+        <w:rPr>
+          <w:rFonts w:ascii="Times New Roman" w:hAnsi="Times New Roman" w:cs="Times New Roman"/>
           <w:b/>
           <w:bCs/>
           <w:sz w:val="28"/>
           <w:szCs w:val="28"/>
-          <w:lang w:val="en-US"/>
         </w:rPr>
         <w:t>Prithvi Narayan Campus</w:t>
       </w:r>
     </w:p>
     <w:p>
       <w:pPr>
-        <w:keepNext w:val="0"/>
-        <w:keepLines w:val="0"/>
-        <w:widowControl/>
-        <w:suppressLineNumbers w:val="0"/>
-        <w:jc w:val="center"/>
-        <w:rPr>
-          <w:rFonts w:hint="default" w:ascii="Times New Roman" w:hAnsi="Times New Roman" w:cs="Times New Roman"/>
+        <w:jc w:val="center"/>
+        <w:rPr>
+          <w:rFonts w:ascii="Times New Roman" w:hAnsi="Times New Roman" w:cs="Times New Roman"/>
           <w:b/>
           <w:bCs/>
           <w:sz w:val="28"/>
           <w:szCs w:val="28"/>
-          <w:lang w:val="en-US"/>
-        </w:rPr>
-      </w:pPr>
-      <w:r>
-        <w:rPr>
-          <w:rFonts w:hint="default" w:ascii="Times New Roman" w:hAnsi="Times New Roman" w:cs="Times New Roman"/>
+        </w:rPr>
+      </w:pPr>
+      <w:proofErr w:type="spellStart"/>
+      <w:r>
+        <w:rPr>
+          <w:rFonts w:ascii="Times New Roman" w:hAnsi="Times New Roman" w:cs="Times New Roman"/>
           <w:b/>
           <w:bCs/>
           <w:sz w:val="28"/>
           <w:szCs w:val="28"/>
-          <w:lang w:val="en-US"/>
-        </w:rPr>
-        <w:t>BSc.CSIT Program</w:t>
-      </w:r>
-    </w:p>
-    <w:p>
-      <w:pPr>
-        <w:keepNext w:val="0"/>
-        <w:keepLines w:val="0"/>
-        <w:widowControl/>
-        <w:suppressLineNumbers w:val="0"/>
-        <w:jc w:val="center"/>
-        <w:rPr>
-          <w:rFonts w:hint="default" w:ascii="Times New Roman" w:hAnsi="Times New Roman" w:cs="Times New Roman"/>
+        </w:rPr>
+        <w:t>BSc.CSIT</w:t>
+      </w:r>
+      <w:proofErr w:type="spellEnd"/>
+      <w:r>
+        <w:rPr>
+          <w:rFonts w:ascii="Times New Roman" w:hAnsi="Times New Roman" w:cs="Times New Roman"/>
           <w:b/>
           <w:bCs/>
           <w:sz w:val="28"/>
           <w:szCs w:val="28"/>
-          <w:lang w:val="en-US"/>
-        </w:rPr>
-      </w:pPr>
-    </w:p>
-    <w:p>
-      <w:pPr>
-        <w:keepNext w:val="0"/>
-        <w:keepLines w:val="0"/>
-        <w:widowControl/>
-        <w:suppressLineNumbers w:val="0"/>
-        <w:jc w:val="center"/>
-        <w:rPr>
-          <w:rFonts w:hint="default" w:ascii="Times New Roman" w:hAnsi="Times New Roman" w:cs="Times New Roman"/>
+        </w:rPr>
+        <w:t xml:space="preserve"> Program</w:t>
+      </w:r>
+    </w:p>
+    <w:p>
+      <w:pPr>
+        <w:jc w:val="center"/>
+        <w:rPr>
+          <w:rFonts w:ascii="Times New Roman" w:hAnsi="Times New Roman" w:cs="Times New Roman"/>
           <w:b/>
           <w:bCs/>
           <w:sz w:val="28"/>
           <w:szCs w:val="28"/>
-          <w:lang w:val="en-US"/>
-        </w:rPr>
-      </w:pPr>
-      <w:r>
-        <w:rPr>
-          <w:sz w:val="24"/>
+        </w:rPr>
+      </w:pPr>
+    </w:p>
+    <w:p>
+      <w:pPr>
+        <w:jc w:val="center"/>
+        <w:rPr>
+          <w:rFonts w:ascii="Times New Roman" w:hAnsi="Times New Roman" w:cs="Times New Roman"/>
+          <w:b/>
+          <w:bCs/>
+          <w:sz w:val="28"/>
+          <w:szCs w:val="28"/>
+        </w:rPr>
+      </w:pPr>
+      <w:r>
+        <w:rPr>
+          <w:noProof/>
         </w:rPr>
         <w:drawing>
-          <wp:inline distT="0" distB="0" distL="114300" distR="114300">
+          <wp:inline distT="0" distB="0" distL="114300" distR="114300" wp14:anchorId="50FBE531" wp14:editId="6A9476A5">
             <wp:extent cx="1401445" cy="1490345"/>
             <wp:effectExtent l="0" t="0" r="8255" b="14605"/>
             <wp:docPr id="7" name="Picture 2" descr="IMG_256"/>
@@ -166,14 +149,14 @@
                     </pic:cNvPicPr>
                   </pic:nvPicPr>
                   <pic:blipFill>
-                    <a:blip r:embed="rId4"/>
+                    <a:blip r:embed="rId5"/>
                     <a:stretch>
                       <a:fillRect/>
                     </a:stretch>
                   </pic:blipFill>
                   <pic:spPr>
                     <a:xfrm>
-                      <a:off x="3039745" y="3586480"/>
+                      <a:off x="0" y="0"/>
                       <a:ext cx="1401445" cy="1490345"/>
                     </a:xfrm>
                     <a:prstGeom prst="rect">
@@ -193,133 +176,113 @@
     </w:p>
     <w:p>
       <w:pPr>
-        <w:keepNext w:val="0"/>
-        <w:keepLines w:val="0"/>
-        <w:widowControl/>
-        <w:suppressLineNumbers w:val="0"/>
-        <w:jc w:val="center"/>
-        <w:rPr>
-          <w:rFonts w:hint="default" w:ascii="Times New Roman" w:hAnsi="Times New Roman" w:cs="Times New Roman"/>
+        <w:jc w:val="center"/>
+        <w:rPr>
+          <w:rFonts w:ascii="Times New Roman" w:hAnsi="Times New Roman" w:cs="Times New Roman"/>
           <w:b/>
           <w:bCs/>
           <w:sz w:val="28"/>
           <w:szCs w:val="28"/>
-          <w:lang w:val="en-US"/>
-        </w:rPr>
-      </w:pPr>
-    </w:p>
-    <w:p>
-      <w:pPr>
-        <w:keepNext w:val="0"/>
-        <w:keepLines w:val="0"/>
-        <w:widowControl/>
-        <w:suppressLineNumbers w:val="0"/>
+        </w:rPr>
+      </w:pPr>
+    </w:p>
+    <w:p>
+      <w:pPr>
         <w:spacing w:line="360" w:lineRule="auto"/>
         <w:jc w:val="center"/>
         <w:rPr>
-          <w:rFonts w:hint="default" w:ascii="Times New Roman" w:hAnsi="Times New Roman" w:cs="Times New Roman"/>
-          <w:b w:val="0"/>
-          <w:bCs w:val="0"/>
+          <w:rFonts w:ascii="Times New Roman" w:hAnsi="Times New Roman" w:cs="Times New Roman"/>
           <w:sz w:val="36"/>
           <w:szCs w:val="36"/>
-          <w:u w:val="none"/>
-          <w:lang w:val="en-US"/>
-        </w:rPr>
-      </w:pPr>
-      <w:r>
-        <w:rPr>
-          <w:rFonts w:hint="default" w:ascii="Times New Roman" w:hAnsi="Times New Roman" w:cs="Times New Roman"/>
+        </w:rPr>
+      </w:pPr>
+      <w:r>
+        <w:rPr>
+          <w:rFonts w:ascii="Times New Roman" w:hAnsi="Times New Roman" w:cs="Times New Roman"/>
           <w:b/>
           <w:bCs/>
           <w:sz w:val="36"/>
           <w:szCs w:val="36"/>
-          <w:u w:val="none"/>
-          <w:lang w:val="en-US"/>
         </w:rPr>
         <w:t>PRACTICAL REPORT</w:t>
       </w:r>
     </w:p>
     <w:p>
       <w:pPr>
-        <w:keepNext w:val="0"/>
-        <w:keepLines w:val="0"/>
-        <w:widowControl/>
-        <w:suppressLineNumbers w:val="0"/>
         <w:spacing w:line="360" w:lineRule="auto"/>
         <w:jc w:val="center"/>
         <w:rPr>
-          <w:rFonts w:hint="default" w:ascii="Times New Roman" w:hAnsi="Times New Roman" w:cs="Times New Roman"/>
-          <w:b w:val="0"/>
-          <w:bCs w:val="0"/>
-          <w:sz w:val="32"/>
-          <w:szCs w:val="32"/>
-          <w:u w:val="none"/>
-          <w:lang w:val="en-US"/>
-        </w:rPr>
-      </w:pPr>
-      <w:r>
-        <w:rPr>
-          <w:rFonts w:hint="default" w:ascii="Times New Roman" w:hAnsi="Times New Roman" w:cs="Times New Roman"/>
-          <w:b w:val="0"/>
-          <w:bCs w:val="0"/>
-          <w:sz w:val="32"/>
-          <w:szCs w:val="32"/>
-          <w:u w:val="none"/>
-          <w:lang w:val="en-US"/>
-        </w:rPr>
-        <w:t>( Theory of Computation</w:t>
-      </w:r>
-      <w:bookmarkStart w:id="0" w:name="_GoBack"/>
-      <w:bookmarkEnd w:id="0"/>
-      <w:r>
-        <w:rPr>
-          <w:rFonts w:hint="default" w:ascii="Times New Roman" w:hAnsi="Times New Roman" w:cs="Times New Roman"/>
-          <w:b w:val="0"/>
-          <w:bCs w:val="0"/>
-          <w:sz w:val="32"/>
-          <w:szCs w:val="32"/>
-          <w:u w:val="none"/>
-          <w:lang w:val="en-US"/>
+          <w:rFonts w:ascii="Times New Roman" w:hAnsi="Times New Roman" w:cs="Times New Roman"/>
+          <w:sz w:val="32"/>
+          <w:szCs w:val="32"/>
+        </w:rPr>
+      </w:pPr>
+      <w:proofErr w:type="gramStart"/>
+      <w:r>
+        <w:rPr>
+          <w:rFonts w:ascii="Times New Roman" w:hAnsi="Times New Roman" w:cs="Times New Roman"/>
+          <w:sz w:val="32"/>
+          <w:szCs w:val="32"/>
+        </w:rPr>
+        <w:t xml:space="preserve">( </w:t>
+      </w:r>
+      <w:r>
+        <w:rPr>
+          <w:rFonts w:ascii="Times New Roman" w:hAnsi="Times New Roman" w:cs="Times New Roman"/>
+          <w:sz w:val="32"/>
+          <w:szCs w:val="32"/>
+        </w:rPr>
+        <w:t>Web</w:t>
+      </w:r>
+      <w:proofErr w:type="gramEnd"/>
+      <w:r>
+        <w:rPr>
+          <w:rFonts w:ascii="Times New Roman" w:hAnsi="Times New Roman" w:cs="Times New Roman"/>
+          <w:sz w:val="32"/>
+          <w:szCs w:val="32"/>
+        </w:rPr>
+        <w:t xml:space="preserve"> </w:t>
+      </w:r>
+      <w:proofErr w:type="gramStart"/>
+      <w:r>
+        <w:rPr>
+          <w:rFonts w:ascii="Times New Roman" w:hAnsi="Times New Roman" w:cs="Times New Roman"/>
+          <w:sz w:val="32"/>
+          <w:szCs w:val="32"/>
+        </w:rPr>
+        <w:t>Technology</w:t>
+      </w:r>
+      <w:r>
+        <w:rPr>
+          <w:rFonts w:ascii="Times New Roman" w:hAnsi="Times New Roman" w:cs="Times New Roman"/>
+          <w:sz w:val="32"/>
+          <w:szCs w:val="32"/>
         </w:rPr>
         <w:t xml:space="preserve"> )</w:t>
       </w:r>
-    </w:p>
-    <w:p>
-      <w:pPr>
-        <w:keepNext w:val="0"/>
-        <w:keepLines w:val="0"/>
-        <w:pageBreakBefore w:val="0"/>
-        <w:widowControl/>
-        <w:suppressLineNumbers w:val="0"/>
-        <w:kinsoku/>
-        <w:wordWrap/>
-        <w:overflowPunct/>
-        <w:topLinePunct w:val="0"/>
-        <w:autoSpaceDE/>
-        <w:autoSpaceDN/>
-        <w:bidi w:val="0"/>
-        <w:adjustRightInd/>
-        <w:snapToGrid/>
-        <w:spacing w:before="361" w:beforeLines="100" w:line="240" w:lineRule="auto"/>
-        <w:jc w:val="center"/>
-        <w:textAlignment w:val="auto"/>
-        <w:rPr>
-          <w:rFonts w:hint="default" w:ascii="Times New Roman" w:hAnsi="Times New Roman" w:cs="Times New Roman"/>
+      <w:proofErr w:type="gramEnd"/>
+    </w:p>
+    <w:p>
+      <w:pPr>
+        <w:spacing w:beforeLines="100" w:before="240"/>
+        <w:jc w:val="center"/>
+        <w:rPr>
+          <w:rFonts w:ascii="Times New Roman" w:hAnsi="Times New Roman" w:cs="Times New Roman"/>
           <w:b/>
           <w:bCs/>
           <w:sz w:val="28"/>
           <w:szCs w:val="28"/>
-          <w:lang w:val="en-US"/>
-        </w:rPr>
-      </w:pPr>
-      <w:r>
-        <w:rPr>
+        </w:rPr>
+      </w:pPr>
+      <w:r>
+        <w:rPr>
+          <w:noProof/>
           <w:sz w:val="28"/>
         </w:rPr>
         <mc:AlternateContent>
           <mc:Choice Requires="wpg">
             <w:drawing>
-              <wp:inline distT="0" distB="0" distL="114300" distR="114300">
+              <wp:inline distT="0" distB="0" distL="114300" distR="114300" wp14:anchorId="14F76C33" wp14:editId="72FE9221">
                 <wp:extent cx="767715" cy="1493520"/>
                 <wp:effectExtent l="15875" t="15875" r="16510" b="33655"/>
                 <wp:docPr id="2" name="Group 2"/>
@@ -329,8 +292,8 @@
                     <wpg:wgp>
                       <wpg:cNvGrpSpPr/>
                       <wpg:grpSpPr>
-                        <a:xfrm rot="0">
-                          <a:off x="3395345" y="5448935"/>
+                        <a:xfrm>
+                          <a:off x="0" y="0"/>
                           <a:ext cx="767715" cy="1493520"/>
                           <a:chOff x="8641" y="3937"/>
                           <a:chExt cx="1209" cy="3390"/>
@@ -444,7 +407,7 @@
               </wp:inline>
             </w:drawing>
           </mc:Choice>
-          <mc:Fallback>
+          <mc:Fallback xmlns:wpsCustomData="http://www.wps.cn/officeDocument/2013/wpsCustomData">
             <w:pict>
               <v:group id="_x0000_s1026" o:spid="_x0000_s1026" o:spt="203" style="height:117.6pt;width:60.45pt;" coordorigin="8641,3937" coordsize="1209,3390" o:gfxdata="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">
                 <o:lock v:ext="edit" aspectratio="f"/>
@@ -476,28 +439,18 @@
     </w:p>
     <w:p>
       <w:pPr>
-        <w:keepNext w:val="0"/>
-        <w:keepLines w:val="0"/>
-        <w:widowControl/>
-        <w:suppressLineNumbers w:val="0"/>
-        <w:jc w:val="center"/>
-        <w:rPr>
-          <w:rFonts w:hint="default" w:ascii="Times New Roman" w:hAnsi="Times New Roman" w:cs="Times New Roman"/>
-          <w:b/>
-          <w:bCs/>
-          <w:sz w:val="32"/>
-          <w:szCs w:val="32"/>
-          <w:u w:val="none"/>
-          <w:lang w:val="en-US"/>
-        </w:rPr>
-      </w:pPr>
-    </w:p>
-    <w:p>
-      <w:pPr>
-        <w:keepNext w:val="0"/>
-        <w:keepLines w:val="0"/>
-        <w:widowControl/>
-        <w:suppressLineNumbers w:val="0"/>
+        <w:jc w:val="center"/>
+        <w:rPr>
+          <w:rFonts w:ascii="Times New Roman" w:hAnsi="Times New Roman" w:cs="Times New Roman"/>
+          <w:b/>
+          <w:bCs/>
+          <w:sz w:val="32"/>
+          <w:szCs w:val="32"/>
+        </w:rPr>
+      </w:pPr>
+    </w:p>
+    <w:p>
+      <w:pPr>
         <w:spacing w:line="360" w:lineRule="auto"/>
         <w:jc w:val="center"/>
         <w:rPr>
@@ -508,273 +461,220 @@
       </w:pPr>
       <w:r>
         <w:rPr>
-          <w:rFonts w:hint="default" w:ascii="Times New Roman" w:hAnsi="Times New Roman" w:eastAsia="SimSun" w:cs="Times New Roman"/>
+          <w:rFonts w:ascii="Times New Roman" w:eastAsia="SimSun" w:hAnsi="Times New Roman" w:cs="Times New Roman"/>
           <w:b/>
           <w:bCs/>
           <w:color w:val="000000"/>
-          <w:kern w:val="0"/>
           <w:sz w:val="32"/>
           <w:szCs w:val="32"/>
           <w:u w:val="single"/>
+          <w:lang w:bidi="ar"/>
+        </w:rPr>
+        <w:t>Submitted To</w:t>
+      </w:r>
+    </w:p>
+    <w:p>
+      <w:pPr>
+        <w:pStyle w:val="p1"/>
+        <w:spacing w:line="276" w:lineRule="auto"/>
+        <w:jc w:val="center"/>
+        <w:rPr>
+          <w:rFonts w:ascii="Times New Roman" w:hAnsi="Times New Roman"/>
+          <w:b/>
+          <w:bCs/>
+          <w:sz w:val="32"/>
+          <w:szCs w:val="32"/>
+        </w:rPr>
+      </w:pPr>
+      <w:r>
+        <w:rPr>
+          <w:rFonts w:ascii="Times New Roman" w:eastAsia="SimSun" w:hAnsi="Times New Roman"/>
+          <w:b/>
+          <w:bCs/>
+          <w:sz w:val="32"/>
+          <w:szCs w:val="32"/>
           <w:lang w:val="en-US" w:eastAsia="zh-CN" w:bidi="ar"/>
         </w:rPr>
-        <w:t>Submitted To</w:t>
-      </w:r>
-    </w:p>
-    <w:p>
-      <w:pPr>
-        <w:keepNext w:val="0"/>
-        <w:keepLines w:val="0"/>
-        <w:widowControl/>
-        <w:suppressLineNumbers w:val="0"/>
-        <w:jc w:val="center"/>
-        <w:rPr>
-          <w:rFonts w:hint="default"/>
-          <w:sz w:val="32"/>
-          <w:szCs w:val="32"/>
-          <w:lang w:val="en-US"/>
-        </w:rPr>
-      </w:pPr>
-      <w:r>
-        <w:rPr>
-          <w:rFonts w:hint="default" w:ascii="Times New Roman" w:hAnsi="Times New Roman" w:eastAsia="SimSun" w:cs="Times New Roman"/>
-          <w:b/>
-          <w:bCs/>
+        <w:t xml:space="preserve">Mr. </w:t>
+      </w:r>
+      <w:r>
+        <w:rPr>
+          <w:rFonts w:ascii="Times New Roman" w:hAnsi="Times New Roman"/>
+          <w:b/>
+          <w:bCs/>
+          <w:sz w:val="32"/>
+          <w:szCs w:val="32"/>
+        </w:rPr>
+        <w:t>Gyaneshwor Dhungana</w:t>
+      </w:r>
+    </w:p>
+    <w:p>
+      <w:pPr>
+        <w:jc w:val="center"/>
+      </w:pPr>
+      <w:r>
+        <w:rPr>
+          <w:rFonts w:ascii="Times New Roman" w:eastAsia="SimSun" w:hAnsi="Times New Roman" w:cs="Times New Roman"/>
           <w:color w:val="000000"/>
-          <w:kern w:val="0"/>
-          <w:sz w:val="32"/>
-          <w:szCs w:val="32"/>
-          <w:lang w:val="en-US" w:eastAsia="zh-CN" w:bidi="ar"/>
-        </w:rPr>
-        <w:t>Mr. Tara Bahadur Thapa</w:t>
-      </w:r>
-    </w:p>
-    <w:p>
-      <w:pPr>
-        <w:keepNext w:val="0"/>
-        <w:keepLines w:val="0"/>
-        <w:widowControl/>
-        <w:suppressLineNumbers w:val="0"/>
-        <w:jc w:val="center"/>
-      </w:pPr>
-      <w:r>
-        <w:rPr>
-          <w:rFonts w:hint="default" w:ascii="Times New Roman" w:hAnsi="Times New Roman" w:eastAsia="SimSun" w:cs="Times New Roman"/>
-          <w:color w:val="000000"/>
-          <w:kern w:val="0"/>
           <w:sz w:val="31"/>
           <w:szCs w:val="31"/>
-          <w:lang w:val="en-US" w:eastAsia="zh-CN" w:bidi="ar"/>
+          <w:lang w:bidi="ar"/>
         </w:rPr>
         <w:t>Department of Computer Science &amp; Information Technology</w:t>
       </w:r>
     </w:p>
     <w:p>
       <w:pPr>
-        <w:keepNext w:val="0"/>
-        <w:keepLines w:val="0"/>
-        <w:widowControl/>
-        <w:suppressLineNumbers w:val="0"/>
-        <w:jc w:val="center"/>
-        <w:rPr>
-          <w:rFonts w:hint="default" w:ascii="Times New Roman" w:hAnsi="Times New Roman" w:eastAsia="SimSun" w:cs="Times New Roman"/>
+        <w:jc w:val="center"/>
+        <w:rPr>
+          <w:rFonts w:ascii="Times New Roman" w:eastAsia="SimSun" w:hAnsi="Times New Roman" w:cs="Times New Roman"/>
           <w:color w:val="000000"/>
-          <w:kern w:val="0"/>
           <w:sz w:val="31"/>
           <w:szCs w:val="31"/>
-          <w:lang w:val="en-US" w:eastAsia="zh-CN" w:bidi="ar"/>
-        </w:rPr>
-      </w:pPr>
-      <w:r>
-        <w:rPr>
-          <w:rFonts w:hint="default" w:ascii="Times New Roman" w:hAnsi="Times New Roman" w:eastAsia="SimSun" w:cs="Times New Roman"/>
+          <w:lang w:bidi="ar"/>
+        </w:rPr>
+      </w:pPr>
+      <w:r>
+        <w:rPr>
+          <w:rFonts w:ascii="Times New Roman" w:eastAsia="SimSun" w:hAnsi="Times New Roman" w:cs="Times New Roman"/>
           <w:color w:val="000000"/>
-          <w:kern w:val="0"/>
           <w:sz w:val="31"/>
           <w:szCs w:val="31"/>
-          <w:lang w:val="en-US" w:eastAsia="zh-CN" w:bidi="ar"/>
+          <w:lang w:bidi="ar"/>
         </w:rPr>
         <w:t>Prithvi Narayan Campus, Pokhara</w:t>
       </w:r>
     </w:p>
     <w:p>
       <w:pPr>
-        <w:keepNext w:val="0"/>
-        <w:keepLines w:val="0"/>
-        <w:widowControl/>
-        <w:suppressLineNumbers w:val="0"/>
         <w:spacing w:line="360" w:lineRule="auto"/>
-        <w:jc w:val="both"/>
-        <w:rPr>
-          <w:rFonts w:hint="default" w:ascii="Times New Roman" w:hAnsi="Times New Roman" w:cs="Times New Roman"/>
+        <w:jc w:val="center"/>
+        <w:rPr>
+          <w:rFonts w:ascii="Times New Roman" w:hAnsi="Times New Roman" w:cs="Times New Roman"/>
           <w:b/>
           <w:bCs/>
           <w:sz w:val="32"/>
           <w:szCs w:val="32"/>
           <w:u w:val="single"/>
-          <w:lang w:val="en-US"/>
-        </w:rPr>
-      </w:pPr>
-    </w:p>
-    <w:p>
-      <w:pPr>
-        <w:keepNext w:val="0"/>
-        <w:keepLines w:val="0"/>
-        <w:widowControl/>
-        <w:suppressLineNumbers w:val="0"/>
+        </w:rPr>
+      </w:pPr>
+    </w:p>
+    <w:p>
+      <w:pPr>
         <w:spacing w:line="360" w:lineRule="auto"/>
         <w:jc w:val="center"/>
         <w:rPr>
-          <w:rFonts w:hint="default" w:ascii="Times New Roman" w:hAnsi="Times New Roman" w:cs="Times New Roman"/>
+          <w:rFonts w:ascii="Times New Roman" w:hAnsi="Times New Roman" w:cs="Times New Roman"/>
           <w:b/>
           <w:bCs/>
           <w:sz w:val="32"/>
           <w:szCs w:val="32"/>
           <w:u w:val="single"/>
-          <w:lang w:val="en-US"/>
-        </w:rPr>
-      </w:pPr>
-      <w:r>
-        <w:rPr>
-          <w:rFonts w:hint="default" w:ascii="Times New Roman" w:hAnsi="Times New Roman" w:cs="Times New Roman"/>
+        </w:rPr>
+      </w:pPr>
+      <w:r>
+        <w:rPr>
+          <w:rFonts w:ascii="Times New Roman" w:hAnsi="Times New Roman" w:cs="Times New Roman"/>
           <w:b/>
           <w:bCs/>
           <w:sz w:val="32"/>
           <w:szCs w:val="32"/>
           <w:u w:val="single"/>
-          <w:lang w:val="en-US"/>
         </w:rPr>
         <w:t>Submitted By</w:t>
       </w:r>
     </w:p>
     <w:p>
       <w:pPr>
-        <w:keepNext w:val="0"/>
-        <w:keepLines w:val="0"/>
-        <w:widowControl/>
-        <w:suppressLineNumbers w:val="0"/>
-        <w:jc w:val="center"/>
-        <w:rPr>
-          <w:rFonts w:hint="default" w:ascii="Times New Roman" w:hAnsi="Times New Roman" w:cs="Times New Roman"/>
-          <w:b/>
-          <w:bCs/>
-          <w:sz w:val="32"/>
-          <w:szCs w:val="32"/>
-          <w:u w:val="none"/>
-          <w:lang w:val="en-US"/>
-        </w:rPr>
-      </w:pPr>
-      <w:r>
-        <w:rPr>
-          <w:rFonts w:hint="default" w:ascii="Times New Roman" w:hAnsi="Times New Roman" w:cs="Times New Roman"/>
-          <w:b/>
-          <w:bCs/>
-          <w:sz w:val="32"/>
-          <w:szCs w:val="32"/>
-          <w:u w:val="none"/>
-          <w:lang w:val="en-US"/>
+        <w:jc w:val="center"/>
+        <w:rPr>
+          <w:rFonts w:ascii="Times New Roman" w:hAnsi="Times New Roman" w:cs="Times New Roman"/>
+          <w:b/>
+          <w:bCs/>
+          <w:sz w:val="32"/>
+          <w:szCs w:val="32"/>
+        </w:rPr>
+      </w:pPr>
+      <w:r>
+        <w:rPr>
+          <w:rFonts w:ascii="Times New Roman" w:hAnsi="Times New Roman" w:cs="Times New Roman"/>
+          <w:b/>
+          <w:bCs/>
+          <w:sz w:val="32"/>
+          <w:szCs w:val="32"/>
         </w:rPr>
         <w:t>Mahesh Kumar Udas</w:t>
       </w:r>
     </w:p>
     <w:p>
       <w:pPr>
-        <w:keepNext w:val="0"/>
-        <w:keepLines w:val="0"/>
-        <w:widowControl/>
-        <w:suppressLineNumbers w:val="0"/>
-        <w:jc w:val="center"/>
-        <w:rPr>
-          <w:rFonts w:hint="default" w:ascii="Times New Roman" w:hAnsi="Times New Roman" w:cs="Times New Roman"/>
+        <w:jc w:val="center"/>
+        <w:rPr>
+          <w:rFonts w:ascii="Times New Roman" w:hAnsi="Times New Roman" w:cs="Times New Roman"/>
           <w:b/>
           <w:bCs/>
           <w:sz w:val="28"/>
           <w:szCs w:val="28"/>
-          <w:u w:val="none"/>
-          <w:lang w:val="en-US"/>
-        </w:rPr>
-      </w:pPr>
-      <w:r>
-        <w:rPr>
-          <w:rFonts w:hint="default" w:ascii="Times New Roman" w:hAnsi="Times New Roman" w:cs="Times New Roman"/>
+        </w:rPr>
+      </w:pPr>
+      <w:r>
+        <w:rPr>
+          <w:rFonts w:ascii="Times New Roman" w:hAnsi="Times New Roman" w:cs="Times New Roman"/>
           <w:b/>
           <w:bCs/>
           <w:sz w:val="28"/>
           <w:szCs w:val="28"/>
-          <w:u w:val="none"/>
-          <w:lang w:val="en-US"/>
         </w:rPr>
         <w:t>Roll No. 21</w:t>
       </w:r>
     </w:p>
     <w:p>
       <w:pPr>
-        <w:keepNext w:val="0"/>
-        <w:keepLines w:val="0"/>
-        <w:widowControl/>
-        <w:suppressLineNumbers w:val="0"/>
-        <w:jc w:val="center"/>
-        <w:rPr>
-          <w:rFonts w:hint="default" w:ascii="Times New Roman" w:hAnsi="Times New Roman" w:cs="Times New Roman"/>
+        <w:jc w:val="center"/>
+        <w:rPr>
+          <w:rFonts w:ascii="Times New Roman" w:hAnsi="Times New Roman" w:cs="Times New Roman"/>
           <w:b/>
           <w:bCs/>
           <w:sz w:val="28"/>
           <w:szCs w:val="28"/>
-          <w:u w:val="none"/>
-          <w:lang w:val="en-US"/>
-        </w:rPr>
-      </w:pPr>
-      <w:r>
-        <w:rPr>
-          <w:rFonts w:hint="default" w:ascii="Times New Roman" w:hAnsi="Times New Roman" w:cs="Times New Roman"/>
+        </w:rPr>
+      </w:pPr>
+      <w:r>
+        <w:rPr>
+          <w:rFonts w:ascii="Times New Roman" w:hAnsi="Times New Roman" w:cs="Times New Roman"/>
           <w:b/>
           <w:bCs/>
           <w:sz w:val="28"/>
           <w:szCs w:val="28"/>
-          <w:u w:val="none"/>
-          <w:lang w:val="en-US"/>
         </w:rPr>
         <w:t>2080 Batch</w:t>
       </w:r>
     </w:p>
     <w:p>
       <w:pPr>
-        <w:keepNext w:val="0"/>
-        <w:keepLines w:val="0"/>
-        <w:widowControl/>
-        <w:suppressLineNumbers w:val="0"/>
-        <w:jc w:val="center"/>
-        <w:rPr>
-          <w:rFonts w:hint="default" w:ascii="Times New Roman" w:hAnsi="Times New Roman" w:cs="Times New Roman"/>
+        <w:jc w:val="center"/>
+        <w:rPr>
+          <w:rFonts w:ascii="Times New Roman" w:hAnsi="Times New Roman" w:cs="Times New Roman"/>
           <w:b/>
           <w:bCs/>
           <w:sz w:val="28"/>
           <w:szCs w:val="28"/>
-          <w:u w:val="none"/>
-          <w:lang w:val="en-US"/>
         </w:rPr>
       </w:pPr>
     </w:p>
     <w:tbl>
       <w:tblPr>
-        <w:tblStyle w:val="5"/>
+        <w:tblStyle w:val="TableGrid"/>
         <w:tblW w:w="0" w:type="auto"/>
-        <w:tblInd w:w="0" w:type="dxa"/>
         <w:tblBorders>
-          <w:top w:val="none" w:color="auto" w:sz="0" w:space="0"/>
-          <w:left w:val="none" w:color="auto" w:sz="0" w:space="0"/>
-          <w:bottom w:val="none" w:color="auto" w:sz="0" w:space="0"/>
-          <w:right w:val="none" w:color="auto" w:sz="0" w:space="0"/>
-          <w:insideH w:val="none" w:color="auto" w:sz="0" w:space="0"/>
-          <w:insideV w:val="none" w:color="auto" w:sz="0" w:space="0"/>
+          <w:top w:val="none" w:sz="0" w:space="0" w:color="auto"/>
+          <w:left w:val="none" w:sz="0" w:space="0" w:color="auto"/>
+          <w:bottom w:val="none" w:sz="0" w:space="0" w:color="auto"/>
+          <w:right w:val="none" w:sz="0" w:space="0" w:color="auto"/>
+          <w:insideH w:val="none" w:sz="0" w:space="0" w:color="auto"/>
+          <w:insideV w:val="none" w:sz="0" w:space="0" w:color="auto"/>
         </w:tblBorders>
-        <w:tblLayout w:type="autofit"/>
-        <w:tblCellMar>
-          <w:top w:w="0" w:type="dxa"/>
-          <w:left w:w="108" w:type="dxa"/>
-          <w:bottom w:w="0" w:type="dxa"/>
-          <w:right w:w="108" w:type="dxa"/>
-        </w:tblCellMar>
+        <w:tblLook w:val="04A0" w:firstRow="1" w:lastRow="0" w:firstColumn="1" w:lastColumn="0" w:noHBand="0" w:noVBand="1"/>
       </w:tblPr>
       <w:tblGrid>
         <w:gridCol w:w="4658"/>
@@ -782,24 +682,8 @@
         <w:gridCol w:w="4636"/>
       </w:tblGrid>
       <w:tr>
-        <w:tblPrEx>
-          <w:tblBorders>
-            <w:top w:val="none" w:color="auto" w:sz="0" w:space="0"/>
-            <w:left w:val="none" w:color="auto" w:sz="0" w:space="0"/>
-            <w:bottom w:val="none" w:color="auto" w:sz="0" w:space="0"/>
-            <w:right w:val="none" w:color="auto" w:sz="0" w:space="0"/>
-            <w:insideH w:val="none" w:color="auto" w:sz="0" w:space="0"/>
-            <w:insideV w:val="none" w:color="auto" w:sz="0" w:space="0"/>
-          </w:tblBorders>
-          <w:tblCellMar>
-            <w:top w:w="0" w:type="dxa"/>
-            <w:left w:w="108" w:type="dxa"/>
-            <w:bottom w:w="0" w:type="dxa"/>
-            <w:right w:w="108" w:type="dxa"/>
-          </w:tblCellMar>
-        </w:tblPrEx>
         <w:trPr>
-          <w:trHeight w:val="696" w:hRule="atLeast"/>
+          <w:trHeight w:val="696"/>
         </w:trPr>
         <w:tc>
           <w:tcPr>
@@ -808,23 +692,17 @@
           </w:tcPr>
           <w:p>
             <w:pPr>
-              <w:keepNext w:val="0"/>
-              <w:keepLines w:val="0"/>
               <w:widowControl/>
-              <w:suppressLineNumbers w:val="0"/>
               <w:jc w:val="center"/>
-              <w:rPr>
-                <w:sz w:val="24"/>
-              </w:rPr>
             </w:pPr>
             <w:r>
               <w:rPr>
-                <w:sz w:val="24"/>
+                <w:noProof/>
               </w:rPr>
               <mc:AlternateContent>
                 <mc:Choice Requires="wps">
                   <w:drawing>
-                    <wp:inline distT="0" distB="0" distL="114300" distR="114300">
+                    <wp:inline distT="0" distB="0" distL="114300" distR="114300" wp14:anchorId="2B38DF45" wp14:editId="3FDA2778">
                       <wp:extent cx="1678940" cy="403860"/>
                       <wp:effectExtent l="6350" t="6350" r="10160" b="8890"/>
                       <wp:docPr id="4" name="Rectangles 4"/>
@@ -875,7 +753,7 @@
                     </wp:inline>
                   </w:drawing>
                 </mc:Choice>
-                <mc:Fallback>
+                <mc:Fallback xmlns:wpsCustomData="http://www.wps.cn/officeDocument/2013/wpsCustomData">
                   <w:pict>
                     <v:rect id="_x0000_s1026" o:spid="_x0000_s1026" o:spt="1" style="height:31.8pt;width:132.2pt;v-text-anchor:middle;" fillcolor="#FFFFFF [3212]" filled="t" stroked="t" coordsize="21600,21600" o:gfxdata="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">
                       <v:fill on="t" focussize="0,0"/>
@@ -892,31 +770,20 @@
           </w:p>
           <w:p>
             <w:pPr>
-              <w:keepNext w:val="0"/>
-              <w:keepLines w:val="0"/>
               <w:widowControl/>
-              <w:suppressLineNumbers w:val="0"/>
               <w:jc w:val="center"/>
               <w:rPr>
-                <w:rFonts w:hint="default" w:ascii="Times New Roman" w:hAnsi="Times New Roman" w:cs="Times New Roman"/>
+                <w:rFonts w:ascii="Times New Roman" w:hAnsi="Times New Roman" w:cs="Times New Roman"/>
                 <w:b/>
                 <w:bCs/>
                 <w:sz w:val="28"/>
                 <w:szCs w:val="28"/>
-                <w:u w:val="none"/>
-                <w:vertAlign w:val="baseline"/>
-                <w:lang w:val="en-US"/>
               </w:rPr>
             </w:pPr>
             <w:r>
               <w:rPr>
-                <w:rFonts w:hint="default" w:ascii="Times New Roman" w:hAnsi="Times New Roman" w:cs="Times New Roman"/>
-                <w:b w:val="0"/>
-                <w:bCs w:val="0"/>
-                <w:sz w:val="24"/>
-                <w:szCs w:val="24"/>
+                <w:rFonts w:ascii="Times New Roman" w:hAnsi="Times New Roman" w:cs="Times New Roman"/>
                 <w:u w:val="single"/>
-                <w:lang w:val="en-US"/>
               </w:rPr>
               <w:t>Internal Examiner</w:t>
             </w:r>
@@ -929,20 +796,14 @@
           </w:tcPr>
           <w:p>
             <w:pPr>
-              <w:keepNext w:val="0"/>
-              <w:keepLines w:val="0"/>
               <w:widowControl/>
-              <w:suppressLineNumbers w:val="0"/>
               <w:jc w:val="center"/>
               <w:rPr>
-                <w:rFonts w:hint="default" w:ascii="Times New Roman" w:hAnsi="Times New Roman" w:cs="Times New Roman"/>
+                <w:rFonts w:ascii="Times New Roman" w:hAnsi="Times New Roman" w:cs="Times New Roman"/>
                 <w:b/>
                 <w:bCs/>
                 <w:sz w:val="28"/>
                 <w:szCs w:val="28"/>
-                <w:u w:val="none"/>
-                <w:vertAlign w:val="baseline"/>
-                <w:lang w:val="en-US"/>
               </w:rPr>
             </w:pPr>
           </w:p>
@@ -954,29 +815,21 @@
           </w:tcPr>
           <w:p>
             <w:pPr>
-              <w:keepNext w:val="0"/>
-              <w:keepLines w:val="0"/>
               <w:widowControl/>
-              <w:suppressLineNumbers w:val="0"/>
               <w:jc w:val="center"/>
               <w:rPr>
-                <w:rFonts w:hint="default" w:ascii="Times New Roman" w:hAnsi="Times New Roman" w:cs="Times New Roman"/>
-                <w:b w:val="0"/>
-                <w:bCs w:val="0"/>
-                <w:sz w:val="24"/>
-                <w:szCs w:val="24"/>
+                <w:rFonts w:ascii="Times New Roman" w:hAnsi="Times New Roman" w:cs="Times New Roman"/>
                 <w:u w:val="single"/>
-                <w:lang w:val="en-US"/>
               </w:rPr>
             </w:pPr>
             <w:r>
               <w:rPr>
-                <w:sz w:val="24"/>
+                <w:noProof/>
               </w:rPr>
               <mc:AlternateContent>
                 <mc:Choice Requires="wps">
                   <w:drawing>
-                    <wp:inline distT="0" distB="0" distL="114300" distR="114300">
+                    <wp:inline distT="0" distB="0" distL="114300" distR="114300" wp14:anchorId="2F28F26C" wp14:editId="50E8EC2E">
                       <wp:extent cx="1678940" cy="403860"/>
                       <wp:effectExtent l="6350" t="6350" r="10160" b="8890"/>
                       <wp:docPr id="6" name="Rectangles 6"/>
@@ -1027,7 +880,7 @@
                     </wp:inline>
                   </w:drawing>
                 </mc:Choice>
-                <mc:Fallback>
+                <mc:Fallback xmlns:wpsCustomData="http://www.wps.cn/officeDocument/2013/wpsCustomData">
                   <w:pict>
                     <v:rect id="_x0000_s1026" o:spid="_x0000_s1026" o:spt="1" style="height:31.8pt;width:132.2pt;v-text-anchor:middle;" fillcolor="#FFFFFF [3212]" filled="t" stroked="t" coordsize="21600,21600" o:gfxdata="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">
                       <v:fill on="t" focussize="0,0"/>
@@ -1044,31 +897,20 @@
           </w:p>
           <w:p>
             <w:pPr>
-              <w:keepNext w:val="0"/>
-              <w:keepLines w:val="0"/>
               <w:widowControl/>
-              <w:suppressLineNumbers w:val="0"/>
               <w:jc w:val="center"/>
               <w:rPr>
-                <w:rFonts w:hint="default" w:ascii="Times New Roman" w:hAnsi="Times New Roman" w:cs="Times New Roman"/>
+                <w:rFonts w:ascii="Times New Roman" w:hAnsi="Times New Roman" w:cs="Times New Roman"/>
                 <w:b/>
                 <w:bCs/>
                 <w:sz w:val="28"/>
                 <w:szCs w:val="28"/>
-                <w:u w:val="none"/>
-                <w:vertAlign w:val="baseline"/>
-                <w:lang w:val="en-US"/>
               </w:rPr>
             </w:pPr>
             <w:r>
               <w:rPr>
-                <w:rFonts w:hint="default" w:ascii="Times New Roman" w:hAnsi="Times New Roman" w:cs="Times New Roman"/>
-                <w:b w:val="0"/>
-                <w:bCs w:val="0"/>
-                <w:sz w:val="24"/>
-                <w:szCs w:val="24"/>
+                <w:rFonts w:ascii="Times New Roman" w:hAnsi="Times New Roman" w:cs="Times New Roman"/>
                 <w:u w:val="single"/>
-                <w:lang w:val="en-US"/>
               </w:rPr>
               <w:t>External Examiner</w:t>
             </w:r>
@@ -1078,141 +920,100 @@
     </w:tbl>
     <w:p>
       <w:pPr>
-        <w:keepNext w:val="0"/>
-        <w:keepLines w:val="0"/>
-        <w:widowControl/>
-        <w:suppressLineNumbers w:val="0"/>
-        <w:jc w:val="both"/>
-        <w:rPr>
-          <w:rFonts w:hint="default" w:ascii="Times New Roman" w:hAnsi="Times New Roman" w:cs="Times New Roman"/>
-          <w:b/>
-          <w:bCs/>
-          <w:sz w:val="32"/>
-          <w:szCs w:val="32"/>
-          <w:u w:val="none"/>
-          <w:lang w:val="en-US"/>
-        </w:rPr>
-      </w:pPr>
-    </w:p>
-    <w:p>
-      <w:pPr>
-        <w:keepNext w:val="0"/>
-        <w:keepLines w:val="0"/>
-        <w:widowControl/>
-        <w:suppressLineNumbers w:val="0"/>
-        <w:jc w:val="center"/>
-        <w:rPr>
-          <w:rFonts w:hint="default" w:ascii="Times New Roman" w:hAnsi="Times New Roman" w:cs="Times New Roman"/>
-          <w:b/>
-          <w:bCs/>
-          <w:sz w:val="32"/>
-          <w:szCs w:val="32"/>
-          <w:u w:val="none"/>
-          <w:vertAlign w:val="baseline"/>
-          <w:lang w:val="en-US"/>
+        <w:jc w:val="center"/>
+        <w:rPr>
+          <w:rFonts w:ascii="Times New Roman" w:hAnsi="Times New Roman" w:cs="Times New Roman"/>
+          <w:b/>
+          <w:bCs/>
+          <w:sz w:val="32"/>
+          <w:szCs w:val="32"/>
+        </w:rPr>
+      </w:pPr>
+    </w:p>
+    <w:p>
+      <w:pPr>
+        <w:jc w:val="center"/>
+        <w:rPr>
+          <w:rFonts w:ascii="Times New Roman" w:hAnsi="Times New Roman" w:cs="Times New Roman"/>
+          <w:b/>
+          <w:bCs/>
+          <w:sz w:val="32"/>
+          <w:szCs w:val="32"/>
         </w:rPr>
         <w:sectPr>
           <w:pgSz w:w="11906" w:h="16838"/>
           <w:pgMar w:top="720" w:right="720" w:bottom="720" w:left="720" w:header="720" w:footer="720" w:gutter="0"/>
-          <w:cols w:space="720" w:num="1"/>
-          <w:docGrid w:linePitch="360" w:charSpace="0"/>
+          <w:cols w:space="720"/>
+          <w:docGrid w:linePitch="360"/>
         </w:sectPr>
       </w:pPr>
     </w:p>
     <w:p>
       <w:pPr>
-        <w:keepNext w:val="0"/>
-        <w:keepLines w:val="0"/>
-        <w:widowControl/>
-        <w:suppressLineNumbers w:val="0"/>
-        <w:jc w:val="both"/>
-        <w:rPr>
-          <w:rFonts w:hint="default" w:ascii="Times New Roman" w:hAnsi="Times New Roman" w:cs="Times New Roman"/>
-          <w:b/>
-          <w:bCs/>
-          <w:sz w:val="24"/>
-          <w:szCs w:val="24"/>
-          <w:u w:val="none"/>
-          <w:lang w:val="en-US"/>
-        </w:rPr>
-      </w:pPr>
-    </w:p>
-    <w:p>
-      <w:pPr>
-        <w:keepNext w:val="0"/>
-        <w:keepLines w:val="0"/>
-        <w:widowControl/>
-        <w:suppressLineNumbers w:val="0"/>
-        <w:jc w:val="center"/>
-        <w:rPr>
-          <w:rFonts w:hint="default" w:ascii="Times New Roman" w:hAnsi="Times New Roman" w:cs="Times New Roman"/>
-          <w:b w:val="0"/>
-          <w:bCs w:val="0"/>
-          <w:sz w:val="32"/>
-          <w:szCs w:val="32"/>
-          <w:u w:val="none"/>
-          <w:lang w:val="en-US"/>
-        </w:rPr>
-      </w:pPr>
-      <w:r>
-        <w:rPr>
-          <w:rFonts w:hint="default" w:ascii="Times New Roman" w:hAnsi="Times New Roman" w:cs="Times New Roman"/>
-          <w:b w:val="0"/>
-          <w:bCs w:val="0"/>
-          <w:sz w:val="32"/>
-          <w:szCs w:val="32"/>
-          <w:u w:val="none"/>
-          <w:lang w:val="en-US"/>
-        </w:rPr>
-        <w:t>2</w:t>
-      </w:r>
-      <w:r>
-        <w:rPr>
-          <w:rFonts w:hint="default" w:ascii="Times New Roman" w:hAnsi="Times New Roman" w:cs="Times New Roman"/>
-          <w:b w:val="0"/>
-          <w:bCs w:val="0"/>
-          <w:sz w:val="32"/>
-          <w:szCs w:val="32"/>
-          <w:u w:val="none"/>
+        <w:jc w:val="center"/>
+        <w:rPr>
+          <w:rFonts w:ascii="Times New Roman" w:hAnsi="Times New Roman" w:cs="Times New Roman"/>
+          <w:b/>
+          <w:bCs/>
+        </w:rPr>
+      </w:pPr>
+    </w:p>
+    <w:p>
+      <w:pPr>
+        <w:jc w:val="center"/>
+        <w:rPr>
+          <w:rFonts w:ascii="Times New Roman" w:hAnsi="Times New Roman" w:cs="Times New Roman"/>
+          <w:sz w:val="32"/>
+          <w:szCs w:val="32"/>
+        </w:rPr>
+      </w:pPr>
+      <w:r>
+        <w:rPr>
+          <w:rFonts w:ascii="Times New Roman" w:hAnsi="Times New Roman" w:cs="Times New Roman"/>
+          <w:sz w:val="32"/>
+          <w:szCs w:val="32"/>
+        </w:rPr>
+        <w:t>3</w:t>
+      </w:r>
+      <w:r>
+        <w:rPr>
+          <w:rFonts w:ascii="Times New Roman" w:hAnsi="Times New Roman" w:cs="Times New Roman"/>
+          <w:sz w:val="32"/>
+          <w:szCs w:val="32"/>
           <w:vertAlign w:val="superscript"/>
-          <w:lang w:val="en-US"/>
-        </w:rPr>
-        <w:t>nd</w:t>
-      </w:r>
-      <w:r>
-        <w:rPr>
-          <w:rFonts w:hint="default" w:ascii="Times New Roman" w:hAnsi="Times New Roman" w:cs="Times New Roman"/>
-          <w:b w:val="0"/>
-          <w:bCs w:val="0"/>
-          <w:sz w:val="32"/>
-          <w:szCs w:val="32"/>
-          <w:u w:val="none"/>
-          <w:lang w:val="en-US"/>
-        </w:rPr>
-        <w:t xml:space="preserve"> Year / 4</w:t>
-      </w:r>
-      <w:r>
-        <w:rPr>
-          <w:rFonts w:hint="default" w:ascii="Times New Roman" w:hAnsi="Times New Roman" w:cs="Times New Roman"/>
-          <w:b w:val="0"/>
-          <w:bCs w:val="0"/>
-          <w:sz w:val="32"/>
-          <w:szCs w:val="32"/>
-          <w:u w:val="none"/>
+        </w:rPr>
+        <w:t>rd</w:t>
+      </w:r>
+      <w:r>
+        <w:rPr>
+          <w:rFonts w:ascii="Times New Roman" w:hAnsi="Times New Roman" w:cs="Times New Roman"/>
+          <w:sz w:val="32"/>
+          <w:szCs w:val="32"/>
+        </w:rPr>
+        <w:t xml:space="preserve"> Year / </w:t>
+      </w:r>
+      <w:r>
+        <w:rPr>
+          <w:rFonts w:ascii="Times New Roman" w:hAnsi="Times New Roman" w:cs="Times New Roman"/>
+          <w:sz w:val="32"/>
+          <w:szCs w:val="32"/>
+        </w:rPr>
+        <w:t>5</w:t>
+      </w:r>
+      <w:r>
+        <w:rPr>
+          <w:rFonts w:ascii="Times New Roman" w:hAnsi="Times New Roman" w:cs="Times New Roman"/>
+          <w:sz w:val="32"/>
+          <w:szCs w:val="32"/>
           <w:vertAlign w:val="superscript"/>
-          <w:lang w:val="en-US"/>
         </w:rPr>
         <w:t>th</w:t>
       </w:r>
       <w:r>
         <w:rPr>
-          <w:rFonts w:hint="default" w:ascii="Times New Roman" w:hAnsi="Times New Roman" w:cs="Times New Roman"/>
-          <w:b w:val="0"/>
-          <w:bCs w:val="0"/>
-          <w:sz w:val="32"/>
-          <w:szCs w:val="32"/>
-          <w:u w:val="none"/>
-          <w:lang w:val="en-US"/>
+          <w:rFonts w:ascii="Times New Roman" w:hAnsi="Times New Roman" w:cs="Times New Roman"/>
+          <w:sz w:val="32"/>
+          <w:szCs w:val="32"/>
         </w:rPr>
         <w:t xml:space="preserve"> Semester</w:t>
       </w:r>
@@ -1221,294 +1022,328 @@
       <w:type w:val="continuous"/>
       <w:pgSz w:w="11906" w:h="16838"/>
       <w:pgMar w:top="1152" w:right="1800" w:bottom="576" w:left="1800" w:header="720" w:footer="720" w:gutter="0"/>
-      <w:cols w:space="720" w:num="1"/>
-      <w:docGrid w:linePitch="360" w:charSpace="0"/>
+      <w:cols w:space="720"/>
+      <w:docGrid w:linePitch="360"/>
     </w:sectPr>
   </w:body>
 </w:document>
 </file>
 
 <file path=word/styles.xml><?xml version="1.0" encoding="utf-8"?>
-<w:styles xmlns:mc="http://schemas.openxmlformats.org/markup-compatibility/2006" xmlns:o="urn:schemas-microsoft-com:office:office" xmlns:r="http://schemas.openxmlformats.org/officeDocument/2006/relationships" xmlns:m="http://schemas.openxmlformats.org/officeDocument/2006/math" xmlns:v="urn:schemas-microsoft-com:vml" xmlns:w="http://schemas.openxmlformats.org/wordprocessingml/2006/main" xmlns:w14="http://schemas.microsoft.com/office/word/2010/wordml" xmlns:w10="urn:schemas-microsoft-com:office:word" xmlns:sl="http://schemas.openxmlformats.org/schemaLibrary/2006/main" xmlns:wpsCustomData="http://www.wps.cn/officeDocument/2013/wpsCustomData" mc:Ignorable="w14">
+<w:styles xmlns:mc="http://schemas.openxmlformats.org/markup-compatibility/2006" xmlns:r="http://schemas.openxmlformats.org/officeDocument/2006/relationships" xmlns:w="http://schemas.openxmlformats.org/wordprocessingml/2006/main" xmlns:w14="http://schemas.microsoft.com/office/word/2010/wordml" xmlns:w15="http://schemas.microsoft.com/office/word/2012/wordml" xmlns:w16cex="http://schemas.microsoft.com/office/word/2018/wordml/cex" xmlns:w16cid="http://schemas.microsoft.com/office/word/2016/wordml/cid" xmlns:w16="http://schemas.microsoft.com/office/word/2018/wordml" xmlns:w16du="http://schemas.microsoft.com/office/word/2023/wordml/word16du" xmlns:w16sdtdh="http://schemas.microsoft.com/office/word/2020/wordml/sdtdatahash" xmlns:w16sdtfl="http://schemas.microsoft.com/office/word/2024/wordml/sdtformatlock" xmlns:w16se="http://schemas.microsoft.com/office/word/2015/wordml/symex" mc:Ignorable="w14 w15 w16se w16cid w16 w16cex w16sdtdh w16sdtfl w16du">
   <w:docDefaults>
     <w:rPrDefault>
       <w:rPr>
-        <w:rFonts w:ascii="Times New Roman" w:hAnsi="Times New Roman" w:eastAsia="SimSun" w:cs="Times New Roman"/>
+        <w:rFonts w:ascii="Times New Roman" w:eastAsia="SimSun" w:hAnsi="Times New Roman" w:cs="Times New Roman"/>
+        <w:lang w:val="en-NP" w:eastAsia="en-US" w:bidi="hi-IN"/>
       </w:rPr>
     </w:rPrDefault>
     <w:pPrDefault/>
   </w:docDefaults>
-  <w:latentStyles w:count="260" w:defQFormat="0" w:defUnhideWhenUsed="1" w:defSemiHidden="1" w:defUIPriority="99" w:defLockedState="0">
-    <w:lsdException w:qFormat="1" w:unhideWhenUsed="0" w:uiPriority="0" w:semiHidden="0" w:name="Normal"/>
-    <w:lsdException w:qFormat="1" w:unhideWhenUsed="0" w:uiPriority="0" w:semiHidden="0" w:name="heading 1"/>
-    <w:lsdException w:qFormat="1" w:uiPriority="0" w:name="heading 2"/>
-    <w:lsdException w:qFormat="1" w:uiPriority="0" w:name="heading 3"/>
-    <w:lsdException w:qFormat="1" w:uiPriority="0" w:name="heading 4"/>
-    <w:lsdException w:qFormat="1" w:uiPriority="0" w:name="heading 5"/>
-    <w:lsdException w:qFormat="1" w:uiPriority="0" w:name="heading 6"/>
-    <w:lsdException w:qFormat="1" w:uiPriority="0" w:name="heading 7"/>
-    <w:lsdException w:qFormat="1" w:uiPriority="0" w:name="heading 8"/>
-    <w:lsdException w:qFormat="1" w:uiPriority="0" w:name="heading 9"/>
-    <w:lsdException w:unhideWhenUsed="0" w:uiPriority="0" w:semiHidden="0" w:name="index 1"/>
-    <w:lsdException w:unhideWhenUsed="0" w:uiPriority="0" w:semiHidden="0" w:name="index 2"/>
-    <w:lsdException w:unhideWhenUsed="0" w:uiPriority="0" w:semiHidden="0" w:name="index 3"/>
-    <w:lsdException w:unhideWhenUsed="0" w:uiPriority="0" w:semiHidden="0" w:name="index 4"/>
-    <w:lsdException w:unhideWhenUsed="0" w:uiPriority="0" w:semiHidden="0" w:name="index 5"/>
-    <w:lsdException w:unhideWhenUsed="0" w:uiPriority="0" w:semiHidden="0" w:name="index 6"/>
-    <w:lsdException w:unhideWhenUsed="0" w:uiPriority="0" w:semiHidden="0" w:name="index 7"/>
-    <w:lsdException w:unhideWhenUsed="0" w:uiPriority="0" w:semiHidden="0" w:name="index 8"/>
-    <w:lsdException w:unhideWhenUsed="0" w:uiPriority="0" w:semiHidden="0" w:name="index 9"/>
-    <w:lsdException w:unhideWhenUsed="0" w:uiPriority="0" w:semiHidden="0" w:name="toc 1"/>
-    <w:lsdException w:unhideWhenUsed="0" w:uiPriority="0" w:semiHidden="0" w:name="toc 2"/>
-    <w:lsdException w:unhideWhenUsed="0" w:uiPriority="0" w:semiHidden="0" w:name="toc 3"/>
-    <w:lsdException w:unhideWhenUsed="0" w:uiPriority="0" w:semiHidden="0" w:name="toc 4"/>
-    <w:lsdException w:unhideWhenUsed="0" w:uiPriority="0" w:semiHidden="0" w:name="toc 5"/>
-    <w:lsdException w:unhideWhenUsed="0" w:uiPriority="0" w:semiHidden="0" w:name="toc 6"/>
-    <w:lsdException w:unhideWhenUsed="0" w:uiPriority="0" w:semiHidden="0" w:name="toc 7"/>
-    <w:lsdException w:unhideWhenUsed="0" w:uiPriority="0" w:semiHidden="0" w:name="toc 8"/>
-    <w:lsdException w:unhideWhenUsed="0" w:uiPriority="0" w:semiHidden="0" w:name="toc 9"/>
-    <w:lsdException w:unhideWhenUsed="0" w:uiPriority="0" w:semiHidden="0" w:name="Normal Indent"/>
-    <w:lsdException w:unhideWhenUsed="0" w:uiPriority="0" w:semiHidden="0" w:name="footnote text"/>
-    <w:lsdException w:unhideWhenUsed="0" w:uiPriority="0" w:semiHidden="0" w:name="annotation text"/>
-    <w:lsdException w:unhideWhenUsed="0" w:uiPriority="0" w:semiHidden="0" w:name="header"/>
-    <w:lsdException w:unhideWhenUsed="0" w:uiPriority="0" w:semiHidden="0" w:name="footer"/>
-    <w:lsdException w:unhideWhenUsed="0" w:uiPriority="0" w:semiHidden="0" w:name="index heading"/>
-    <w:lsdException w:qFormat="1" w:uiPriority="0" w:name="caption"/>
-    <w:lsdException w:unhideWhenUsed="0" w:uiPriority="0" w:semiHidden="0" w:name="table of figures"/>
-    <w:lsdException w:unhideWhenUsed="0" w:uiPriority="0" w:semiHidden="0" w:name="envelope address"/>
-    <w:lsdException w:unhideWhenUsed="0" w:uiPriority="0" w:semiHidden="0" w:name="envelope return"/>
-    <w:lsdException w:unhideWhenUsed="0" w:uiPriority="0" w:semiHidden="0" w:name="footnote reference"/>
-    <w:lsdException w:unhideWhenUsed="0" w:uiPriority="0" w:semiHidden="0" w:name="annotation reference"/>
-    <w:lsdException w:unhideWhenUsed="0" w:uiPriority="0" w:semiHidden="0" w:name="line number"/>
-    <w:lsdException w:unhideWhenUsed="0" w:uiPriority="0" w:semiHidden="0" w:name="page number"/>
-    <w:lsdException w:unhideWhenUsed="0" w:uiPriority="0" w:semiHidden="0" w:name="endnote reference"/>
-    <w:lsdException w:unhideWhenUsed="0" w:uiPriority="0" w:semiHidden="0" w:name="endnote text"/>
-    <w:lsdException w:unhideWhenUsed="0" w:uiPriority="0" w:semiHidden="0" w:name="table of authorities"/>
-    <w:lsdException w:unhideWhenUsed="0" w:uiPriority="0" w:semiHidden="0" w:name="macro"/>
-    <w:lsdException w:unhideWhenUsed="0" w:uiPriority="0" w:semiHidden="0" w:name="toa heading"/>
-    <w:lsdException w:unhideWhenUsed="0" w:uiPriority="0" w:semiHidden="0" w:name="List"/>
-    <w:lsdException w:unhideWhenUsed="0" w:uiPriority="0" w:semiHidden="0" w:name="List Bullet"/>
-    <w:lsdException w:unhideWhenUsed="0" w:uiPriority="0" w:semiHidden="0" w:name="List Number"/>
-    <w:lsdException w:unhideWhenUsed="0" w:uiPriority="0" w:semiHidden="0" w:name="List 2"/>
-    <w:lsdException w:unhideWhenUsed="0" w:uiPriority="0" w:semiHidden="0" w:name="List 3"/>
-    <w:lsdException w:unhideWhenUsed="0" w:uiPriority="0" w:semiHidden="0" w:name="List 4"/>
-    <w:lsdException w:unhideWhenUsed="0" w:uiPriority="0" w:semiHidden="0" w:name="List 5"/>
-    <w:lsdException w:unhideWhenUsed="0" w:uiPriority="0" w:semiHidden="0" w:name="List Bullet 2"/>
-    <w:lsdException w:unhideWhenUsed="0" w:uiPriority="0" w:semiHidden="0" w:name="List Bullet 3"/>
-    <w:lsdException w:unhideWhenUsed="0" w:uiPriority="0" w:semiHidden="0" w:name="List Bullet 4"/>
-    <w:lsdException w:unhideWhenUsed="0" w:uiPriority="0" w:semiHidden="0" w:name="List Bullet 5"/>
-    <w:lsdException w:unhideWhenUsed="0" w:uiPriority="0" w:semiHidden="0" w:name="List Number 2"/>
-    <w:lsdException w:unhideWhenUsed="0" w:uiPriority="0" w:semiHidden="0" w:name="List Number 3"/>
-    <w:lsdException w:unhideWhenUsed="0" w:uiPriority="0" w:semiHidden="0" w:name="List Number 4"/>
-    <w:lsdException w:unhideWhenUsed="0" w:uiPriority="0" w:semiHidden="0" w:name="List Number 5"/>
-    <w:lsdException w:qFormat="1" w:unhideWhenUsed="0" w:uiPriority="0" w:semiHidden="0" w:name="Title"/>
-    <w:lsdException w:unhideWhenUsed="0" w:uiPriority="0" w:semiHidden="0" w:name="Closing"/>
-    <w:lsdException w:unhideWhenUsed="0" w:uiPriority="0" w:semiHidden="0" w:name="Signature"/>
-    <w:lsdException w:qFormat="1" w:unhideWhenUsed="0" w:uiPriority="0" w:name="Default Paragraph Font"/>
-    <w:lsdException w:unhideWhenUsed="0" w:uiPriority="0" w:semiHidden="0" w:name="Body Text"/>
-    <w:lsdException w:unhideWhenUsed="0" w:uiPriority="0" w:semiHidden="0" w:name="Body Text Indent"/>
-    <w:lsdException w:unhideWhenUsed="0" w:uiPriority="0" w:semiHidden="0" w:name="List Continue"/>
-    <w:lsdException w:unhideWhenUsed="0" w:uiPriority="0" w:semiHidden="0" w:name="List Continue 2"/>
-    <w:lsdException w:unhideWhenUsed="0" w:uiPriority="0" w:semiHidden="0" w:name="List Continue 3"/>
-    <w:lsdException w:unhideWhenUsed="0" w:uiPriority="0" w:semiHidden="0" w:name="List Continue 4"/>
-    <w:lsdException w:unhideWhenUsed="0" w:uiPriority="0" w:semiHidden="0" w:name="List Continue 5"/>
-    <w:lsdException w:unhideWhenUsed="0" w:uiPriority="0" w:semiHidden="0" w:name="Message Header"/>
-    <w:lsdException w:qFormat="1" w:unhideWhenUsed="0" w:uiPriority="0" w:semiHidden="0" w:name="Subtitle"/>
-    <w:lsdException w:unhideWhenUsed="0" w:uiPriority="0" w:semiHidden="0" w:name="Salutation"/>
-    <w:lsdException w:unhideWhenUsed="0" w:uiPriority="0" w:semiHidden="0" w:name="Date"/>
-    <w:lsdException w:unhideWhenUsed="0" w:uiPriority="0" w:semiHidden="0" w:name="Body Text First Indent"/>
-    <w:lsdException w:unhideWhenUsed="0" w:uiPriority="0" w:semiHidden="0" w:name="Body Text First Indent 2"/>
-    <w:lsdException w:unhideWhenUsed="0" w:uiPriority="0" w:semiHidden="0" w:name="Note Heading"/>
-    <w:lsdException w:unhideWhenUsed="0" w:uiPriority="0" w:semiHidden="0" w:name="Body Text 2"/>
-    <w:lsdException w:unhideWhenUsed="0" w:uiPriority="0" w:semiHidden="0" w:name="Body Text 3"/>
-    <w:lsdException w:unhideWhenUsed="0" w:uiPriority="0" w:semiHidden="0" w:name="Body Text Indent 2"/>
-    <w:lsdException w:unhideWhenUsed="0" w:uiPriority="0" w:semiHidden="0" w:name="Body Text Indent 3"/>
-    <w:lsdException w:unhideWhenUsed="0" w:uiPriority="0" w:semiHidden="0" w:name="Block Text"/>
-    <w:lsdException w:unhideWhenUsed="0" w:uiPriority="0" w:semiHidden="0" w:name="Hyperlink"/>
-    <w:lsdException w:unhideWhenUsed="0" w:uiPriority="0" w:semiHidden="0" w:name="FollowedHyperlink"/>
-    <w:lsdException w:qFormat="1" w:unhideWhenUsed="0" w:uiPriority="0" w:semiHidden="0" w:name="Strong"/>
-    <w:lsdException w:qFormat="1" w:unhideWhenUsed="0" w:uiPriority="0" w:semiHidden="0" w:name="Emphasis"/>
-    <w:lsdException w:unhideWhenUsed="0" w:uiPriority="0" w:semiHidden="0" w:name="Document Map"/>
-    <w:lsdException w:unhideWhenUsed="0" w:uiPriority="0" w:semiHidden="0" w:name="Plain Text"/>
-    <w:lsdException w:unhideWhenUsed="0" w:uiPriority="0" w:semiHidden="0" w:name="E-mail Signature"/>
-    <w:lsdException w:unhideWhenUsed="0" w:uiPriority="0" w:semiHidden="0" w:name="Normal (Web)"/>
-    <w:lsdException w:unhideWhenUsed="0" w:uiPriority="0" w:semiHidden="0" w:name="HTML Acronym"/>
-    <w:lsdException w:unhideWhenUsed="0" w:uiPriority="0" w:semiHidden="0" w:name="HTML Address"/>
-    <w:lsdException w:unhideWhenUsed="0" w:uiPriority="0" w:semiHidden="0" w:name="HTML Cite"/>
-    <w:lsdException w:unhideWhenUsed="0" w:uiPriority="0" w:semiHidden="0" w:name="HTML Code"/>
-    <w:lsdException w:unhideWhenUsed="0" w:uiPriority="0" w:semiHidden="0" w:name="HTML Definition"/>
-    <w:lsdException w:unhideWhenUsed="0" w:uiPriority="0" w:semiHidden="0" w:name="HTML Keyboard"/>
-    <w:lsdException w:unhideWhenUsed="0" w:uiPriority="0" w:semiHidden="0" w:name="HTML Preformatted"/>
-    <w:lsdException w:unhideWhenUsed="0" w:uiPriority="0" w:semiHidden="0" w:name="HTML Sample"/>
-    <w:lsdException w:unhideWhenUsed="0" w:uiPriority="0" w:semiHidden="0" w:name="HTML Typewriter"/>
-    <w:lsdException w:unhideWhenUsed="0" w:uiPriority="0" w:semiHidden="0" w:name="HTML Variable"/>
-    <w:lsdException w:qFormat="1" w:unhideWhenUsed="0" w:uiPriority="0" w:name="Normal Table"/>
-    <w:lsdException w:unhideWhenUsed="0" w:uiPriority="0" w:semiHidden="0" w:name="annotation subject"/>
-    <w:lsdException w:unhideWhenUsed="0" w:uiPriority="0" w:semiHidden="0" w:name="Table Simple 1"/>
-    <w:lsdException w:unhideWhenUsed="0" w:uiPriority="0" w:semiHidden="0" w:name="Table Simple 2"/>
-    <w:lsdException w:unhideWhenUsed="0" w:uiPriority="0" w:semiHidden="0" w:name="Table Simple 3"/>
-    <w:lsdException w:unhideWhenUsed="0" w:uiPriority="0" w:semiHidden="0" w:name="Table Classic 1"/>
-    <w:lsdException w:unhideWhenUsed="0" w:uiPriority="0" w:semiHidden="0" w:name="Table Classic 2"/>
-    <w:lsdException w:unhideWhenUsed="0" w:uiPriority="0" w:semiHidden="0" w:name="Table Classic 3"/>
-    <w:lsdException w:unhideWhenUsed="0" w:uiPriority="0" w:semiHidden="0" w:name="Table Classic 4"/>
-    <w:lsdException w:unhideWhenUsed="0" w:uiPriority="0" w:semiHidden="0" w:name="Table Colorful 1"/>
-    <w:lsdException w:unhideWhenUsed="0" w:uiPriority="0" w:semiHidden="0" w:name="Table Colorful 2"/>
-    <w:lsdException w:unhideWhenUsed="0" w:uiPriority="0" w:semiHidden="0" w:name="Table Colorful 3"/>
-    <w:lsdException w:unhideWhenUsed="0" w:uiPriority="0" w:semiHidden="0" w:name="Table Columns 1"/>
-    <w:lsdException w:unhideWhenUsed="0" w:uiPriority="0" w:semiHidden="0" w:name="Table Columns 2"/>
-    <w:lsdException w:unhideWhenUsed="0" w:uiPriority="0" w:semiHidden="0" w:name="Table Columns 3"/>
-    <w:lsdException w:unhideWhenUsed="0" w:uiPriority="0" w:semiHidden="0" w:name="Table Columns 4"/>
-    <w:lsdException w:unhideWhenUsed="0" w:uiPriority="0" w:semiHidden="0" w:name="Table Columns 5"/>
-    <w:lsdException w:unhideWhenUsed="0" w:uiPriority="0" w:semiHidden="0" w:name="Table Grid 1"/>
-    <w:lsdException w:unhideWhenUsed="0" w:uiPriority="0" w:semiHidden="0" w:name="Table Grid 2"/>
-    <w:lsdException w:unhideWhenUsed="0" w:uiPriority="0" w:semiHidden="0" w:name="Table Grid 3"/>
-    <w:lsdException w:unhideWhenUsed="0" w:uiPriority="0" w:semiHidden="0" w:name="Table Grid 4"/>
-    <w:lsdException w:unhideWhenUsed="0" w:uiPriority="0" w:semiHidden="0" w:name="Table Grid 5"/>
-    <w:lsdException w:unhideWhenUsed="0" w:uiPriority="0" w:semiHidden="0" w:name="Table Grid 6"/>
-    <w:lsdException w:unhideWhenUsed="0" w:uiPriority="0" w:semiHidden="0" w:name="Table Grid 7"/>
-    <w:lsdException w:unhideWhenUsed="0" w:uiPriority="0" w:semiHidden="0" w:name="Table Grid 8"/>
-    <w:lsdException w:unhideWhenUsed="0" w:uiPriority="0" w:semiHidden="0" w:name="Table List 1"/>
-    <w:lsdException w:unhideWhenUsed="0" w:uiPriority="0" w:semiHidden="0" w:name="Table List 2"/>
-    <w:lsdException w:unhideWhenUsed="0" w:uiPriority="0" w:semiHidden="0" w:name="Table List 3"/>
-    <w:lsdException w:unhideWhenUsed="0" w:uiPriority="0" w:semiHidden="0" w:name="Table List 4"/>
-    <w:lsdException w:unhideWhenUsed="0" w:uiPriority="0" w:semiHidden="0" w:name="Table List 5"/>
-    <w:lsdException w:unhideWhenUsed="0" w:uiPriority="0" w:semiHidden="0" w:name="Table List 6"/>
-    <w:lsdException w:unhideWhenUsed="0" w:uiPriority="0" w:semiHidden="0" w:name="Table List 7"/>
-    <w:lsdException w:unhideWhenUsed="0" w:uiPriority="0" w:semiHidden="0" w:name="Table List 8"/>
-    <w:lsdException w:unhideWhenUsed="0" w:uiPriority="0" w:semiHidden="0" w:name="Table 3D effects 1"/>
-    <w:lsdException w:unhideWhenUsed="0" w:uiPriority="0" w:semiHidden="0" w:name="Table 3D effects 2"/>
-    <w:lsdException w:unhideWhenUsed="0" w:uiPriority="0" w:semiHidden="0" w:name="Table 3D effects 3"/>
-    <w:lsdException w:unhideWhenUsed="0" w:uiPriority="0" w:semiHidden="0" w:name="Table Contemporary"/>
-    <w:lsdException w:unhideWhenUsed="0" w:uiPriority="0" w:semiHidden="0" w:name="Table Elegant"/>
-    <w:lsdException w:unhideWhenUsed="0" w:uiPriority="0" w:semiHidden="0" w:name="Table Professional"/>
-    <w:lsdException w:unhideWhenUsed="0" w:uiPriority="0" w:semiHidden="0" w:name="Table Subtle 1"/>
-    <w:lsdException w:unhideWhenUsed="0" w:uiPriority="0" w:semiHidden="0" w:name="Table Subtle 2"/>
-    <w:lsdException w:unhideWhenUsed="0" w:uiPriority="0" w:semiHidden="0" w:name="Table Web 1"/>
-    <w:lsdException w:unhideWhenUsed="0" w:uiPriority="0" w:semiHidden="0" w:name="Table Web 2"/>
-    <w:lsdException w:unhideWhenUsed="0" w:uiPriority="0" w:semiHidden="0" w:name="Table Web 3"/>
-    <w:lsdException w:unhideWhenUsed="0" w:uiPriority="0" w:semiHidden="0" w:name="Balloon Text"/>
-    <w:lsdException w:qFormat="1" w:unhideWhenUsed="0" w:uiPriority="0" w:semiHidden="0" w:name="Table Grid"/>
-    <w:lsdException w:unhideWhenUsed="0" w:uiPriority="0" w:semiHidden="0" w:name="Table Theme"/>
-    <w:lsdException w:unhideWhenUsed="0" w:uiPriority="60" w:semiHidden="0" w:name="Light Shading"/>
-    <w:lsdException w:unhideWhenUsed="0" w:uiPriority="61" w:semiHidden="0" w:name="Light List"/>
-    <w:lsdException w:unhideWhenUsed="0" w:uiPriority="62" w:semiHidden="0" w:name="Light Grid"/>
-    <w:lsdException w:unhideWhenUsed="0" w:uiPriority="63" w:semiHidden="0" w:name="Medium Shading 1"/>
-    <w:lsdException w:unhideWhenUsed="0" w:uiPriority="64" w:semiHidden="0" w:name="Medium Shading 2"/>
-    <w:lsdException w:unhideWhenUsed="0" w:uiPriority="65" w:semiHidden="0" w:name="Medium List 1"/>
-    <w:lsdException w:unhideWhenUsed="0" w:uiPriority="66" w:semiHidden="0" w:name="Medium List 2"/>
-    <w:lsdException w:unhideWhenUsed="0" w:uiPriority="67" w:semiHidden="0" w:name="Medium Grid 1"/>
-    <w:lsdException w:unhideWhenUsed="0" w:uiPriority="68" w:semiHidden="0" w:name="Medium Grid 2"/>
-    <w:lsdException w:unhideWhenUsed="0" w:uiPriority="69" w:semiHidden="0" w:name="Medium Grid 3"/>
-    <w:lsdException w:unhideWhenUsed="0" w:uiPriority="70" w:semiHidden="0" w:name="Dark List"/>
-    <w:lsdException w:unhideWhenUsed="0" w:uiPriority="71" w:semiHidden="0" w:name="Colorful Shading"/>
-    <w:lsdException w:unhideWhenUsed="0" w:uiPriority="72" w:semiHidden="0" w:name="Colorful List"/>
-    <w:lsdException w:unhideWhenUsed="0" w:uiPriority="73" w:semiHidden="0" w:name="Colorful Grid"/>
-    <w:lsdException w:unhideWhenUsed="0" w:uiPriority="60" w:semiHidden="0" w:name="Light Shading Accent 1"/>
-    <w:lsdException w:unhideWhenUsed="0" w:uiPriority="61" w:semiHidden="0" w:name="Light List Accent 1"/>
-    <w:lsdException w:unhideWhenUsed="0" w:uiPriority="62" w:semiHidden="0" w:name="Light Grid Accent 1"/>
-    <w:lsdException w:unhideWhenUsed="0" w:uiPriority="63" w:semiHidden="0" w:name="Medium Shading 1 Accent 1"/>
-    <w:lsdException w:unhideWhenUsed="0" w:uiPriority="64" w:semiHidden="0" w:name="Medium Shading 2 Accent 1"/>
-    <w:lsdException w:unhideWhenUsed="0" w:uiPriority="65" w:semiHidden="0" w:name="Medium List 1 Accent 1"/>
-    <w:lsdException w:unhideWhenUsed="0" w:uiPriority="66" w:semiHidden="0" w:name="Medium List 2 Accent 1"/>
-    <w:lsdException w:unhideWhenUsed="0" w:uiPriority="67" w:semiHidden="0" w:name="Medium Grid 1 Accent 1"/>
-    <w:lsdException w:unhideWhenUsed="0" w:uiPriority="68" w:semiHidden="0" w:name="Medium Grid 2 Accent 1"/>
-    <w:lsdException w:unhideWhenUsed="0" w:uiPriority="69" w:semiHidden="0" w:name="Medium Grid 3 Accent 1"/>
-    <w:lsdException w:unhideWhenUsed="0" w:uiPriority="70" w:semiHidden="0" w:name="Dark List Accent 1"/>
-    <w:lsdException w:unhideWhenUsed="0" w:uiPriority="71" w:semiHidden="0" w:name="Colorful Shading Accent 1"/>
-    <w:lsdException w:unhideWhenUsed="0" w:uiPriority="72" w:semiHidden="0" w:name="Colorful List Accent 1"/>
-    <w:lsdException w:unhideWhenUsed="0" w:uiPriority="73" w:semiHidden="0" w:name="Colorful Grid Accent 1"/>
-    <w:lsdException w:unhideWhenUsed="0" w:uiPriority="60" w:semiHidden="0" w:name="Light Shading Accent 2"/>
-    <w:lsdException w:unhideWhenUsed="0" w:uiPriority="61" w:semiHidden="0" w:name="Light List Accent 2"/>
-    <w:lsdException w:unhideWhenUsed="0" w:uiPriority="62" w:semiHidden="0" w:name="Light Grid Accent 2"/>
-    <w:lsdException w:unhideWhenUsed="0" w:uiPriority="63" w:semiHidden="0" w:name="Medium Shading 1 Accent 2"/>
-    <w:lsdException w:unhideWhenUsed="0" w:uiPriority="64" w:semiHidden="0" w:name="Medium Shading 2 Accent 2"/>
-    <w:lsdException w:unhideWhenUsed="0" w:uiPriority="65" w:semiHidden="0" w:name="Medium List 1 Accent 2"/>
-    <w:lsdException w:unhideWhenUsed="0" w:uiPriority="66" w:semiHidden="0" w:name="Medium List 2 Accent 2"/>
-    <w:lsdException w:unhideWhenUsed="0" w:uiPriority="67" w:semiHidden="0" w:name="Medium Grid 1 Accent 2"/>
-    <w:lsdException w:unhideWhenUsed="0" w:uiPriority="68" w:semiHidden="0" w:name="Medium Grid 2 Accent 2"/>
-    <w:lsdException w:unhideWhenUsed="0" w:uiPriority="69" w:semiHidden="0" w:name="Medium Grid 3 Accent 2"/>
-    <w:lsdException w:unhideWhenUsed="0" w:uiPriority="70" w:semiHidden="0" w:name="Dark List Accent 2"/>
-    <w:lsdException w:unhideWhenUsed="0" w:uiPriority="71" w:semiHidden="0" w:name="Colorful Shading Accent 2"/>
-    <w:lsdException w:unhideWhenUsed="0" w:uiPriority="72" w:semiHidden="0" w:name="Colorful List Accent 2"/>
-    <w:lsdException w:unhideWhenUsed="0" w:uiPriority="73" w:semiHidden="0" w:name="Colorful Grid Accent 2"/>
-    <w:lsdException w:unhideWhenUsed="0" w:uiPriority="60" w:semiHidden="0" w:name="Light Shading Accent 3"/>
-    <w:lsdException w:unhideWhenUsed="0" w:uiPriority="61" w:semiHidden="0" w:name="Light List Accent 3"/>
-    <w:lsdException w:unhideWhenUsed="0" w:uiPriority="62" w:semiHidden="0" w:name="Light Grid Accent 3"/>
-    <w:lsdException w:unhideWhenUsed="0" w:uiPriority="63" w:semiHidden="0" w:name="Medium Shading 1 Accent 3"/>
-    <w:lsdException w:unhideWhenUsed="0" w:uiPriority="64" w:semiHidden="0" w:name="Medium Shading 2 Accent 3"/>
-    <w:lsdException w:unhideWhenUsed="0" w:uiPriority="65" w:semiHidden="0" w:name="Medium List 1 Accent 3"/>
-    <w:lsdException w:unhideWhenUsed="0" w:uiPriority="66" w:semiHidden="0" w:name="Medium List 2 Accent 3"/>
-    <w:lsdException w:unhideWhenUsed="0" w:uiPriority="67" w:semiHidden="0" w:name="Medium Grid 1 Accent 3"/>
-    <w:lsdException w:unhideWhenUsed="0" w:uiPriority="68" w:semiHidden="0" w:name="Medium Grid 2 Accent 3"/>
-    <w:lsdException w:unhideWhenUsed="0" w:uiPriority="69" w:semiHidden="0" w:name="Medium Grid 3 Accent 3"/>
-    <w:lsdException w:unhideWhenUsed="0" w:uiPriority="70" w:semiHidden="0" w:name="Dark List Accent 3"/>
-    <w:lsdException w:unhideWhenUsed="0" w:uiPriority="71" w:semiHidden="0" w:name="Colorful Shading Accent 3"/>
-    <w:lsdException w:unhideWhenUsed="0" w:uiPriority="72" w:semiHidden="0" w:name="Colorful List Accent 3"/>
-    <w:lsdException w:unhideWhenUsed="0" w:uiPriority="73" w:semiHidden="0" w:name="Colorful Grid Accent 3"/>
-    <w:lsdException w:unhideWhenUsed="0" w:uiPriority="60" w:semiHidden="0" w:name="Light Shading Accent 4"/>
-    <w:lsdException w:unhideWhenUsed="0" w:uiPriority="61" w:semiHidden="0" w:name="Light List Accent 4"/>
-    <w:lsdException w:unhideWhenUsed="0" w:uiPriority="62" w:semiHidden="0" w:name="Light Grid Accent 4"/>
-    <w:lsdException w:unhideWhenUsed="0" w:uiPriority="63" w:semiHidden="0" w:name="Medium Shading 1 Accent 4"/>
-    <w:lsdException w:unhideWhenUsed="0" w:uiPriority="64" w:semiHidden="0" w:name="Medium Shading 2 Accent 4"/>
-    <w:lsdException w:unhideWhenUsed="0" w:uiPriority="65" w:semiHidden="0" w:name="Medium List 1 Accent 4"/>
-    <w:lsdException w:unhideWhenUsed="0" w:uiPriority="66" w:semiHidden="0" w:name="Medium List 2 Accent 4"/>
-    <w:lsdException w:unhideWhenUsed="0" w:uiPriority="67" w:semiHidden="0" w:name="Medium Grid 1 Accent 4"/>
-    <w:lsdException w:unhideWhenUsed="0" w:uiPriority="68" w:semiHidden="0" w:name="Medium Grid 2 Accent 4"/>
-    <w:lsdException w:unhideWhenUsed="0" w:uiPriority="69" w:semiHidden="0" w:name="Medium Grid 3 Accent 4"/>
-    <w:lsdException w:unhideWhenUsed="0" w:uiPriority="70" w:semiHidden="0" w:name="Dark List Accent 4"/>
-    <w:lsdException w:unhideWhenUsed="0" w:uiPriority="71" w:semiHidden="0" w:name="Colorful Shading Accent 4"/>
-    <w:lsdException w:unhideWhenUsed="0" w:uiPriority="72" w:semiHidden="0" w:name="Colorful List Accent 4"/>
-    <w:lsdException w:unhideWhenUsed="0" w:uiPriority="73" w:semiHidden="0" w:name="Colorful Grid Accent 4"/>
-    <w:lsdException w:unhideWhenUsed="0" w:uiPriority="60" w:semiHidden="0" w:name="Light Shading Accent 5"/>
-    <w:lsdException w:unhideWhenUsed="0" w:uiPriority="61" w:semiHidden="0" w:name="Light List Accent 5"/>
-    <w:lsdException w:unhideWhenUsed="0" w:uiPriority="62" w:semiHidden="0" w:name="Light Grid Accent 5"/>
-    <w:lsdException w:unhideWhenUsed="0" w:uiPriority="63" w:semiHidden="0" w:name="Medium Shading 1 Accent 5"/>
-    <w:lsdException w:unhideWhenUsed="0" w:uiPriority="64" w:semiHidden="0" w:name="Medium Shading 2 Accent 5"/>
-    <w:lsdException w:unhideWhenUsed="0" w:uiPriority="65" w:semiHidden="0" w:name="Medium List 1 Accent 5"/>
-    <w:lsdException w:unhideWhenUsed="0" w:uiPriority="66" w:semiHidden="0" w:name="Medium List 2 Accent 5"/>
-    <w:lsdException w:unhideWhenUsed="0" w:uiPriority="67" w:semiHidden="0" w:name="Medium Grid 1 Accent 5"/>
-    <w:lsdException w:unhideWhenUsed="0" w:uiPriority="68" w:semiHidden="0" w:name="Medium Grid 2 Accent 5"/>
-    <w:lsdException w:unhideWhenUsed="0" w:uiPriority="69" w:semiHidden="0" w:name="Medium Grid 3 Accent 5"/>
-    <w:lsdException w:unhideWhenUsed="0" w:uiPriority="70" w:semiHidden="0" w:name="Dark List Accent 5"/>
-    <w:lsdException w:unhideWhenUsed="0" w:uiPriority="71" w:semiHidden="0" w:name="Colorful Shading Accent 5"/>
-    <w:lsdException w:unhideWhenUsed="0" w:uiPriority="72" w:semiHidden="0" w:name="Colorful List Accent 5"/>
-    <w:lsdException w:unhideWhenUsed="0" w:uiPriority="73" w:semiHidden="0" w:name="Colorful Grid Accent 5"/>
-    <w:lsdException w:unhideWhenUsed="0" w:uiPriority="60" w:semiHidden="0" w:name="Light Shading Accent 6"/>
-    <w:lsdException w:unhideWhenUsed="0" w:uiPriority="61" w:semiHidden="0" w:name="Light List Accent 6"/>
-    <w:lsdException w:unhideWhenUsed="0" w:uiPriority="62" w:semiHidden="0" w:name="Light Grid Accent 6"/>
-    <w:lsdException w:unhideWhenUsed="0" w:uiPriority="63" w:semiHidden="0" w:name="Medium Shading 1 Accent 6"/>
-    <w:lsdException w:unhideWhenUsed="0" w:uiPriority="64" w:semiHidden="0" w:name="Medium Shading 2 Accent 6"/>
-    <w:lsdException w:unhideWhenUsed="0" w:uiPriority="65" w:semiHidden="0" w:name="Medium List 1 Accent 6"/>
-    <w:lsdException w:unhideWhenUsed="0" w:uiPriority="66" w:semiHidden="0" w:name="Medium List 2 Accent 6"/>
-    <w:lsdException w:unhideWhenUsed="0" w:uiPriority="67" w:semiHidden="0" w:name="Medium Grid 1 Accent 6"/>
-    <w:lsdException w:unhideWhenUsed="0" w:uiPriority="68" w:semiHidden="0" w:name="Medium Grid 2 Accent 6"/>
-    <w:lsdException w:unhideWhenUsed="0" w:uiPriority="69" w:semiHidden="0" w:name="Medium Grid 3 Accent 6"/>
-    <w:lsdException w:unhideWhenUsed="0" w:uiPriority="70" w:semiHidden="0" w:name="Dark List Accent 6"/>
-    <w:lsdException w:unhideWhenUsed="0" w:uiPriority="71" w:semiHidden="0" w:name="Colorful Shading Accent 6"/>
-    <w:lsdException w:unhideWhenUsed="0" w:uiPriority="72" w:semiHidden="0" w:name="Colorful List Accent 6"/>
-    <w:lsdException w:unhideWhenUsed="0" w:uiPriority="73" w:semiHidden="0" w:name="Colorful Grid Accent 6"/>
+  <w:latentStyles w:defLockedState="0" w:defUIPriority="0" w:defSemiHidden="0" w:defUnhideWhenUsed="0" w:defQFormat="0" w:count="376">
+    <w:lsdException w:name="Normal" w:qFormat="1"/>
+    <w:lsdException w:name="heading 1" w:qFormat="1"/>
+    <w:lsdException w:name="heading 2" w:semiHidden="1" w:unhideWhenUsed="1" w:qFormat="1"/>
+    <w:lsdException w:name="heading 3" w:semiHidden="1" w:unhideWhenUsed="1" w:qFormat="1"/>
+    <w:lsdException w:name="heading 4" w:semiHidden="1" w:unhideWhenUsed="1" w:qFormat="1"/>
+    <w:lsdException w:name="heading 5" w:semiHidden="1" w:unhideWhenUsed="1" w:qFormat="1"/>
+    <w:lsdException w:name="heading 6" w:semiHidden="1" w:unhideWhenUsed="1" w:qFormat="1"/>
+    <w:lsdException w:name="heading 7" w:semiHidden="1" w:unhideWhenUsed="1" w:qFormat="1"/>
+    <w:lsdException w:name="heading 8" w:semiHidden="1" w:unhideWhenUsed="1" w:qFormat="1"/>
+    <w:lsdException w:name="heading 9" w:semiHidden="1" w:unhideWhenUsed="1" w:qFormat="1"/>
+    <w:lsdException w:name="caption" w:semiHidden="1" w:unhideWhenUsed="1" w:qFormat="1"/>
+    <w:lsdException w:name="Title" w:qFormat="1"/>
+    <w:lsdException w:name="Default Paragraph Font" w:semiHidden="1" w:qFormat="1"/>
+    <w:lsdException w:name="Subtitle" w:qFormat="1"/>
+    <w:lsdException w:name="Strong" w:qFormat="1"/>
+    <w:lsdException w:name="Emphasis" w:qFormat="1"/>
+    <w:lsdException w:name="HTML Top of Form" w:semiHidden="1" w:uiPriority="99" w:unhideWhenUsed="1"/>
+    <w:lsdException w:name="HTML Bottom of Form" w:semiHidden="1" w:uiPriority="99" w:unhideWhenUsed="1"/>
+    <w:lsdException w:name="Normal Table" w:semiHidden="1" w:unhideWhenUsed="1" w:qFormat="1"/>
+    <w:lsdException w:name="No List" w:semiHidden="1" w:uiPriority="99" w:unhideWhenUsed="1"/>
+    <w:lsdException w:name="Outline List 1" w:semiHidden="1" w:uiPriority="99" w:unhideWhenUsed="1"/>
+    <w:lsdException w:name="Outline List 2" w:semiHidden="1" w:uiPriority="99" w:unhideWhenUsed="1"/>
+    <w:lsdException w:name="Outline List 3" w:semiHidden="1" w:uiPriority="99" w:unhideWhenUsed="1"/>
+    <w:lsdException w:name="Table Simple 1" w:semiHidden="1" w:unhideWhenUsed="1"/>
+    <w:lsdException w:name="Table Simple 2" w:semiHidden="1" w:unhideWhenUsed="1"/>
+    <w:lsdException w:name="Table Simple 3" w:semiHidden="1" w:unhideWhenUsed="1"/>
+    <w:lsdException w:name="Table Classic 1" w:semiHidden="1" w:unhideWhenUsed="1"/>
+    <w:lsdException w:name="Table Classic 2" w:semiHidden="1" w:unhideWhenUsed="1"/>
+    <w:lsdException w:name="Table Classic 3" w:semiHidden="1" w:unhideWhenUsed="1"/>
+    <w:lsdException w:name="Table Classic 4" w:semiHidden="1" w:unhideWhenUsed="1"/>
+    <w:lsdException w:name="Table Colorful 1" w:semiHidden="1" w:unhideWhenUsed="1"/>
+    <w:lsdException w:name="Table Colorful 2" w:semiHidden="1" w:unhideWhenUsed="1"/>
+    <w:lsdException w:name="Table Colorful 3" w:semiHidden="1" w:unhideWhenUsed="1"/>
+    <w:lsdException w:name="Table Columns 1" w:semiHidden="1" w:unhideWhenUsed="1"/>
+    <w:lsdException w:name="Table Columns 2" w:semiHidden="1" w:unhideWhenUsed="1"/>
+    <w:lsdException w:name="Table Columns 3" w:semiHidden="1" w:unhideWhenUsed="1"/>
+    <w:lsdException w:name="Table Columns 4" w:semiHidden="1" w:unhideWhenUsed="1"/>
+    <w:lsdException w:name="Table Columns 5" w:semiHidden="1" w:unhideWhenUsed="1"/>
+    <w:lsdException w:name="Table Grid 1" w:semiHidden="1" w:unhideWhenUsed="1"/>
+    <w:lsdException w:name="Table Grid 2" w:semiHidden="1" w:unhideWhenUsed="1"/>
+    <w:lsdException w:name="Table Grid 3" w:semiHidden="1" w:unhideWhenUsed="1"/>
+    <w:lsdException w:name="Table Grid 4" w:semiHidden="1" w:unhideWhenUsed="1"/>
+    <w:lsdException w:name="Table Grid 5" w:semiHidden="1" w:unhideWhenUsed="1"/>
+    <w:lsdException w:name="Table Grid 6" w:semiHidden="1" w:unhideWhenUsed="1"/>
+    <w:lsdException w:name="Table Grid 7" w:semiHidden="1" w:unhideWhenUsed="1"/>
+    <w:lsdException w:name="Table Grid 8" w:semiHidden="1" w:unhideWhenUsed="1"/>
+    <w:lsdException w:name="Table List 1" w:semiHidden="1" w:unhideWhenUsed="1"/>
+    <w:lsdException w:name="Table List 2" w:semiHidden="1" w:unhideWhenUsed="1"/>
+    <w:lsdException w:name="Table List 3" w:semiHidden="1" w:unhideWhenUsed="1"/>
+    <w:lsdException w:name="Table List 4" w:semiHidden="1" w:unhideWhenUsed="1"/>
+    <w:lsdException w:name="Table List 5" w:semiHidden="1" w:unhideWhenUsed="1"/>
+    <w:lsdException w:name="Table List 6" w:semiHidden="1" w:unhideWhenUsed="1"/>
+    <w:lsdException w:name="Table List 7" w:semiHidden="1" w:unhideWhenUsed="1"/>
+    <w:lsdException w:name="Table List 8" w:semiHidden="1" w:unhideWhenUsed="1"/>
+    <w:lsdException w:name="Table 3D effects 1" w:semiHidden="1" w:unhideWhenUsed="1"/>
+    <w:lsdException w:name="Table 3D effects 2" w:semiHidden="1" w:unhideWhenUsed="1"/>
+    <w:lsdException w:name="Table 3D effects 3" w:semiHidden="1" w:unhideWhenUsed="1"/>
+    <w:lsdException w:name="Table Contemporary" w:semiHidden="1" w:unhideWhenUsed="1"/>
+    <w:lsdException w:name="Table Elegant" w:semiHidden="1" w:unhideWhenUsed="1"/>
+    <w:lsdException w:name="Table Professional" w:semiHidden="1" w:unhideWhenUsed="1"/>
+    <w:lsdException w:name="Table Subtle 1" w:semiHidden="1" w:unhideWhenUsed="1"/>
+    <w:lsdException w:name="Table Subtle 2" w:semiHidden="1" w:unhideWhenUsed="1"/>
+    <w:lsdException w:name="Table Web 1" w:semiHidden="1" w:unhideWhenUsed="1"/>
+    <w:lsdException w:name="Table Web 2" w:semiHidden="1" w:unhideWhenUsed="1"/>
+    <w:lsdException w:name="Table Web 3" w:semiHidden="1" w:unhideWhenUsed="1"/>
+    <w:lsdException w:name="Table Grid" w:qFormat="1"/>
+    <w:lsdException w:name="Table Theme" w:semiHidden="1" w:unhideWhenUsed="1"/>
+    <w:lsdException w:name="Placeholder Text" w:semiHidden="1" w:uiPriority="99" w:unhideWhenUsed="1"/>
+    <w:lsdException w:name="No Spacing" w:semiHidden="1" w:uiPriority="99" w:unhideWhenUsed="1"/>
+    <w:lsdException w:name="Light Shading" w:uiPriority="60"/>
+    <w:lsdException w:name="Light List" w:uiPriority="61"/>
+    <w:lsdException w:name="Light Grid" w:uiPriority="62"/>
+    <w:lsdException w:name="Medium Shading 1" w:uiPriority="63"/>
+    <w:lsdException w:name="Medium Shading 2" w:uiPriority="64"/>
+    <w:lsdException w:name="Medium List 1" w:uiPriority="65"/>
+    <w:lsdException w:name="Medium List 2" w:uiPriority="66"/>
+    <w:lsdException w:name="Medium Grid 1" w:uiPriority="67"/>
+    <w:lsdException w:name="Medium Grid 2" w:uiPriority="68"/>
+    <w:lsdException w:name="Medium Grid 3" w:uiPriority="69"/>
+    <w:lsdException w:name="Dark List" w:uiPriority="70"/>
+    <w:lsdException w:name="Colorful Shading" w:uiPriority="71"/>
+    <w:lsdException w:name="Colorful List" w:uiPriority="72"/>
+    <w:lsdException w:name="Colorful Grid" w:uiPriority="73"/>
+    <w:lsdException w:name="Light Shading Accent 1" w:uiPriority="60"/>
+    <w:lsdException w:name="Light List Accent 1" w:uiPriority="61"/>
+    <w:lsdException w:name="Light Grid Accent 1" w:uiPriority="62"/>
+    <w:lsdException w:name="Medium Shading 1 Accent 1" w:uiPriority="63"/>
+    <w:lsdException w:name="Medium Shading 2 Accent 1" w:uiPriority="64"/>
+    <w:lsdException w:name="Medium List 1 Accent 1" w:uiPriority="65"/>
+    <w:lsdException w:name="Revision" w:semiHidden="1" w:uiPriority="99" w:unhideWhenUsed="1"/>
+    <w:lsdException w:name="List Paragraph" w:semiHidden="1" w:uiPriority="99" w:unhideWhenUsed="1"/>
+    <w:lsdException w:name="Quote" w:semiHidden="1" w:uiPriority="99" w:unhideWhenUsed="1"/>
+    <w:lsdException w:name="Intense Quote" w:semiHidden="1" w:uiPriority="99" w:unhideWhenUsed="1"/>
+    <w:lsdException w:name="Medium List 2 Accent 1" w:uiPriority="66"/>
+    <w:lsdException w:name="Medium Grid 1 Accent 1" w:uiPriority="67"/>
+    <w:lsdException w:name="Medium Grid 2 Accent 1" w:uiPriority="68"/>
+    <w:lsdException w:name="Medium Grid 3 Accent 1" w:uiPriority="69"/>
+    <w:lsdException w:name="Dark List Accent 1" w:uiPriority="70"/>
+    <w:lsdException w:name="Colorful Shading Accent 1" w:uiPriority="71"/>
+    <w:lsdException w:name="Colorful List Accent 1" w:uiPriority="72"/>
+    <w:lsdException w:name="Colorful Grid Accent 1" w:uiPriority="73"/>
+    <w:lsdException w:name="Light Shading Accent 2" w:uiPriority="60"/>
+    <w:lsdException w:name="Light List Accent 2" w:uiPriority="61"/>
+    <w:lsdException w:name="Light Grid Accent 2" w:uiPriority="62"/>
+    <w:lsdException w:name="Medium Shading 1 Accent 2" w:uiPriority="63"/>
+    <w:lsdException w:name="Medium Shading 2 Accent 2" w:uiPriority="64"/>
+    <w:lsdException w:name="Medium List 1 Accent 2" w:uiPriority="65"/>
+    <w:lsdException w:name="Medium List 2 Accent 2" w:uiPriority="66"/>
+    <w:lsdException w:name="Medium Grid 1 Accent 2" w:uiPriority="67"/>
+    <w:lsdException w:name="Medium Grid 2 Accent 2" w:uiPriority="68"/>
+    <w:lsdException w:name="Medium Grid 3 Accent 2" w:uiPriority="69"/>
+    <w:lsdException w:name="Dark List Accent 2" w:uiPriority="70"/>
+    <w:lsdException w:name="Colorful Shading Accent 2" w:uiPriority="71"/>
+    <w:lsdException w:name="Colorful List Accent 2" w:uiPriority="72"/>
+    <w:lsdException w:name="Colorful Grid Accent 2" w:uiPriority="73"/>
+    <w:lsdException w:name="Light Shading Accent 3" w:uiPriority="60"/>
+    <w:lsdException w:name="Light List Accent 3" w:uiPriority="61"/>
+    <w:lsdException w:name="Light Grid Accent 3" w:uiPriority="62"/>
+    <w:lsdException w:name="Medium Shading 1 Accent 3" w:uiPriority="63"/>
+    <w:lsdException w:name="Medium Shading 2 Accent 3" w:uiPriority="64"/>
+    <w:lsdException w:name="Medium List 1 Accent 3" w:uiPriority="65"/>
+    <w:lsdException w:name="Medium List 2 Accent 3" w:uiPriority="66"/>
+    <w:lsdException w:name="Medium Grid 1 Accent 3" w:uiPriority="67"/>
+    <w:lsdException w:name="Medium Grid 2 Accent 3" w:uiPriority="68"/>
+    <w:lsdException w:name="Medium Grid 3 Accent 3" w:uiPriority="69"/>
+    <w:lsdException w:name="Dark List Accent 3" w:uiPriority="70"/>
+    <w:lsdException w:name="Colorful Shading Accent 3" w:uiPriority="71"/>
+    <w:lsdException w:name="Colorful List Accent 3" w:uiPriority="72"/>
+    <w:lsdException w:name="Colorful Grid Accent 3" w:uiPriority="73"/>
+    <w:lsdException w:name="Light Shading Accent 4" w:uiPriority="60"/>
+    <w:lsdException w:name="Light List Accent 4" w:uiPriority="61"/>
+    <w:lsdException w:name="Light Grid Accent 4" w:uiPriority="62"/>
+    <w:lsdException w:name="Medium Shading 1 Accent 4" w:uiPriority="63"/>
+    <w:lsdException w:name="Medium Shading 2 Accent 4" w:uiPriority="64"/>
+    <w:lsdException w:name="Medium List 1 Accent 4" w:uiPriority="65"/>
+    <w:lsdException w:name="Medium List 2 Accent 4" w:uiPriority="66"/>
+    <w:lsdException w:name="Medium Grid 1 Accent 4" w:uiPriority="67"/>
+    <w:lsdException w:name="Medium Grid 2 Accent 4" w:uiPriority="68"/>
+    <w:lsdException w:name="Medium Grid 3 Accent 4" w:uiPriority="69"/>
+    <w:lsdException w:name="Dark List Accent 4" w:uiPriority="70"/>
+    <w:lsdException w:name="Colorful Shading Accent 4" w:uiPriority="71"/>
+    <w:lsdException w:name="Colorful List Accent 4" w:uiPriority="72"/>
+    <w:lsdException w:name="Colorful Grid Accent 4" w:uiPriority="73"/>
+    <w:lsdException w:name="Light Shading Accent 5" w:uiPriority="60"/>
+    <w:lsdException w:name="Light List Accent 5" w:uiPriority="61"/>
+    <w:lsdException w:name="Light Grid Accent 5" w:uiPriority="62"/>
+    <w:lsdException w:name="Medium Shading 1 Accent 5" w:uiPriority="63"/>
+    <w:lsdException w:name="Medium Shading 2 Accent 5" w:uiPriority="64"/>
+    <w:lsdException w:name="Medium List 1 Accent 5" w:uiPriority="65"/>
+    <w:lsdException w:name="Medium List 2 Accent 5" w:uiPriority="66"/>
+    <w:lsdException w:name="Medium Grid 1 Accent 5" w:uiPriority="67"/>
+    <w:lsdException w:name="Medium Grid 2 Accent 5" w:uiPriority="68"/>
+    <w:lsdException w:name="Medium Grid 3 Accent 5" w:uiPriority="69"/>
+    <w:lsdException w:name="Dark List Accent 5" w:uiPriority="70"/>
+    <w:lsdException w:name="Colorful Shading Accent 5" w:uiPriority="71"/>
+    <w:lsdException w:name="Colorful List Accent 5" w:uiPriority="72"/>
+    <w:lsdException w:name="Colorful Grid Accent 5" w:uiPriority="73"/>
+    <w:lsdException w:name="Light Shading Accent 6" w:uiPriority="60"/>
+    <w:lsdException w:name="Light List Accent 6" w:uiPriority="61"/>
+    <w:lsdException w:name="Light Grid Accent 6" w:uiPriority="62"/>
+    <w:lsdException w:name="Medium Shading 1 Accent 6" w:uiPriority="63"/>
+    <w:lsdException w:name="Medium Shading 2 Accent 6" w:uiPriority="64"/>
+    <w:lsdException w:name="Medium List 1 Accent 6" w:uiPriority="65"/>
+    <w:lsdException w:name="Medium List 2 Accent 6" w:uiPriority="66"/>
+    <w:lsdException w:name="Medium Grid 1 Accent 6" w:uiPriority="67"/>
+    <w:lsdException w:name="Medium Grid 2 Accent 6" w:uiPriority="68"/>
+    <w:lsdException w:name="Medium Grid 3 Accent 6" w:uiPriority="69"/>
+    <w:lsdException w:name="Dark List Accent 6" w:uiPriority="70"/>
+    <w:lsdException w:name="Colorful Shading Accent 6" w:uiPriority="71"/>
+    <w:lsdException w:name="Colorful List Accent 6" w:uiPriority="72"/>
+    <w:lsdException w:name="Colorful Grid Accent 6" w:uiPriority="73"/>
+    <w:lsdException w:name="Subtle Emphasis" w:uiPriority="19" w:qFormat="1"/>
+    <w:lsdException w:name="Intense Emphasis" w:uiPriority="21" w:qFormat="1"/>
+    <w:lsdException w:name="Subtle Reference" w:uiPriority="31" w:qFormat="1"/>
+    <w:lsdException w:name="Intense Reference" w:uiPriority="32" w:qFormat="1"/>
+    <w:lsdException w:name="Book Title" w:uiPriority="33" w:qFormat="1"/>
+    <w:lsdException w:name="Bibliography" w:semiHidden="1" w:uiPriority="37" w:unhideWhenUsed="1"/>
+    <w:lsdException w:name="TOC Heading" w:semiHidden="1" w:uiPriority="39" w:unhideWhenUsed="1" w:qFormat="1"/>
+    <w:lsdException w:name="Plain Table 1" w:uiPriority="41"/>
+    <w:lsdException w:name="Plain Table 2" w:uiPriority="42"/>
+    <w:lsdException w:name="Plain Table 3" w:uiPriority="43"/>
+    <w:lsdException w:name="Plain Table 4" w:uiPriority="44"/>
+    <w:lsdException w:name="Plain Table 5" w:uiPriority="45"/>
+    <w:lsdException w:name="Grid Table Light" w:uiPriority="40"/>
+    <w:lsdException w:name="Grid Table 1 Light" w:uiPriority="46"/>
+    <w:lsdException w:name="Grid Table 2" w:uiPriority="47"/>
+    <w:lsdException w:name="Grid Table 3" w:uiPriority="48"/>
+    <w:lsdException w:name="Grid Table 4" w:uiPriority="49"/>
+    <w:lsdException w:name="Grid Table 5 Dark" w:uiPriority="50"/>
+    <w:lsdException w:name="Grid Table 6 Colorful" w:uiPriority="51"/>
+    <w:lsdException w:name="Grid Table 7 Colorful" w:uiPriority="52"/>
+    <w:lsdException w:name="Grid Table 1 Light Accent 1" w:uiPriority="46"/>
+    <w:lsdException w:name="Grid Table 2 Accent 1" w:uiPriority="47"/>
+    <w:lsdException w:name="Grid Table 3 Accent 1" w:uiPriority="48"/>
+    <w:lsdException w:name="Grid Table 4 Accent 1" w:uiPriority="49"/>
+    <w:lsdException w:name="Grid Table 5 Dark Accent 1" w:uiPriority="50"/>
+    <w:lsdException w:name="Grid Table 6 Colorful Accent 1" w:uiPriority="51"/>
+    <w:lsdException w:name="Grid Table 7 Colorful Accent 1" w:uiPriority="52"/>
+    <w:lsdException w:name="Grid Table 1 Light Accent 2" w:uiPriority="46"/>
+    <w:lsdException w:name="Grid Table 2 Accent 2" w:uiPriority="47"/>
+    <w:lsdException w:name="Grid Table 3 Accent 2" w:uiPriority="48"/>
+    <w:lsdException w:name="Grid Table 4 Accent 2" w:uiPriority="49"/>
+    <w:lsdException w:name="Grid Table 5 Dark Accent 2" w:uiPriority="50"/>
+    <w:lsdException w:name="Grid Table 6 Colorful Accent 2" w:uiPriority="51"/>
+    <w:lsdException w:name="Grid Table 7 Colorful Accent 2" w:uiPriority="52"/>
+    <w:lsdException w:name="Grid Table 1 Light Accent 3" w:uiPriority="46"/>
+    <w:lsdException w:name="Grid Table 2 Accent 3" w:uiPriority="47"/>
+    <w:lsdException w:name="Grid Table 3 Accent 3" w:uiPriority="48"/>
+    <w:lsdException w:name="Grid Table 4 Accent 3" w:uiPriority="49"/>
+    <w:lsdException w:name="Grid Table 5 Dark Accent 3" w:uiPriority="50"/>
+    <w:lsdException w:name="Grid Table 6 Colorful Accent 3" w:uiPriority="51"/>
+    <w:lsdException w:name="Grid Table 7 Colorful Accent 3" w:uiPriority="52"/>
+    <w:lsdException w:name="Grid Table 1 Light Accent 4" w:uiPriority="46"/>
+    <w:lsdException w:name="Grid Table 2 Accent 4" w:uiPriority="47"/>
+    <w:lsdException w:name="Grid Table 3 Accent 4" w:uiPriority="48"/>
+    <w:lsdException w:name="Grid Table 4 Accent 4" w:uiPriority="49"/>
+    <w:lsdException w:name="Grid Table 5 Dark Accent 4" w:uiPriority="50"/>
+    <w:lsdException w:name="Grid Table 6 Colorful Accent 4" w:uiPriority="51"/>
+    <w:lsdException w:name="Grid Table 7 Colorful Accent 4" w:uiPriority="52"/>
+    <w:lsdException w:name="Grid Table 1 Light Accent 5" w:uiPriority="46"/>
+    <w:lsdException w:name="Grid Table 2 Accent 5" w:uiPriority="47"/>
+    <w:lsdException w:name="Grid Table 3 Accent 5" w:uiPriority="48"/>
+    <w:lsdException w:name="Grid Table 4 Accent 5" w:uiPriority="49"/>
+    <w:lsdException w:name="Grid Table 5 Dark Accent 5" w:uiPriority="50"/>
+    <w:lsdException w:name="Grid Table 6 Colorful Accent 5" w:uiPriority="51"/>
+    <w:lsdException w:name="Grid Table 7 Colorful Accent 5" w:uiPriority="52"/>
+    <w:lsdException w:name="Grid Table 1 Light Accent 6" w:uiPriority="46"/>
+    <w:lsdException w:name="Grid Table 2 Accent 6" w:uiPriority="47"/>
+    <w:lsdException w:name="Grid Table 3 Accent 6" w:uiPriority="48"/>
+    <w:lsdException w:name="Grid Table 4 Accent 6" w:uiPriority="49"/>
+    <w:lsdException w:name="Grid Table 5 Dark Accent 6" w:uiPriority="50"/>
+    <w:lsdException w:name="Grid Table 6 Colorful Accent 6" w:uiPriority="51"/>
+    <w:lsdException w:name="Grid Table 7 Colorful Accent 6" w:uiPriority="52"/>
+    <w:lsdException w:name="List Table 1 Light" w:uiPriority="46"/>
+    <w:lsdException w:name="List Table 2" w:uiPriority="47"/>
+    <w:lsdException w:name="List Table 3" w:uiPriority="48"/>
+    <w:lsdException w:name="List Table 4" w:uiPriority="49"/>
+    <w:lsdException w:name="List Table 5 Dark" w:uiPriority="50"/>
+    <w:lsdException w:name="List Table 6 Colorful" w:uiPriority="51"/>
+    <w:lsdException w:name="List Table 7 Colorful" w:uiPriority="52"/>
+    <w:lsdException w:name="List Table 1 Light Accent 1" w:uiPriority="46"/>
+    <w:lsdException w:name="List Table 2 Accent 1" w:uiPriority="47"/>
+    <w:lsdException w:name="List Table 3 Accent 1" w:uiPriority="48"/>
+    <w:lsdException w:name="List Table 4 Accent 1" w:uiPriority="49"/>
+    <w:lsdException w:name="List Table 5 Dark Accent 1" w:uiPriority="50"/>
+    <w:lsdException w:name="List Table 6 Colorful Accent 1" w:uiPriority="51"/>
+    <w:lsdException w:name="List Table 7 Colorful Accent 1" w:uiPriority="52"/>
+    <w:lsdException w:name="List Table 1 Light Accent 2" w:uiPriority="46"/>
+    <w:lsdException w:name="List Table 2 Accent 2" w:uiPriority="47"/>
+    <w:lsdException w:name="List Table 3 Accent 2" w:uiPriority="48"/>
+    <w:lsdException w:name="List Table 4 Accent 2" w:uiPriority="49"/>
+    <w:lsdException w:name="List Table 5 Dark Accent 2" w:uiPriority="50"/>
+    <w:lsdException w:name="List Table 6 Colorful Accent 2" w:uiPriority="51"/>
+    <w:lsdException w:name="List Table 7 Colorful Accent 2" w:uiPriority="52"/>
+    <w:lsdException w:name="List Table 1 Light Accent 3" w:uiPriority="46"/>
+    <w:lsdException w:name="List Table 2 Accent 3" w:uiPriority="47"/>
+    <w:lsdException w:name="List Table 3 Accent 3" w:uiPriority="48"/>
+    <w:lsdException w:name="List Table 4 Accent 3" w:uiPriority="49"/>
+    <w:lsdException w:name="List Table 5 Dark Accent 3" w:uiPriority="50"/>
+    <w:lsdException w:name="List Table 6 Colorful Accent 3" w:uiPriority="51"/>
+    <w:lsdException w:name="List Table 7 Colorful Accent 3" w:uiPriority="52"/>
+    <w:lsdException w:name="List Table 1 Light Accent 4" w:uiPriority="46"/>
+    <w:lsdException w:name="List Table 2 Accent 4" w:uiPriority="47"/>
+    <w:lsdException w:name="List Table 3 Accent 4" w:uiPriority="48"/>
+    <w:lsdException w:name="List Table 4 Accent 4" w:uiPriority="49"/>
+    <w:lsdException w:name="List Table 5 Dark Accent 4" w:uiPriority="50"/>
+    <w:lsdException w:name="List Table 6 Colorful Accent 4" w:uiPriority="51"/>
+    <w:lsdException w:name="List Table 7 Colorful Accent 4" w:uiPriority="52"/>
+    <w:lsdException w:name="List Table 1 Light Accent 5" w:uiPriority="46"/>
+    <w:lsdException w:name="List Table 2 Accent 5" w:uiPriority="47"/>
+    <w:lsdException w:name="List Table 3 Accent 5" w:uiPriority="48"/>
+    <w:lsdException w:name="List Table 4 Accent 5" w:uiPriority="49"/>
+    <w:lsdException w:name="List Table 5 Dark Accent 5" w:uiPriority="50"/>
+    <w:lsdException w:name="List Table 6 Colorful Accent 5" w:uiPriority="51"/>
+    <w:lsdException w:name="List Table 7 Colorful Accent 5" w:uiPriority="52"/>
+    <w:lsdException w:name="List Table 1 Light Accent 6" w:uiPriority="46"/>
+    <w:lsdException w:name="List Table 2 Accent 6" w:uiPriority="47"/>
+    <w:lsdException w:name="List Table 3 Accent 6" w:uiPriority="48"/>
+    <w:lsdException w:name="List Table 4 Accent 6" w:uiPriority="49"/>
+    <w:lsdException w:name="List Table 5 Dark Accent 6" w:uiPriority="50"/>
+    <w:lsdException w:name="List Table 6 Colorful Accent 6" w:uiPriority="51"/>
+    <w:lsdException w:name="List Table 7 Colorful Accent 6" w:uiPriority="52"/>
+    <w:lsdException w:name="Mention" w:semiHidden="1" w:uiPriority="99" w:unhideWhenUsed="1"/>
+    <w:lsdException w:name="Smart Hyperlink" w:semiHidden="1" w:uiPriority="99" w:unhideWhenUsed="1"/>
+    <w:lsdException w:name="Hashtag" w:semiHidden="1" w:uiPriority="99" w:unhideWhenUsed="1"/>
+    <w:lsdException w:name="Unresolved Mention" w:semiHidden="1" w:uiPriority="99" w:unhideWhenUsed="1"/>
+    <w:lsdException w:name="Smart Link" w:semiHidden="1" w:uiPriority="99" w:unhideWhenUsed="1"/>
   </w:latentStyles>
-  <w:style w:type="paragraph" w:default="1" w:styleId="1">
+  <w:style w:type="paragraph" w:default="1" w:styleId="Normal">
     <w:name w:val="Normal"/>
     <w:qFormat/>
-    <w:uiPriority w:val="0"/>
-    <w:pPr>
-      <w:jc w:val="left"/>
-    </w:pPr>
     <w:rPr>
-      <w:rFonts w:asciiTheme="minorHAnsi" w:hAnsiTheme="minorHAnsi" w:eastAsiaTheme="minorEastAsia" w:cstheme="minorBidi"/>
-      <w:kern w:val="0"/>
+      <w:rFonts w:asciiTheme="minorHAnsi" w:eastAsiaTheme="minorEastAsia" w:hAnsiTheme="minorHAnsi" w:cs="Mangal"/>
       <w:sz w:val="24"/>
       <w:szCs w:val="24"/>
-      <w:lang w:val="en-US" w:eastAsia="zh-CN" w:bidi="ar"/>
+      <w:lang w:val="en-US" w:eastAsia="zh-CN"/>
     </w:rPr>
   </w:style>
-  <w:style w:type="paragraph" w:styleId="2">
+  <w:style w:type="paragraph" w:styleId="Heading1">
     <w:name w:val="heading 1"/>
-    <w:basedOn w:val="1"/>
-    <w:next w:val="1"/>
+    <w:basedOn w:val="Normal"/>
+    <w:next w:val="Normal"/>
     <w:qFormat/>
-    <w:uiPriority w:val="0"/>
     <w:pPr>
       <w:keepNext/>
       <w:keepLines/>
@@ -1523,18 +1358,19 @@
       <w:szCs w:val="44"/>
     </w:rPr>
   </w:style>
-  <w:style w:type="character" w:default="1" w:styleId="3">
+  <w:style w:type="character" w:default="1" w:styleId="DefaultParagraphFont">
     <w:name w:val="Default Paragraph Font"/>
+    <w:uiPriority w:val="1"/>
     <w:semiHidden/>
-    <w:qFormat/>
-    <w:uiPriority w:val="0"/>
+    <w:unhideWhenUsed/>
   </w:style>
-  <w:style w:type="table" w:default="1" w:styleId="4">
+  <w:style w:type="table" w:default="1" w:styleId="TableNormal">
     <w:name w:val="Normal Table"/>
+    <w:uiPriority w:val="99"/>
     <w:semiHidden/>
-    <w:qFormat/>
-    <w:uiPriority w:val="0"/>
+    <w:unhideWhenUsed/>
     <w:tblPr>
+      <w:tblInd w:w="0" w:type="dxa"/>
       <w:tblCellMar>
         <w:top w:w="0" w:type="dxa"/>
         <w:left w:w="108" w:type="dxa"/>
@@ -1543,25 +1379,40 @@
       </w:tblCellMar>
     </w:tblPr>
   </w:style>
-  <w:style w:type="table" w:styleId="5">
+  <w:style w:type="numbering" w:default="1" w:styleId="NoList">
+    <w:name w:val="No List"/>
+    <w:uiPriority w:val="99"/>
+    <w:semiHidden/>
+    <w:unhideWhenUsed/>
+  </w:style>
+  <w:style w:type="table" w:styleId="TableGrid">
     <w:name w:val="Table Grid"/>
-    <w:basedOn w:val="4"/>
+    <w:basedOn w:val="TableNormal"/>
     <w:qFormat/>
-    <w:uiPriority w:val="0"/>
     <w:pPr>
       <w:widowControl w:val="0"/>
       <w:jc w:val="both"/>
     </w:pPr>
     <w:tblPr>
       <w:tblBorders>
-        <w:top w:val="single" w:color="auto" w:sz="4" w:space="0"/>
-        <w:left w:val="single" w:color="auto" w:sz="4" w:space="0"/>
-        <w:bottom w:val="single" w:color="auto" w:sz="4" w:space="0"/>
-        <w:right w:val="single" w:color="auto" w:sz="4" w:space="0"/>
-        <w:insideH w:val="single" w:color="auto" w:sz="4" w:space="0"/>
-        <w:insideV w:val="single" w:color="auto" w:sz="4" w:space="0"/>
+        <w:top w:val="single" w:sz="4" w:space="0" w:color="auto"/>
+        <w:left w:val="single" w:sz="4" w:space="0" w:color="auto"/>
+        <w:bottom w:val="single" w:sz="4" w:space="0" w:color="auto"/>
+        <w:right w:val="single" w:sz="4" w:space="0" w:color="auto"/>
+        <w:insideH w:val="single" w:sz="4" w:space="0" w:color="auto"/>
+        <w:insideV w:val="single" w:sz="4" w:space="0" w:color="auto"/>
       </w:tblBorders>
     </w:tblPr>
+  </w:style>
+  <w:style w:type="paragraph" w:customStyle="1" w:styleId="p1">
+    <w:name w:val="p1"/>
+    <w:basedOn w:val="Normal"/>
+    <w:rsid w:val="00674E9F"/>
+    <w:rPr>
+      <w:rFonts w:ascii="Helvetica" w:eastAsia="Times New Roman" w:hAnsi="Helvetica" w:cs="Times New Roman"/>
+      <w:color w:val="000000"/>
+      <w:lang w:val="en-NP" w:eastAsia="en-US"/>
+    </w:rPr>
   </w:style>
 </w:styles>
 </file>
@@ -1818,6 +1669,7 @@
     </a:fmtScheme>
   </a:themeElements>
   <a:objectDefaults/>
+  <a:extraClrSchemeLst/>
 </a:theme>
 </file>
 

--- a/front page.docx
+++ b/front page.docx
@@ -217,50 +217,14 @@
           <w:szCs w:val="32"/>
         </w:rPr>
       </w:pPr>
-      <w:proofErr w:type="gramStart"/>
-      <w:r>
-        <w:rPr>
-          <w:rFonts w:ascii="Times New Roman" w:hAnsi="Times New Roman" w:cs="Times New Roman"/>
-          <w:sz w:val="32"/>
-          <w:szCs w:val="32"/>
-        </w:rPr>
-        <w:t xml:space="preserve">( </w:t>
-      </w:r>
-      <w:r>
-        <w:rPr>
-          <w:rFonts w:ascii="Times New Roman" w:hAnsi="Times New Roman" w:cs="Times New Roman"/>
-          <w:sz w:val="32"/>
-          <w:szCs w:val="32"/>
-        </w:rPr>
-        <w:t>Web</w:t>
-      </w:r>
-      <w:proofErr w:type="gramEnd"/>
-      <w:r>
-        <w:rPr>
-          <w:rFonts w:ascii="Times New Roman" w:hAnsi="Times New Roman" w:cs="Times New Roman"/>
-          <w:sz w:val="32"/>
-          <w:szCs w:val="32"/>
-        </w:rPr>
-        <w:t xml:space="preserve"> </w:t>
-      </w:r>
-      <w:proofErr w:type="gramStart"/>
-      <w:r>
-        <w:rPr>
-          <w:rFonts w:ascii="Times New Roman" w:hAnsi="Times New Roman" w:cs="Times New Roman"/>
-          <w:sz w:val="32"/>
-          <w:szCs w:val="32"/>
-        </w:rPr>
-        <w:t>Technology</w:t>
-      </w:r>
-      <w:r>
-        <w:rPr>
-          <w:rFonts w:ascii="Times New Roman" w:hAnsi="Times New Roman" w:cs="Times New Roman"/>
-          <w:sz w:val="32"/>
-          <w:szCs w:val="32"/>
-        </w:rPr>
-        <w:t xml:space="preserve"> )</w:t>
-      </w:r>
-      <w:proofErr w:type="gramEnd"/>
+      <w:r>
+        <w:rPr>
+          <w:rFonts w:ascii="Times New Roman" w:hAnsi="Times New Roman" w:cs="Times New Roman"/>
+          <w:sz w:val="32"/>
+          <w:szCs w:val="32"/>
+        </w:rPr>
+        <w:t>()</w:t>
+      </w:r>
     </w:p>
     <w:p>
       <w:pPr>
@@ -495,17 +459,18 @@
           <w:szCs w:val="32"/>
           <w:lang w:val="en-US" w:eastAsia="zh-CN" w:bidi="ar"/>
         </w:rPr>
-        <w:t xml:space="preserve">Mr. </w:t>
-      </w:r>
-      <w:r>
-        <w:rPr>
-          <w:rFonts w:ascii="Times New Roman" w:hAnsi="Times New Roman"/>
-          <w:b/>
-          <w:bCs/>
-          <w:sz w:val="32"/>
-          <w:szCs w:val="32"/>
-        </w:rPr>
-        <w:t>Gyaneshwor Dhungana</w:t>
+        <w:t>Mr.</w:t>
+      </w:r>
+      <w:r>
+        <w:rPr>
+          <w:rFonts w:ascii="Times New Roman" w:eastAsia="SimSun" w:hAnsi="Times New Roman"/>
+          <w:b/>
+          <w:bCs/>
+          <w:sz w:val="32"/>
+          <w:szCs w:val="32"/>
+          <w:lang w:val="en-US" w:eastAsia="zh-CN" w:bidi="ar"/>
+        </w:rPr>
+        <w:t xml:space="preserve"> </w:t>
       </w:r>
     </w:p>
     <w:p>
@@ -626,6 +591,16 @@
           <w:szCs w:val="28"/>
         </w:rPr>
         <w:t>Roll No. 21</w:t>
+      </w:r>
+      <w:r>
+        <w:rPr>
+          <w:rFonts w:ascii="Times New Roman" w:hAnsi="Times New Roman" w:cs="Times New Roman"/>
+          <w:b/>
+          <w:bCs/>
+          <w:sz w:val="28"/>
+          <w:szCs w:val="28"/>
+        </w:rPr>
+        <w:t xml:space="preserve"> (80012149)</w:t>
       </w:r>
     </w:p>
     <w:p>
@@ -990,15 +965,7 @@
           <w:sz w:val="32"/>
           <w:szCs w:val="32"/>
         </w:rPr>
-        <w:t xml:space="preserve"> Year / </w:t>
-      </w:r>
-      <w:r>
-        <w:rPr>
-          <w:rFonts w:ascii="Times New Roman" w:hAnsi="Times New Roman" w:cs="Times New Roman"/>
-          <w:sz w:val="32"/>
-          <w:szCs w:val="32"/>
-        </w:rPr>
-        <w:t>5</w:t>
+        <w:t xml:space="preserve"> Year / 5</w:t>
       </w:r>
       <w:r>
         <w:rPr>

--- a/front page.docx
+++ b/front page.docx
@@ -46,75 +46,6 @@
         </w:rPr>
         <w:t>Institute Of Science and Technology</w:t>
       </w:r>
-    </w:p>
-    <w:p>
-      <w:pPr>
-        <w:spacing w:line="360" w:lineRule="auto"/>
-        <w:jc w:val="center"/>
-        <w:rPr>
-          <w:rFonts w:ascii="Times New Roman" w:hAnsi="Times New Roman" w:cs="Times New Roman"/>
-          <w:b/>
-          <w:bCs/>
-          <w:sz w:val="28"/>
-          <w:szCs w:val="28"/>
-        </w:rPr>
-      </w:pPr>
-      <w:r>
-        <w:rPr>
-          <w:rFonts w:ascii="Times New Roman" w:hAnsi="Times New Roman" w:cs="Times New Roman"/>
-          <w:b/>
-          <w:bCs/>
-          <w:sz w:val="28"/>
-          <w:szCs w:val="28"/>
-        </w:rPr>
-        <w:t>Prithvi Narayan Campus</w:t>
-      </w:r>
-    </w:p>
-    <w:p>
-      <w:pPr>
-        <w:jc w:val="center"/>
-        <w:rPr>
-          <w:rFonts w:ascii="Times New Roman" w:hAnsi="Times New Roman" w:cs="Times New Roman"/>
-          <w:b/>
-          <w:bCs/>
-          <w:sz w:val="28"/>
-          <w:szCs w:val="28"/>
-        </w:rPr>
-      </w:pPr>
-      <w:proofErr w:type="spellStart"/>
-      <w:r>
-        <w:rPr>
-          <w:rFonts w:ascii="Times New Roman" w:hAnsi="Times New Roman" w:cs="Times New Roman"/>
-          <w:b/>
-          <w:bCs/>
-          <w:sz w:val="28"/>
-          <w:szCs w:val="28"/>
-        </w:rPr>
-        <w:t>BSc.CSIT</w:t>
-      </w:r>
-      <w:proofErr w:type="spellEnd"/>
-      <w:r>
-        <w:rPr>
-          <w:rFonts w:ascii="Times New Roman" w:hAnsi="Times New Roman" w:cs="Times New Roman"/>
-          <w:b/>
-          <w:bCs/>
-          <w:sz w:val="28"/>
-          <w:szCs w:val="28"/>
-        </w:rPr>
-        <w:t xml:space="preserve"> Program</w:t>
-      </w:r>
-    </w:p>
-    <w:p>
-      <w:pPr>
-        <w:jc w:val="center"/>
-        <w:rPr>
-          <w:rFonts w:ascii="Times New Roman" w:hAnsi="Times New Roman" w:cs="Times New Roman"/>
-          <w:b/>
-          <w:bCs/>
-          <w:sz w:val="28"/>
-          <w:szCs w:val="28"/>
-        </w:rPr>
-      </w:pPr>
     </w:p>
     <w:p>
       <w:pPr>
@@ -192,6 +123,95 @@
         <w:jc w:val="center"/>
         <w:rPr>
           <w:rFonts w:ascii="Times New Roman" w:hAnsi="Times New Roman" w:cs="Times New Roman"/>
+          <w:b/>
+          <w:bCs/>
+          <w:sz w:val="32"/>
+          <w:szCs w:val="32"/>
+        </w:rPr>
+      </w:pPr>
+      <w:r>
+        <w:rPr>
+          <w:rFonts w:ascii="Times New Roman" w:hAnsi="Times New Roman" w:cs="Times New Roman"/>
+          <w:b/>
+          <w:bCs/>
+          <w:sz w:val="32"/>
+          <w:szCs w:val="32"/>
+        </w:rPr>
+        <w:t>Prithvi Narayan Campus</w:t>
+      </w:r>
+    </w:p>
+    <w:p>
+      <w:pPr>
+        <w:jc w:val="center"/>
+        <w:rPr>
+          <w:rFonts w:ascii="Times New Roman" w:hAnsi="Times New Roman" w:cs="Times New Roman"/>
+          <w:b/>
+          <w:bCs/>
+          <w:sz w:val="28"/>
+          <w:szCs w:val="28"/>
+        </w:rPr>
+      </w:pPr>
+      <w:r>
+        <w:rPr>
+          <w:rFonts w:ascii="Times New Roman" w:hAnsi="Times New Roman" w:cs="Times New Roman"/>
+          <w:b/>
+          <w:bCs/>
+          <w:sz w:val="28"/>
+          <w:szCs w:val="28"/>
+        </w:rPr>
+        <w:t>BSc.</w:t>
+      </w:r>
+      <w:r>
+        <w:rPr>
+          <w:rFonts w:ascii="Times New Roman" w:hAnsi="Times New Roman" w:cs="Times New Roman"/>
+          <w:b/>
+          <w:bCs/>
+          <w:sz w:val="28"/>
+          <w:szCs w:val="28"/>
+        </w:rPr>
+        <w:t xml:space="preserve"> </w:t>
+      </w:r>
+      <w:r>
+        <w:rPr>
+          <w:rFonts w:ascii="Times New Roman" w:hAnsi="Times New Roman" w:cs="Times New Roman"/>
+          <w:b/>
+          <w:bCs/>
+          <w:sz w:val="28"/>
+          <w:szCs w:val="28"/>
+        </w:rPr>
+        <w:t>CSIT Program</w:t>
+      </w:r>
+    </w:p>
+    <w:p>
+      <w:pPr>
+        <w:jc w:val="center"/>
+        <w:rPr>
+          <w:rFonts w:ascii="Times New Roman" w:hAnsi="Times New Roman" w:cs="Times New Roman"/>
+          <w:b/>
+          <w:bCs/>
+          <w:sz w:val="28"/>
+          <w:szCs w:val="28"/>
+        </w:rPr>
+      </w:pPr>
+    </w:p>
+    <w:p>
+      <w:pPr>
+        <w:jc w:val="center"/>
+        <w:rPr>
+          <w:rFonts w:ascii="Times New Roman" w:hAnsi="Times New Roman" w:cs="Times New Roman"/>
+          <w:b/>
+          <w:bCs/>
+          <w:sz w:val="28"/>
+          <w:szCs w:val="28"/>
+        </w:rPr>
+      </w:pPr>
+    </w:p>
+    <w:p>
+      <w:pPr>
+        <w:spacing w:line="360" w:lineRule="auto"/>
+        <w:jc w:val="center"/>
+        <w:rPr>
+          <w:rFonts w:ascii="Times New Roman" w:hAnsi="Times New Roman" w:cs="Times New Roman"/>
           <w:sz w:val="36"/>
           <w:szCs w:val="36"/>
         </w:rPr>
@@ -204,7 +224,27 @@
           <w:sz w:val="36"/>
           <w:szCs w:val="36"/>
         </w:rPr>
-        <w:t>PRACTICAL REPORT</w:t>
+        <w:t xml:space="preserve">Lab </w:t>
+      </w:r>
+      <w:r>
+        <w:rPr>
+          <w:rFonts w:ascii="Times New Roman" w:hAnsi="Times New Roman" w:cs="Times New Roman"/>
+          <w:b/>
+          <w:bCs/>
+          <w:sz w:val="36"/>
+          <w:szCs w:val="36"/>
+        </w:rPr>
+        <w:t>R</w:t>
+      </w:r>
+      <w:r>
+        <w:rPr>
+          <w:rFonts w:ascii="Times New Roman" w:hAnsi="Times New Roman" w:cs="Times New Roman"/>
+          <w:b/>
+          <w:bCs/>
+          <w:sz w:val="36"/>
+          <w:szCs w:val="36"/>
+        </w:rPr>
+        <w:t>eport</w:t>
       </w:r>
     </w:p>
     <w:p>
@@ -223,7 +263,23 @@
           <w:sz w:val="32"/>
           <w:szCs w:val="32"/>
         </w:rPr>
-        <w:t>()</w:t>
+        <w:t>(</w:t>
+      </w:r>
+      <w:r>
+        <w:rPr>
+          <w:rFonts w:ascii="Times New Roman" w:hAnsi="Times New Roman" w:cs="Times New Roman"/>
+          <w:sz w:val="32"/>
+          <w:szCs w:val="32"/>
+        </w:rPr>
+        <w:t>Software Engineering</w:t>
+      </w:r>
+      <w:r>
+        <w:rPr>
+          <w:rFonts w:ascii="Times New Roman" w:hAnsi="Times New Roman" w:cs="Times New Roman"/>
+          <w:sz w:val="32"/>
+          <w:szCs w:val="32"/>
+        </w:rPr>
+        <w:t>)</w:t>
       </w:r>
     </w:p>
     <w:p>
@@ -246,9 +302,9 @@
         <mc:AlternateContent>
           <mc:Choice Requires="wpg">
             <w:drawing>
-              <wp:inline distT="0" distB="0" distL="114300" distR="114300" wp14:anchorId="14F76C33" wp14:editId="72FE9221">
+              <wp:inline distT="0" distB="0" distL="114300" distR="114300" wp14:anchorId="14F76C33" wp14:editId="5A4C71B0">
                 <wp:extent cx="767715" cy="1493520"/>
-                <wp:effectExtent l="15875" t="15875" r="16510" b="33655"/>
+                <wp:effectExtent l="12700" t="12700" r="32385" b="30480"/>
                 <wp:docPr id="2" name="Group 2"/>
                 <wp:cNvGraphicFramePr/>
                 <a:graphic xmlns:a="http://schemas.openxmlformats.org/drawingml/2006/main">
@@ -371,29 +427,18 @@
               </wp:inline>
             </w:drawing>
           </mc:Choice>
-          <mc:Fallback xmlns:wpsCustomData="http://www.wps.cn/officeDocument/2013/wpsCustomData">
+          <mc:Fallback>
             <w:pict>
-              <v:group id="_x0000_s1026" o:spid="_x0000_s1026" o:spt="203" style="height:117.6pt;width:60.45pt;" coordorigin="8641,3937" coordsize="1209,3390" o:gfxdata="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">
-                <o:lock v:ext="edit" aspectratio="f"/>
-                <v:line id="_x0000_s1026" o:spid="_x0000_s1026" o:spt="20" style="position:absolute;left:9227;top:3937;flip:x;height:3391;width:37;" filled="f" stroked="t" coordsize="21600,21600" o:gfxdata="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">
-                  <v:fill on="f" focussize="0,0"/>
-                  <v:stroke weight="2.5pt" color="#000000" joinstyle="round" endcap="round"/>
-                  <v:imagedata o:title=""/>
-                  <o:lock v:ext="edit" aspectratio="f"/>
+              <v:group w14:anchorId="21F2F6E7" id="Group 2" o:spid="_x0000_s1026" style="width:60.45pt;height:117.6pt;mso-position-horizontal-relative:char;mso-position-vertical-relative:line" coordorigin="8641,3937" coordsize="1209,3390" o:gfxdata="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">
+                <v:line id="Straight Connector 1" o:spid="_x0000_s1027" style="position:absolute;flip:x;visibility:visible;mso-wrap-style:square" from="9227,3937" to="9264,7328" o:connectortype="straight" o:gfxdata="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" strokeweight="2.5pt">
+                  <v:stroke endcap="round"/>
                 </v:line>
-                <v:line id="_x0000_s1026" o:spid="_x0000_s1026" o:spt="20" style="position:absolute;left:8641;top:4425;height:2415;width:30;" filled="f" stroked="t" coordsize="21600,21600" o:gfxdata="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">
-                  <v:fill on="f" focussize="0,0"/>
-                  <v:stroke weight="2.5pt" color="#000000" joinstyle="round" endcap="round"/>
-                  <v:imagedata o:title=""/>
-                  <o:lock v:ext="edit" aspectratio="f"/>
+                <v:line id="Straight Connector 3" o:spid="_x0000_s1028" style="position:absolute;visibility:visible;mso-wrap-style:square" from="8641,4425" to="8671,6840" o:connectortype="straight" o:gfxdata="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" strokeweight="2.5pt">
+                  <v:stroke endcap="round"/>
                 </v:line>
-                <v:line id="_x0000_s1026" o:spid="_x0000_s1026" o:spt="20" style="position:absolute;left:9820;top:4425;height:2415;width:30;" filled="f" stroked="t" coordsize="21600,21600" o:gfxdata="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">
-                  <v:fill on="f" focussize="0,0"/>
-                  <v:stroke weight="2.5pt" color="#000000" joinstyle="round" endcap="round"/>
-                  <v:imagedata o:title=""/>
-                  <o:lock v:ext="edit" aspectratio="f"/>
+                <v:line id="Straight Connector 5" o:spid="_x0000_s1029" style="position:absolute;visibility:visible;mso-wrap-style:square" from="9820,4425" to="9850,6840" o:connectortype="straight" o:gfxdata="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" strokeweight="2.5pt">
+                  <v:stroke endcap="round"/>
                 </v:line>
-                <w10:wrap type="none"/>
                 <w10:anchorlock/>
               </v:group>
             </w:pict>
@@ -459,7 +504,40 @@
           <w:szCs w:val="32"/>
           <w:lang w:val="en-US" w:eastAsia="zh-CN" w:bidi="ar"/>
         </w:rPr>
-        <w:t>Mr.</w:t>
+        <w:t>Mr</w:t>
+      </w:r>
+      <w:r>
+        <w:rPr>
+          <w:rFonts w:ascii="Times New Roman" w:eastAsia="SimSun" w:hAnsi="Times New Roman"/>
+          <w:b/>
+          <w:bCs/>
+          <w:sz w:val="32"/>
+          <w:szCs w:val="32"/>
+          <w:lang w:val="en-US" w:eastAsia="zh-CN" w:bidi="ar"/>
+        </w:rPr>
+        <w:t>s</w:t>
+      </w:r>
+      <w:r>
+        <w:rPr>
+          <w:rFonts w:ascii="Times New Roman" w:eastAsia="SimSun" w:hAnsi="Times New Roman"/>
+          <w:b/>
+          <w:bCs/>
+          <w:sz w:val="32"/>
+          <w:szCs w:val="32"/>
+          <w:lang w:val="en-US" w:eastAsia="zh-CN" w:bidi="ar"/>
+        </w:rPr>
+        <w:t>.</w:t>
+      </w:r>
+      <w:r>
+        <w:rPr>
+          <w:rFonts w:ascii="Times New Roman" w:eastAsia="SimSun" w:hAnsi="Times New Roman"/>
+          <w:b/>
+          <w:bCs/>
+          <w:sz w:val="32"/>
+          <w:szCs w:val="32"/>
+          <w:lang w:val="en-US" w:eastAsia="zh-CN" w:bidi="ar"/>
+        </w:rPr>
+        <w:t xml:space="preserve"> Nilam Thapa</w:t>
       </w:r>
       <w:r>
         <w:rPr>
@@ -895,19 +973,6 @@
     </w:tbl>
     <w:p>
       <w:pPr>
-        <w:jc w:val="center"/>
-        <w:rPr>
-          <w:rFonts w:ascii="Times New Roman" w:hAnsi="Times New Roman" w:cs="Times New Roman"/>
-          <w:b/>
-          <w:bCs/>
-          <w:sz w:val="32"/>
-          <w:szCs w:val="32"/>
-        </w:rPr>
-      </w:pPr>
-    </w:p>
-    <w:p>
-      <w:pPr>
-        <w:jc w:val="center"/>
         <w:rPr>
           <w:rFonts w:ascii="Times New Roman" w:hAnsi="Times New Roman" w:cs="Times New Roman"/>
           <w:b/>
@@ -925,7 +990,6 @@
     </w:p>
     <w:p>
       <w:pPr>
-        <w:jc w:val="center"/>
         <w:rPr>
           <w:rFonts w:ascii="Times New Roman" w:hAnsi="Times New Roman" w:cs="Times New Roman"/>
           <w:b/>

--- a/front page.docx
+++ b/front page.docx
@@ -224,27 +224,7 @@
           <w:sz w:val="36"/>
           <w:szCs w:val="36"/>
         </w:rPr>
-        <w:t xml:space="preserve">Lab </w:t>
-      </w:r>
-      <w:r>
-        <w:rPr>
-          <w:rFonts w:ascii="Times New Roman" w:hAnsi="Times New Roman" w:cs="Times New Roman"/>
-          <w:b/>
-          <w:bCs/>
-          <w:sz w:val="36"/>
-          <w:szCs w:val="36"/>
-        </w:rPr>
-        <w:t>R</w:t>
-      </w:r>
-      <w:r>
-        <w:rPr>
-          <w:rFonts w:ascii="Times New Roman" w:hAnsi="Times New Roman" w:cs="Times New Roman"/>
-          <w:b/>
-          <w:bCs/>
-          <w:sz w:val="36"/>
-          <w:szCs w:val="36"/>
-        </w:rPr>
-        <w:t>eport</w:t>
+        <w:t>Lab Report</w:t>
       </w:r>
     </w:p>
     <w:p>
@@ -1029,7 +1009,15 @@
           <w:sz w:val="32"/>
           <w:szCs w:val="32"/>
         </w:rPr>
-        <w:t xml:space="preserve"> Year / 5</w:t>
+        <w:t xml:space="preserve"> Year / </w:t>
+      </w:r>
+      <w:r>
+        <w:rPr>
+          <w:rFonts w:ascii="Times New Roman" w:hAnsi="Times New Roman" w:cs="Times New Roman"/>
+          <w:sz w:val="32"/>
+          <w:szCs w:val="32"/>
+        </w:rPr>
+        <w:t>6</w:t>
       </w:r>
       <w:r>
         <w:rPr>
